--- a/Documentation Capteur Particules/Documentation Unihiker.docx
+++ b/Documentation Capteur Particules/Documentation Unihiker.docx
@@ -4,27 +4,43 @@
   <w:body>
     <w:p>
       <w:pPr>
+        <w:pStyle w:val="827"/>
         <w:pBdr/>
         <w:spacing/>
         <w:ind/>
         <w:jc w:val="center"/>
         <w:rPr>
-          <w:sz w:val="32"/>
-          <w:szCs w:val="32"/>
+          <w:b/>
+          <w:bCs/>
+          <w:sz w:val="52"/>
+          <w:szCs w:val="52"/>
           <w:highlight w:val="none"/>
         </w:rPr>
       </w:pPr>
       <w:r>
         <w:rPr>
-          <w:sz w:val="32"/>
-          <w:szCs w:val="32"/>
+          <w:b/>
+          <w:bCs/>
+          <w:sz w:val="52"/>
+          <w:szCs w:val="52"/>
         </w:rPr>
         <w:t xml:space="preserve">Documentation carte Unihiker</w:t>
       </w:r>
       <w:r>
         <w:rPr>
-          <w:sz w:val="32"/>
-          <w:szCs w:val="32"/>
+          <w:b/>
+          <w:bCs/>
+          <w:sz w:val="52"/>
+          <w:szCs w:val="52"/>
+        </w:rPr>
+      </w:r>
+      <w:r>
+        <w:rPr>
+          <w:b/>
+          <w:bCs/>
+          <w:sz w:val="52"/>
+          <w:szCs w:val="52"/>
+          <w:highlight w:val="none"/>
         </w:rPr>
       </w:r>
     </w:p>
@@ -68,257 +84,6 @@
           <w:sz w:val="24"/>
           <w:szCs w:val="24"/>
           <w:highlight w:val="none"/>
-        </w:rPr>
-      </w:pPr>
-      <w:r>
-        <w:rPr>
-          <w:sz w:val="24"/>
-          <w:szCs w:val="24"/>
-          <w:highlight w:val="none"/>
-        </w:rPr>
-        <w:t xml:space="preserve">Liens des différentes documentations :</w:t>
-      </w:r>
-      <w:r>
-        <w:rPr>
-          <w:sz w:val="22"/>
-          <w:szCs w:val="22"/>
-        </w:rPr>
-      </w:r>
-    </w:p>
-    <w:p>
-      <w:pPr>
-        <w:pBdr/>
-        <w:spacing/>
-        <w:ind/>
-        <w:jc w:val="left"/>
-        <w:rPr>
-          <w:sz w:val="22"/>
-          <w:szCs w:val="22"/>
-          <w:highlight w:val="none"/>
-        </w:rPr>
-      </w:pPr>
-      <w:r>
-        <w:rPr>
-          <w:sz w:val="24"/>
-          <w:szCs w:val="24"/>
-          <w:highlight w:val="none"/>
-        </w:rPr>
-        <w:t xml:space="preserve">Prise en main de la carte Unihiker : </w:t>
-      </w:r>
-      <w:r>
-        <w:rPr>
-          <w:sz w:val="24"/>
-          <w:szCs w:val="24"/>
-          <w:highlight w:val="none"/>
-        </w:rPr>
-      </w:r>
-      <w:hyperlink r:id="rId8" w:tooltip="https://www.unihiker.com/wiki/" w:history="1">
-        <w:r>
-          <w:rPr>
-            <w:rStyle w:val="187"/>
-            <w:sz w:val="24"/>
-            <w:szCs w:val="24"/>
-            <w:highlight w:val="none"/>
-          </w:rPr>
-          <w:t xml:space="preserve">https://www.unihiker.com/wiki/</w:t>
-        </w:r>
-        <w:r>
-          <w:rPr>
-            <w:rStyle w:val="187"/>
-            <w:sz w:val="24"/>
-            <w:szCs w:val="24"/>
-            <w:highlight w:val="none"/>
-          </w:rPr>
-        </w:r>
-        <w:r>
-          <w:rPr>
-            <w:rStyle w:val="187"/>
-            <w:sz w:val="24"/>
-            <w:szCs w:val="24"/>
-            <w:highlight w:val="none"/>
-          </w:rPr>
-        </w:r>
-        <w:r>
-          <w:rPr>
-            <w:rStyle w:val="187"/>
-            <w:sz w:val="22"/>
-            <w:szCs w:val="22"/>
-          </w:rPr>
-        </w:r>
-      </w:hyperlink>
-      <w:r>
-        <w:rPr>
-          <w:sz w:val="22"/>
-          <w:szCs w:val="22"/>
-        </w:rPr>
-      </w:r>
-      <w:r>
-        <w:rPr>
-          <w:sz w:val="24"/>
-          <w:szCs w:val="24"/>
-          <w:highlight w:val="none"/>
-        </w:rPr>
-      </w:r>
-    </w:p>
-    <w:p>
-      <w:pPr>
-        <w:pBdr/>
-        <w:spacing/>
-        <w:ind/>
-        <w:jc w:val="left"/>
-        <w:rPr>
-          <w:sz w:val="22"/>
-          <w:szCs w:val="22"/>
-          <w:highlight w:val="none"/>
-        </w:rPr>
-      </w:pPr>
-      <w:r>
-        <w:rPr>
-          <w:sz w:val="22"/>
-          <w:szCs w:val="22"/>
-          <w:highlight w:val="none"/>
-        </w:rPr>
-        <w:t xml:space="preserve">Connexion à la carte : </w:t>
-      </w:r>
-      <w:r>
-        <w:rPr>
-          <w:sz w:val="22"/>
-          <w:szCs w:val="22"/>
-          <w:highlight w:val="none"/>
-        </w:rPr>
-      </w:r>
-      <w:hyperlink r:id="rId9" w:tooltip="https://www.unihiker.com/wiki/SystemAndConfiguration/system_and_configuration_multi_connection_methods/" w:history="1">
-        <w:r>
-          <w:rPr>
-            <w:rStyle w:val="187"/>
-            <w:sz w:val="22"/>
-            <w:szCs w:val="22"/>
-            <w:highlight w:val="none"/>
-          </w:rPr>
-          <w:t xml:space="preserve">https://www.unihiker.com/wiki/SystemAndConfiguration/system_and_configuration_multi_connection_methods/</w:t>
-        </w:r>
-        <w:r>
-          <w:rPr>
-            <w:rStyle w:val="187"/>
-            <w:sz w:val="22"/>
-            <w:szCs w:val="22"/>
-            <w:highlight w:val="none"/>
-          </w:rPr>
-        </w:r>
-        <w:r>
-          <w:rPr>
-            <w:rStyle w:val="187"/>
-            <w:sz w:val="24"/>
-            <w:szCs w:val="24"/>
-            <w:highlight w:val="none"/>
-          </w:rPr>
-        </w:r>
-      </w:hyperlink>
-      <w:r>
-        <w:rPr>
-          <w:sz w:val="24"/>
-          <w:szCs w:val="24"/>
-          <w:highlight w:val="none"/>
-        </w:rPr>
-      </w:r>
-      <w:r>
-        <w:rPr>
-          <w:sz w:val="22"/>
-          <w:szCs w:val="22"/>
-          <w:highlight w:val="none"/>
-        </w:rPr>
-      </w:r>
-      <w:r>
-        <w:rPr>
-          <w:sz w:val="22"/>
-          <w:szCs w:val="22"/>
-          <w:highlight w:val="none"/>
-        </w:rPr>
-      </w:r>
-      <w:r>
-        <w:rPr>
-          <w:sz w:val="22"/>
-          <w:szCs w:val="22"/>
-          <w:highlight w:val="none"/>
-        </w:rPr>
-      </w:r>
-      <w:r>
-        <w:rPr>
-          <w:sz w:val="22"/>
-          <w:szCs w:val="22"/>
-          <w:highlight w:val="none"/>
-        </w:rPr>
-      </w:r>
-    </w:p>
-    <w:p>
-      <w:pPr>
-        <w:pBdr/>
-        <w:spacing/>
-        <w:ind/>
-        <w:jc w:val="left"/>
-        <w:rPr>
-          <w:sz w:val="24"/>
-          <w:szCs w:val="24"/>
-          <w:highlight w:val="none"/>
-        </w:rPr>
-      </w:pPr>
-      <w:r>
-        <w:rPr>
-          <w:sz w:val="24"/>
-          <w:szCs w:val="24"/>
-          <w:highlight w:val="none"/>
-        </w:rPr>
-        <w:t xml:space="preserve">Interface IHM Kivy : </w:t>
-      </w:r>
-      <w:r>
-        <w:rPr>
-          <w:sz w:val="24"/>
-          <w:szCs w:val="24"/>
-          <w:highlight w:val="none"/>
-        </w:rPr>
-      </w:r>
-      <w:hyperlink r:id="rId10" w:tooltip="https://kivy.org/doc/stable/gettingstarted/first_app.html" w:history="1">
-        <w:r>
-          <w:rPr>
-            <w:rStyle w:val="187"/>
-            <w:sz w:val="24"/>
-            <w:szCs w:val="24"/>
-            <w:highlight w:val="none"/>
-          </w:rPr>
-          <w:t xml:space="preserve">https://kivy.org/doc/stable/gettingstarted/first_app.html</w:t>
-        </w:r>
-        <w:r>
-          <w:rPr>
-            <w:rStyle w:val="187"/>
-            <w:sz w:val="24"/>
-            <w:szCs w:val="24"/>
-            <w:highlight w:val="none"/>
-          </w:rPr>
-        </w:r>
-        <w:r>
-          <w:rPr>
-            <w:rStyle w:val="187"/>
-            <w:sz w:val="22"/>
-            <w:szCs w:val="22"/>
-          </w:rPr>
-        </w:r>
-      </w:hyperlink>
-      <w:r>
-        <w:rPr>
-          <w:sz w:val="22"/>
-          <w:szCs w:val="22"/>
-        </w:rPr>
-      </w:r>
-    </w:p>
-    <w:p>
-      <w:pPr>
-        <w:pBdr/>
-        <w:spacing/>
-        <w:ind/>
-        <w:jc w:val="left"/>
-        <w:rPr>
-          <w:sz w:val="22"/>
-          <w:szCs w:val="22"/>
         </w:rPr>
       </w:pPr>
       <w:r>
@@ -343,6 +108,2664 @@
         </w:rPr>
       </w:r>
     </w:p>
+    <w:p>
+      <w:pPr>
+        <w:pBdr/>
+        <w:spacing/>
+        <w:ind/>
+        <w:jc w:val="left"/>
+        <w:rPr>
+          <w:sz w:val="24"/>
+          <w:szCs w:val="24"/>
+          <w:highlight w:val="none"/>
+        </w:rPr>
+      </w:pPr>
+      <w:r>
+        <w:rPr>
+          <w:sz w:val="24"/>
+          <w:szCs w:val="24"/>
+          <w:highlight w:val="none"/>
+        </w:rPr>
+      </w:r>
+      <w:r>
+        <w:rPr>
+          <w:sz w:val="24"/>
+          <w:szCs w:val="24"/>
+          <w:highlight w:val="none"/>
+        </w:rPr>
+      </w:r>
+      <w:r>
+        <w:rPr>
+          <w:sz w:val="24"/>
+          <w:szCs w:val="24"/>
+          <w:highlight w:val="none"/>
+        </w:rPr>
+      </w:r>
+    </w:p>
+    <w:p>
+      <w:pPr>
+        <w:pBdr/>
+        <w:spacing/>
+        <w:ind/>
+        <w:jc w:val="left"/>
+        <w:rPr>
+          <w:sz w:val="24"/>
+          <w:szCs w:val="24"/>
+          <w:highlight w:val="none"/>
+        </w:rPr>
+      </w:pPr>
+      <w:r>
+        <w:rPr>
+          <w:sz w:val="24"/>
+          <w:szCs w:val="24"/>
+          <w:highlight w:val="none"/>
+        </w:rPr>
+      </w:r>
+      <w:r>
+        <w:rPr>
+          <w:sz w:val="24"/>
+          <w:szCs w:val="24"/>
+          <w:highlight w:val="none"/>
+        </w:rPr>
+      </w:r>
+      <w:r>
+        <w:rPr>
+          <w:sz w:val="24"/>
+          <w:szCs w:val="24"/>
+          <w:highlight w:val="none"/>
+        </w:rPr>
+      </w:r>
+    </w:p>
+    <w:p>
+      <w:pPr>
+        <w:pBdr/>
+        <w:spacing/>
+        <w:ind/>
+        <w:jc w:val="left"/>
+        <w:rPr>
+          <w:sz w:val="24"/>
+          <w:szCs w:val="24"/>
+          <w:highlight w:val="none"/>
+        </w:rPr>
+      </w:pPr>
+      <w:r>
+        <w:rPr>
+          <w:sz w:val="24"/>
+          <w:szCs w:val="24"/>
+          <w:highlight w:val="none"/>
+        </w:rPr>
+      </w:r>
+      <w:r>
+        <w:rPr>
+          <w:sz w:val="24"/>
+          <w:szCs w:val="24"/>
+          <w:highlight w:val="none"/>
+        </w:rPr>
+      </w:r>
+      <w:r>
+        <w:rPr>
+          <w:sz w:val="24"/>
+          <w:szCs w:val="24"/>
+          <w:highlight w:val="none"/>
+        </w:rPr>
+      </w:r>
+    </w:p>
+    <w:p>
+      <w:pPr>
+        <w:pBdr/>
+        <w:spacing/>
+        <w:ind/>
+        <w:jc w:val="left"/>
+        <w:rPr>
+          <w:sz w:val="24"/>
+          <w:szCs w:val="24"/>
+          <w:highlight w:val="none"/>
+        </w:rPr>
+      </w:pPr>
+      <w:r>
+        <w:rPr>
+          <w:sz w:val="24"/>
+          <w:szCs w:val="24"/>
+          <w:highlight w:val="none"/>
+        </w:rPr>
+      </w:r>
+      <w:r>
+        <w:rPr>
+          <w:sz w:val="24"/>
+          <w:szCs w:val="24"/>
+          <w:highlight w:val="none"/>
+        </w:rPr>
+      </w:r>
+      <w:r>
+        <w:rPr>
+          <w:sz w:val="24"/>
+          <w:szCs w:val="24"/>
+          <w:highlight w:val="none"/>
+        </w:rPr>
+      </w:r>
+    </w:p>
+    <w:p>
+      <w:pPr>
+        <w:pBdr/>
+        <w:spacing/>
+        <w:ind/>
+        <w:jc w:val="left"/>
+        <w:rPr>
+          <w:sz w:val="24"/>
+          <w:szCs w:val="24"/>
+          <w:highlight w:val="none"/>
+        </w:rPr>
+      </w:pPr>
+      <w:r>
+        <w:rPr>
+          <w:sz w:val="24"/>
+          <w:szCs w:val="24"/>
+          <w:highlight w:val="none"/>
+        </w:rPr>
+      </w:r>
+      <w:r>
+        <w:rPr>
+          <w:sz w:val="24"/>
+          <w:szCs w:val="24"/>
+          <w:highlight w:val="none"/>
+        </w:rPr>
+      </w:r>
+      <w:r>
+        <w:rPr>
+          <w:sz w:val="24"/>
+          <w:szCs w:val="24"/>
+          <w:highlight w:val="none"/>
+        </w:rPr>
+      </w:r>
+    </w:p>
+    <w:p>
+      <w:pPr>
+        <w:pBdr/>
+        <w:spacing/>
+        <w:ind/>
+        <w:jc w:val="left"/>
+        <w:rPr>
+          <w:sz w:val="24"/>
+          <w:szCs w:val="24"/>
+          <w:highlight w:val="none"/>
+        </w:rPr>
+      </w:pPr>
+      <w:r>
+        <w:rPr>
+          <w:sz w:val="24"/>
+          <w:szCs w:val="24"/>
+          <w:highlight w:val="none"/>
+        </w:rPr>
+      </w:r>
+      <w:r>
+        <w:rPr>
+          <w:sz w:val="24"/>
+          <w:szCs w:val="24"/>
+          <w:highlight w:val="none"/>
+        </w:rPr>
+      </w:r>
+      <w:r>
+        <w:rPr>
+          <w:sz w:val="24"/>
+          <w:szCs w:val="24"/>
+          <w:highlight w:val="none"/>
+        </w:rPr>
+      </w:r>
+    </w:p>
+    <w:p>
+      <w:pPr>
+        <w:pBdr/>
+        <w:spacing/>
+        <w:ind/>
+        <w:jc w:val="left"/>
+        <w:rPr>
+          <w:sz w:val="24"/>
+          <w:szCs w:val="24"/>
+          <w:highlight w:val="none"/>
+        </w:rPr>
+      </w:pPr>
+      <w:r>
+        <w:rPr>
+          <w:sz w:val="24"/>
+          <w:szCs w:val="24"/>
+          <w:highlight w:val="none"/>
+        </w:rPr>
+      </w:r>
+      <w:r>
+        <w:rPr>
+          <w:sz w:val="24"/>
+          <w:szCs w:val="24"/>
+          <w:highlight w:val="none"/>
+        </w:rPr>
+      </w:r>
+      <w:r>
+        <w:rPr>
+          <w:sz w:val="24"/>
+          <w:szCs w:val="24"/>
+          <w:highlight w:val="none"/>
+        </w:rPr>
+      </w:r>
+    </w:p>
+    <w:p>
+      <w:pPr>
+        <w:pBdr/>
+        <w:spacing/>
+        <w:ind/>
+        <w:jc w:val="left"/>
+        <w:rPr>
+          <w:sz w:val="24"/>
+          <w:szCs w:val="24"/>
+          <w:highlight w:val="none"/>
+        </w:rPr>
+      </w:pPr>
+      <w:r>
+        <w:rPr>
+          <w:sz w:val="24"/>
+          <w:szCs w:val="24"/>
+          <w:highlight w:val="none"/>
+        </w:rPr>
+      </w:r>
+      <w:r>
+        <w:rPr>
+          <w:sz w:val="24"/>
+          <w:szCs w:val="24"/>
+          <w:highlight w:val="none"/>
+        </w:rPr>
+      </w:r>
+      <w:r>
+        <w:rPr>
+          <w:sz w:val="24"/>
+          <w:szCs w:val="24"/>
+          <w:highlight w:val="none"/>
+        </w:rPr>
+      </w:r>
+    </w:p>
+    <w:p>
+      <w:pPr>
+        <w:pBdr/>
+        <w:spacing/>
+        <w:ind/>
+        <w:jc w:val="left"/>
+        <w:rPr>
+          <w:sz w:val="24"/>
+          <w:szCs w:val="24"/>
+          <w:highlight w:val="none"/>
+        </w:rPr>
+      </w:pPr>
+      <w:r>
+        <w:rPr>
+          <w:sz w:val="24"/>
+          <w:szCs w:val="24"/>
+          <w:highlight w:val="none"/>
+        </w:rPr>
+      </w:r>
+      <w:r>
+        <w:rPr>
+          <w:sz w:val="24"/>
+          <w:szCs w:val="24"/>
+          <w:highlight w:val="none"/>
+        </w:rPr>
+      </w:r>
+      <w:r>
+        <w:rPr>
+          <w:sz w:val="24"/>
+          <w:szCs w:val="24"/>
+          <w:highlight w:val="none"/>
+        </w:rPr>
+      </w:r>
+    </w:p>
+    <w:p>
+      <w:pPr>
+        <w:pBdr/>
+        <w:spacing/>
+        <w:ind/>
+        <w:jc w:val="left"/>
+        <w:rPr>
+          <w:sz w:val="24"/>
+          <w:szCs w:val="24"/>
+          <w:highlight w:val="none"/>
+        </w:rPr>
+      </w:pPr>
+      <w:r>
+        <w:rPr>
+          <w:sz w:val="24"/>
+          <w:szCs w:val="24"/>
+          <w:highlight w:val="none"/>
+        </w:rPr>
+      </w:r>
+      <w:r>
+        <w:rPr>
+          <w:sz w:val="24"/>
+          <w:szCs w:val="24"/>
+          <w:highlight w:val="none"/>
+        </w:rPr>
+      </w:r>
+      <w:r>
+        <w:rPr>
+          <w:sz w:val="24"/>
+          <w:szCs w:val="24"/>
+          <w:highlight w:val="none"/>
+        </w:rPr>
+      </w:r>
+    </w:p>
+    <w:p>
+      <w:pPr>
+        <w:pBdr/>
+        <w:spacing/>
+        <w:ind/>
+        <w:jc w:val="left"/>
+        <w:rPr>
+          <w:sz w:val="24"/>
+          <w:szCs w:val="24"/>
+          <w:highlight w:val="none"/>
+        </w:rPr>
+      </w:pPr>
+      <w:r>
+        <w:rPr>
+          <w:sz w:val="24"/>
+          <w:szCs w:val="24"/>
+          <w:highlight w:val="none"/>
+        </w:rPr>
+      </w:r>
+      <w:r>
+        <w:rPr>
+          <w:sz w:val="24"/>
+          <w:szCs w:val="24"/>
+          <w:highlight w:val="none"/>
+        </w:rPr>
+      </w:r>
+      <w:r>
+        <w:rPr>
+          <w:sz w:val="24"/>
+          <w:szCs w:val="24"/>
+          <w:highlight w:val="none"/>
+        </w:rPr>
+      </w:r>
+    </w:p>
+    <w:p>
+      <w:pPr>
+        <w:pBdr/>
+        <w:spacing/>
+        <w:ind/>
+        <w:jc w:val="left"/>
+        <w:rPr>
+          <w:sz w:val="24"/>
+          <w:szCs w:val="24"/>
+          <w:highlight w:val="none"/>
+        </w:rPr>
+      </w:pPr>
+      <w:r>
+        <w:rPr>
+          <w:sz w:val="24"/>
+          <w:szCs w:val="24"/>
+          <w:highlight w:val="none"/>
+        </w:rPr>
+      </w:r>
+      <w:r>
+        <w:rPr>
+          <w:sz w:val="24"/>
+          <w:szCs w:val="24"/>
+          <w:highlight w:val="none"/>
+        </w:rPr>
+      </w:r>
+      <w:r>
+        <w:rPr>
+          <w:sz w:val="24"/>
+          <w:szCs w:val="24"/>
+          <w:highlight w:val="none"/>
+        </w:rPr>
+      </w:r>
+    </w:p>
+    <w:p>
+      <w:pPr>
+        <w:pBdr/>
+        <w:spacing/>
+        <w:ind/>
+        <w:jc w:val="left"/>
+        <w:rPr>
+          <w:sz w:val="24"/>
+          <w:szCs w:val="24"/>
+          <w:highlight w:val="none"/>
+        </w:rPr>
+      </w:pPr>
+      <w:r>
+        <w:rPr>
+          <w:sz w:val="24"/>
+          <w:szCs w:val="24"/>
+          <w:highlight w:val="none"/>
+        </w:rPr>
+      </w:r>
+      <w:r>
+        <w:rPr>
+          <w:sz w:val="24"/>
+          <w:szCs w:val="24"/>
+          <w:highlight w:val="none"/>
+        </w:rPr>
+      </w:r>
+      <w:r>
+        <w:rPr>
+          <w:sz w:val="24"/>
+          <w:szCs w:val="24"/>
+          <w:highlight w:val="none"/>
+        </w:rPr>
+      </w:r>
+    </w:p>
+    <w:p>
+      <w:pPr>
+        <w:pBdr/>
+        <w:spacing/>
+        <w:ind/>
+        <w:jc w:val="left"/>
+        <w:rPr>
+          <w:sz w:val="24"/>
+          <w:szCs w:val="24"/>
+          <w:highlight w:val="none"/>
+        </w:rPr>
+      </w:pPr>
+      <w:r>
+        <w:rPr>
+          <w:sz w:val="24"/>
+          <w:szCs w:val="24"/>
+          <w:highlight w:val="none"/>
+        </w:rPr>
+      </w:r>
+      <w:r>
+        <w:rPr>
+          <w:sz w:val="24"/>
+          <w:szCs w:val="24"/>
+          <w:highlight w:val="none"/>
+        </w:rPr>
+      </w:r>
+      <w:r>
+        <w:rPr>
+          <w:sz w:val="24"/>
+          <w:szCs w:val="24"/>
+          <w:highlight w:val="none"/>
+        </w:rPr>
+      </w:r>
+    </w:p>
+    <w:p>
+      <w:pPr>
+        <w:pBdr/>
+        <w:spacing/>
+        <w:ind/>
+        <w:jc w:val="left"/>
+        <w:rPr>
+          <w:sz w:val="24"/>
+          <w:szCs w:val="24"/>
+          <w:highlight w:val="none"/>
+        </w:rPr>
+      </w:pPr>
+      <w:r>
+        <w:rPr>
+          <w:sz w:val="24"/>
+          <w:szCs w:val="24"/>
+          <w:highlight w:val="none"/>
+        </w:rPr>
+      </w:r>
+      <w:r>
+        <w:rPr>
+          <w:sz w:val="24"/>
+          <w:szCs w:val="24"/>
+          <w:highlight w:val="none"/>
+        </w:rPr>
+      </w:r>
+      <w:r>
+        <w:rPr>
+          <w:sz w:val="24"/>
+          <w:szCs w:val="24"/>
+          <w:highlight w:val="none"/>
+        </w:rPr>
+      </w:r>
+    </w:p>
+    <w:p>
+      <w:pPr>
+        <w:pBdr/>
+        <w:spacing/>
+        <w:ind/>
+        <w:jc w:val="left"/>
+        <w:rPr>
+          <w:sz w:val="24"/>
+          <w:szCs w:val="24"/>
+          <w:highlight w:val="none"/>
+        </w:rPr>
+      </w:pPr>
+      <w:r>
+        <w:rPr>
+          <w:sz w:val="24"/>
+          <w:szCs w:val="24"/>
+          <w:highlight w:val="none"/>
+        </w:rPr>
+      </w:r>
+      <w:r>
+        <w:rPr>
+          <w:sz w:val="24"/>
+          <w:szCs w:val="24"/>
+          <w:highlight w:val="none"/>
+        </w:rPr>
+      </w:r>
+      <w:r>
+        <w:rPr>
+          <w:sz w:val="24"/>
+          <w:szCs w:val="24"/>
+          <w:highlight w:val="none"/>
+        </w:rPr>
+      </w:r>
+    </w:p>
+    <w:p>
+      <w:pPr>
+        <w:pBdr/>
+        <w:spacing/>
+        <w:ind/>
+        <w:jc w:val="left"/>
+        <w:rPr>
+          <w:sz w:val="24"/>
+          <w:szCs w:val="24"/>
+          <w:highlight w:val="none"/>
+        </w:rPr>
+      </w:pPr>
+      <w:r>
+        <w:rPr>
+          <w:sz w:val="24"/>
+          <w:szCs w:val="24"/>
+          <w:highlight w:val="none"/>
+        </w:rPr>
+      </w:r>
+      <w:r>
+        <w:rPr>
+          <w:sz w:val="24"/>
+          <w:szCs w:val="24"/>
+          <w:highlight w:val="none"/>
+        </w:rPr>
+      </w:r>
+      <w:r>
+        <w:rPr>
+          <w:sz w:val="24"/>
+          <w:szCs w:val="24"/>
+          <w:highlight w:val="none"/>
+        </w:rPr>
+      </w:r>
+    </w:p>
+    <w:p>
+      <w:pPr>
+        <w:pBdr/>
+        <w:spacing/>
+        <w:ind/>
+        <w:jc w:val="left"/>
+        <w:rPr>
+          <w:sz w:val="24"/>
+          <w:szCs w:val="24"/>
+          <w:highlight w:val="none"/>
+        </w:rPr>
+      </w:pPr>
+      <w:r>
+        <w:rPr>
+          <w:sz w:val="24"/>
+          <w:szCs w:val="24"/>
+          <w:highlight w:val="none"/>
+        </w:rPr>
+      </w:r>
+      <w:r>
+        <w:rPr>
+          <w:sz w:val="24"/>
+          <w:szCs w:val="24"/>
+          <w:highlight w:val="none"/>
+        </w:rPr>
+      </w:r>
+      <w:r>
+        <w:rPr>
+          <w:sz w:val="24"/>
+          <w:szCs w:val="24"/>
+          <w:highlight w:val="none"/>
+        </w:rPr>
+      </w:r>
+    </w:p>
+    <w:p>
+      <w:pPr>
+        <w:pBdr/>
+        <w:spacing/>
+        <w:ind/>
+        <w:jc w:val="left"/>
+        <w:rPr>
+          <w:sz w:val="24"/>
+          <w:szCs w:val="24"/>
+          <w:highlight w:val="none"/>
+        </w:rPr>
+      </w:pPr>
+      <w:r>
+        <w:rPr>
+          <w:sz w:val="24"/>
+          <w:szCs w:val="24"/>
+          <w:highlight w:val="none"/>
+        </w:rPr>
+      </w:r>
+      <w:r>
+        <w:rPr>
+          <w:sz w:val="24"/>
+          <w:szCs w:val="24"/>
+          <w:highlight w:val="none"/>
+        </w:rPr>
+      </w:r>
+      <w:r>
+        <w:rPr>
+          <w:sz w:val="24"/>
+          <w:szCs w:val="24"/>
+          <w:highlight w:val="none"/>
+        </w:rPr>
+      </w:r>
+    </w:p>
+    <w:p>
+      <w:pPr>
+        <w:pBdr/>
+        <w:spacing/>
+        <w:ind/>
+        <w:jc w:val="left"/>
+        <w:rPr>
+          <w:sz w:val="24"/>
+          <w:szCs w:val="24"/>
+          <w:highlight w:val="none"/>
+        </w:rPr>
+      </w:pPr>
+      <w:r>
+        <w:rPr>
+          <w:sz w:val="24"/>
+          <w:szCs w:val="24"/>
+          <w:highlight w:val="none"/>
+        </w:rPr>
+      </w:r>
+      <w:r>
+        <w:rPr>
+          <w:sz w:val="24"/>
+          <w:szCs w:val="24"/>
+          <w:highlight w:val="none"/>
+        </w:rPr>
+      </w:r>
+      <w:r>
+        <w:rPr>
+          <w:sz w:val="24"/>
+          <w:szCs w:val="24"/>
+          <w:highlight w:val="none"/>
+        </w:rPr>
+      </w:r>
+    </w:p>
+    <w:p>
+      <w:pPr>
+        <w:pBdr/>
+        <w:spacing/>
+        <w:ind/>
+        <w:jc w:val="left"/>
+        <w:rPr>
+          <w:sz w:val="24"/>
+          <w:szCs w:val="24"/>
+          <w:highlight w:val="none"/>
+        </w:rPr>
+      </w:pPr>
+      <w:r>
+        <w:rPr>
+          <w:sz w:val="24"/>
+          <w:szCs w:val="24"/>
+          <w:highlight w:val="none"/>
+        </w:rPr>
+      </w:r>
+      <w:r>
+        <w:rPr>
+          <w:sz w:val="24"/>
+          <w:szCs w:val="24"/>
+          <w:highlight w:val="none"/>
+        </w:rPr>
+      </w:r>
+      <w:r>
+        <w:rPr>
+          <w:sz w:val="24"/>
+          <w:szCs w:val="24"/>
+          <w:highlight w:val="none"/>
+        </w:rPr>
+      </w:r>
+    </w:p>
+    <w:p>
+      <w:pPr>
+        <w:pBdr/>
+        <w:spacing/>
+        <w:ind/>
+        <w:jc w:val="left"/>
+        <w:rPr>
+          <w:sz w:val="24"/>
+          <w:szCs w:val="24"/>
+          <w:highlight w:val="none"/>
+        </w:rPr>
+      </w:pPr>
+      <w:r>
+        <w:rPr>
+          <w:sz w:val="24"/>
+          <w:szCs w:val="24"/>
+          <w:highlight w:val="none"/>
+        </w:rPr>
+      </w:r>
+      <w:r>
+        <w:rPr>
+          <w:sz w:val="24"/>
+          <w:szCs w:val="24"/>
+          <w:highlight w:val="none"/>
+        </w:rPr>
+      </w:r>
+      <w:r>
+        <w:rPr>
+          <w:sz w:val="24"/>
+          <w:szCs w:val="24"/>
+          <w:highlight w:val="none"/>
+        </w:rPr>
+      </w:r>
+    </w:p>
+    <w:p>
+      <w:pPr>
+        <w:pBdr/>
+        <w:spacing/>
+        <w:ind/>
+        <w:jc w:val="left"/>
+        <w:rPr>
+          <w:sz w:val="24"/>
+          <w:szCs w:val="24"/>
+          <w:highlight w:val="none"/>
+        </w:rPr>
+      </w:pPr>
+      <w:r>
+        <w:rPr>
+          <w:sz w:val="24"/>
+          <w:szCs w:val="24"/>
+          <w:highlight w:val="none"/>
+        </w:rPr>
+      </w:r>
+      <w:r>
+        <w:rPr>
+          <w:sz w:val="24"/>
+          <w:szCs w:val="24"/>
+          <w:highlight w:val="none"/>
+        </w:rPr>
+      </w:r>
+      <w:r>
+        <w:rPr>
+          <w:sz w:val="24"/>
+          <w:szCs w:val="24"/>
+          <w:highlight w:val="none"/>
+        </w:rPr>
+      </w:r>
+    </w:p>
+    <w:p>
+      <w:pPr>
+        <w:pBdr/>
+        <w:spacing/>
+        <w:ind/>
+        <w:jc w:val="left"/>
+        <w:rPr>
+          <w:sz w:val="24"/>
+          <w:szCs w:val="24"/>
+          <w:highlight w:val="none"/>
+        </w:rPr>
+      </w:pPr>
+      <w:r>
+        <w:rPr>
+          <w:sz w:val="24"/>
+          <w:szCs w:val="24"/>
+          <w:highlight w:val="none"/>
+        </w:rPr>
+      </w:r>
+      <w:r>
+        <w:rPr>
+          <w:sz w:val="24"/>
+          <w:szCs w:val="24"/>
+          <w:highlight w:val="none"/>
+        </w:rPr>
+      </w:r>
+      <w:r>
+        <w:rPr>
+          <w:sz w:val="24"/>
+          <w:szCs w:val="24"/>
+          <w:highlight w:val="none"/>
+        </w:rPr>
+      </w:r>
+    </w:p>
+    <w:p>
+      <w:pPr>
+        <w:pBdr/>
+        <w:spacing/>
+        <w:ind/>
+        <w:jc w:val="left"/>
+        <w:rPr>
+          <w:sz w:val="24"/>
+          <w:szCs w:val="24"/>
+          <w:highlight w:val="none"/>
+        </w:rPr>
+      </w:pPr>
+      <w:r>
+        <w:rPr>
+          <w:sz w:val="24"/>
+          <w:szCs w:val="24"/>
+          <w:highlight w:val="none"/>
+        </w:rPr>
+      </w:r>
+      <w:r>
+        <w:rPr>
+          <w:sz w:val="24"/>
+          <w:szCs w:val="24"/>
+          <w:highlight w:val="none"/>
+        </w:rPr>
+      </w:r>
+      <w:r>
+        <w:rPr>
+          <w:sz w:val="24"/>
+          <w:szCs w:val="24"/>
+          <w:highlight w:val="none"/>
+        </w:rPr>
+      </w:r>
+    </w:p>
+    <w:p>
+      <w:pPr>
+        <w:pBdr/>
+        <w:spacing/>
+        <w:ind/>
+        <w:jc w:val="left"/>
+        <w:rPr>
+          <w:sz w:val="24"/>
+          <w:szCs w:val="24"/>
+          <w:highlight w:val="none"/>
+        </w:rPr>
+      </w:pPr>
+      <w:r>
+        <w:rPr>
+          <w:sz w:val="24"/>
+          <w:szCs w:val="24"/>
+          <w:highlight w:val="none"/>
+        </w:rPr>
+      </w:r>
+      <w:r>
+        <w:rPr>
+          <w:sz w:val="24"/>
+          <w:szCs w:val="24"/>
+          <w:highlight w:val="none"/>
+        </w:rPr>
+      </w:r>
+      <w:r>
+        <w:rPr>
+          <w:sz w:val="24"/>
+          <w:szCs w:val="24"/>
+          <w:highlight w:val="none"/>
+        </w:rPr>
+      </w:r>
+    </w:p>
+    <w:p>
+      <w:pPr>
+        <w:pBdr/>
+        <w:spacing/>
+        <w:ind/>
+        <w:jc w:val="left"/>
+        <w:rPr>
+          <w:sz w:val="24"/>
+          <w:szCs w:val="24"/>
+          <w:highlight w:val="none"/>
+        </w:rPr>
+      </w:pPr>
+      <w:r>
+        <w:rPr>
+          <w:sz w:val="24"/>
+          <w:szCs w:val="24"/>
+          <w:highlight w:val="none"/>
+        </w:rPr>
+      </w:r>
+      <w:r>
+        <w:rPr>
+          <w:sz w:val="24"/>
+          <w:szCs w:val="24"/>
+          <w:highlight w:val="none"/>
+        </w:rPr>
+      </w:r>
+      <w:r>
+        <w:rPr>
+          <w:sz w:val="24"/>
+          <w:szCs w:val="24"/>
+          <w:highlight w:val="none"/>
+        </w:rPr>
+      </w:r>
+    </w:p>
+    <w:p>
+      <w:pPr>
+        <w:pBdr/>
+        <w:spacing/>
+        <w:ind/>
+        <w:jc w:val="left"/>
+        <w:rPr>
+          <w:sz w:val="24"/>
+          <w:szCs w:val="24"/>
+          <w:highlight w:val="none"/>
+        </w:rPr>
+      </w:pPr>
+      <w:r>
+        <w:rPr>
+          <w:sz w:val="24"/>
+          <w:szCs w:val="24"/>
+          <w:highlight w:val="none"/>
+        </w:rPr>
+      </w:r>
+      <w:r>
+        <w:rPr>
+          <w:sz w:val="24"/>
+          <w:szCs w:val="24"/>
+          <w:highlight w:val="none"/>
+        </w:rPr>
+      </w:r>
+      <w:r>
+        <w:rPr>
+          <w:sz w:val="24"/>
+          <w:szCs w:val="24"/>
+          <w:highlight w:val="none"/>
+        </w:rPr>
+      </w:r>
+    </w:p>
+    <w:p>
+      <w:pPr>
+        <w:pBdr/>
+        <w:spacing/>
+        <w:ind/>
+        <w:jc w:val="left"/>
+        <w:rPr>
+          <w:sz w:val="24"/>
+          <w:szCs w:val="24"/>
+          <w:highlight w:val="none"/>
+        </w:rPr>
+      </w:pPr>
+      <w:r>
+        <w:rPr>
+          <w:sz w:val="24"/>
+          <w:szCs w:val="24"/>
+          <w:highlight w:val="none"/>
+        </w:rPr>
+      </w:r>
+      <w:r>
+        <w:rPr>
+          <w:sz w:val="24"/>
+          <w:szCs w:val="24"/>
+          <w:highlight w:val="none"/>
+        </w:rPr>
+      </w:r>
+      <w:r>
+        <w:rPr>
+          <w:sz w:val="24"/>
+          <w:szCs w:val="24"/>
+          <w:highlight w:val="none"/>
+        </w:rPr>
+      </w:r>
+    </w:p>
+    <w:p>
+      <w:pPr>
+        <w:pBdr/>
+        <w:spacing/>
+        <w:ind/>
+        <w:jc w:val="left"/>
+        <w:rPr>
+          <w:sz w:val="24"/>
+          <w:szCs w:val="24"/>
+          <w:highlight w:val="none"/>
+        </w:rPr>
+      </w:pPr>
+      <w:r>
+        <w:rPr>
+          <w:sz w:val="24"/>
+          <w:szCs w:val="24"/>
+          <w:highlight w:val="none"/>
+        </w:rPr>
+      </w:r>
+      <w:r>
+        <w:rPr>
+          <w:sz w:val="24"/>
+          <w:szCs w:val="24"/>
+          <w:highlight w:val="none"/>
+        </w:rPr>
+      </w:r>
+      <w:r>
+        <w:rPr>
+          <w:sz w:val="24"/>
+          <w:szCs w:val="24"/>
+          <w:highlight w:val="none"/>
+        </w:rPr>
+      </w:r>
+    </w:p>
+    <w:p>
+      <w:pPr>
+        <w:pBdr/>
+        <w:spacing/>
+        <w:ind/>
+        <w:jc w:val="left"/>
+        <w:rPr>
+          <w:sz w:val="24"/>
+          <w:szCs w:val="24"/>
+          <w:highlight w:val="none"/>
+        </w:rPr>
+      </w:pPr>
+      <w:r>
+        <w:rPr>
+          <w:sz w:val="24"/>
+          <w:szCs w:val="24"/>
+          <w:highlight w:val="none"/>
+        </w:rPr>
+      </w:r>
+      <w:r>
+        <w:rPr>
+          <w:sz w:val="24"/>
+          <w:szCs w:val="24"/>
+          <w:highlight w:val="none"/>
+        </w:rPr>
+      </w:r>
+      <w:r>
+        <w:rPr>
+          <w:sz w:val="24"/>
+          <w:szCs w:val="24"/>
+          <w:highlight w:val="none"/>
+        </w:rPr>
+      </w:r>
+    </w:p>
+    <w:p>
+      <w:pPr>
+        <w:pBdr/>
+        <w:spacing/>
+        <w:ind/>
+        <w:jc w:val="left"/>
+        <w:rPr>
+          <w:sz w:val="24"/>
+          <w:szCs w:val="24"/>
+          <w:highlight w:val="none"/>
+        </w:rPr>
+      </w:pPr>
+      <w:r>
+        <w:rPr>
+          <w:sz w:val="24"/>
+          <w:szCs w:val="24"/>
+          <w:highlight w:val="none"/>
+        </w:rPr>
+      </w:r>
+      <w:r>
+        <w:rPr>
+          <w:sz w:val="24"/>
+          <w:szCs w:val="24"/>
+          <w:highlight w:val="none"/>
+        </w:rPr>
+      </w:r>
+      <w:r>
+        <w:rPr>
+          <w:sz w:val="24"/>
+          <w:szCs w:val="24"/>
+          <w:highlight w:val="none"/>
+        </w:rPr>
+      </w:r>
+    </w:p>
+    <w:p>
+      <w:pPr>
+        <w:pBdr/>
+        <w:spacing/>
+        <w:ind/>
+        <w:jc w:val="left"/>
+        <w:rPr>
+          <w:sz w:val="24"/>
+          <w:szCs w:val="24"/>
+          <w:highlight w:val="none"/>
+        </w:rPr>
+      </w:pPr>
+      <w:r>
+        <w:rPr>
+          <w:sz w:val="24"/>
+          <w:szCs w:val="24"/>
+          <w:highlight w:val="none"/>
+        </w:rPr>
+      </w:r>
+      <w:r>
+        <w:rPr>
+          <w:sz w:val="24"/>
+          <w:szCs w:val="24"/>
+          <w:highlight w:val="none"/>
+        </w:rPr>
+      </w:r>
+      <w:r>
+        <w:rPr>
+          <w:sz w:val="24"/>
+          <w:szCs w:val="24"/>
+          <w:highlight w:val="none"/>
+        </w:rPr>
+      </w:r>
+    </w:p>
+    <w:p>
+      <w:pPr>
+        <w:pBdr/>
+        <w:spacing/>
+        <w:ind/>
+        <w:jc w:val="left"/>
+        <w:rPr>
+          <w:sz w:val="24"/>
+          <w:szCs w:val="24"/>
+          <w:highlight w:val="none"/>
+        </w:rPr>
+      </w:pPr>
+      <w:r>
+        <w:rPr>
+          <w:sz w:val="24"/>
+          <w:szCs w:val="24"/>
+          <w:highlight w:val="none"/>
+        </w:rPr>
+      </w:r>
+      <w:r>
+        <w:rPr>
+          <w:sz w:val="24"/>
+          <w:szCs w:val="24"/>
+          <w:highlight w:val="none"/>
+        </w:rPr>
+      </w:r>
+      <w:r>
+        <w:rPr>
+          <w:sz w:val="24"/>
+          <w:szCs w:val="24"/>
+          <w:highlight w:val="none"/>
+        </w:rPr>
+      </w:r>
+    </w:p>
+    <w:p>
+      <w:pPr>
+        <w:pBdr/>
+        <w:spacing/>
+        <w:ind/>
+        <w:jc w:val="left"/>
+        <w:rPr>
+          <w:sz w:val="24"/>
+          <w:szCs w:val="24"/>
+          <w:highlight w:val="none"/>
+        </w:rPr>
+      </w:pPr>
+      <w:r>
+        <w:rPr>
+          <w:sz w:val="24"/>
+          <w:szCs w:val="24"/>
+          <w:highlight w:val="none"/>
+        </w:rPr>
+      </w:r>
+      <w:r>
+        <w:rPr>
+          <w:sz w:val="24"/>
+          <w:szCs w:val="24"/>
+          <w:highlight w:val="none"/>
+        </w:rPr>
+      </w:r>
+      <w:r>
+        <w:rPr>
+          <w:sz w:val="24"/>
+          <w:szCs w:val="24"/>
+          <w:highlight w:val="none"/>
+        </w:rPr>
+      </w:r>
+    </w:p>
+    <w:p>
+      <w:pPr>
+        <w:pBdr/>
+        <w:spacing/>
+        <w:ind/>
+        <w:jc w:val="left"/>
+        <w:rPr>
+          <w:sz w:val="24"/>
+          <w:szCs w:val="24"/>
+          <w:highlight w:val="none"/>
+        </w:rPr>
+      </w:pPr>
+      <w:r>
+        <w:rPr>
+          <w:sz w:val="24"/>
+          <w:szCs w:val="24"/>
+          <w:highlight w:val="none"/>
+        </w:rPr>
+      </w:r>
+      <w:r>
+        <w:rPr>
+          <w:sz w:val="24"/>
+          <w:szCs w:val="24"/>
+          <w:highlight w:val="none"/>
+        </w:rPr>
+      </w:r>
+      <w:r>
+        <w:rPr>
+          <w:sz w:val="24"/>
+          <w:szCs w:val="24"/>
+          <w:highlight w:val="none"/>
+        </w:rPr>
+      </w:r>
+    </w:p>
+    <w:p>
+      <w:pPr>
+        <w:pBdr/>
+        <w:spacing/>
+        <w:ind/>
+        <w:jc w:val="left"/>
+        <w:rPr>
+          <w:sz w:val="24"/>
+          <w:szCs w:val="24"/>
+          <w:highlight w:val="none"/>
+        </w:rPr>
+      </w:pPr>
+      <w:r>
+        <w:rPr>
+          <w:sz w:val="24"/>
+          <w:szCs w:val="24"/>
+          <w:highlight w:val="none"/>
+        </w:rPr>
+      </w:r>
+      <w:r>
+        <w:rPr>
+          <w:sz w:val="24"/>
+          <w:szCs w:val="24"/>
+          <w:highlight w:val="none"/>
+        </w:rPr>
+      </w:r>
+      <w:r>
+        <w:rPr>
+          <w:sz w:val="24"/>
+          <w:szCs w:val="24"/>
+          <w:highlight w:val="none"/>
+        </w:rPr>
+      </w:r>
+    </w:p>
+    <w:p>
+      <w:pPr>
+        <w:pBdr/>
+        <w:spacing/>
+        <w:ind/>
+        <w:jc w:val="left"/>
+        <w:rPr>
+          <w:sz w:val="24"/>
+          <w:szCs w:val="24"/>
+          <w:highlight w:val="none"/>
+        </w:rPr>
+      </w:pPr>
+      <w:r>
+        <w:rPr>
+          <w:sz w:val="24"/>
+          <w:szCs w:val="24"/>
+          <w:highlight w:val="none"/>
+        </w:rPr>
+      </w:r>
+      <w:r>
+        <w:rPr>
+          <w:sz w:val="24"/>
+          <w:szCs w:val="24"/>
+          <w:highlight w:val="none"/>
+        </w:rPr>
+      </w:r>
+      <w:r>
+        <w:rPr>
+          <w:sz w:val="24"/>
+          <w:szCs w:val="24"/>
+          <w:highlight w:val="none"/>
+        </w:rPr>
+      </w:r>
+    </w:p>
+    <w:p>
+      <w:pPr>
+        <w:pBdr/>
+        <w:spacing/>
+        <w:ind/>
+        <w:jc w:val="left"/>
+        <w:rPr>
+          <w:sz w:val="24"/>
+          <w:szCs w:val="24"/>
+          <w:highlight w:val="none"/>
+        </w:rPr>
+      </w:pPr>
+      <w:r>
+        <w:rPr>
+          <w:sz w:val="24"/>
+          <w:szCs w:val="24"/>
+          <w:highlight w:val="none"/>
+        </w:rPr>
+      </w:r>
+      <w:r>
+        <w:rPr>
+          <w:sz w:val="24"/>
+          <w:szCs w:val="24"/>
+          <w:highlight w:val="none"/>
+        </w:rPr>
+      </w:r>
+      <w:r>
+        <w:rPr>
+          <w:sz w:val="24"/>
+          <w:szCs w:val="24"/>
+          <w:highlight w:val="none"/>
+        </w:rPr>
+      </w:r>
+    </w:p>
+    <w:p>
+      <w:pPr>
+        <w:pBdr/>
+        <w:spacing/>
+        <w:ind/>
+        <w:jc w:val="left"/>
+        <w:rPr>
+          <w:sz w:val="24"/>
+          <w:szCs w:val="24"/>
+          <w:highlight w:val="none"/>
+        </w:rPr>
+      </w:pPr>
+      <w:r>
+        <w:rPr>
+          <w:sz w:val="24"/>
+          <w:szCs w:val="24"/>
+          <w:highlight w:val="none"/>
+        </w:rPr>
+      </w:r>
+      <w:r>
+        <w:rPr>
+          <w:sz w:val="24"/>
+          <w:szCs w:val="24"/>
+          <w:highlight w:val="none"/>
+        </w:rPr>
+      </w:r>
+      <w:r>
+        <w:rPr>
+          <w:sz w:val="24"/>
+          <w:szCs w:val="24"/>
+          <w:highlight w:val="none"/>
+        </w:rPr>
+      </w:r>
+    </w:p>
+    <w:p>
+      <w:pPr>
+        <w:pBdr/>
+        <w:spacing/>
+        <w:ind/>
+        <w:jc w:val="left"/>
+        <w:rPr>
+          <w:sz w:val="24"/>
+          <w:szCs w:val="24"/>
+          <w:highlight w:val="none"/>
+        </w:rPr>
+      </w:pPr>
+      <w:r>
+        <w:rPr>
+          <w:sz w:val="24"/>
+          <w:szCs w:val="24"/>
+          <w:highlight w:val="none"/>
+        </w:rPr>
+      </w:r>
+      <w:r>
+        <w:rPr>
+          <w:sz w:val="24"/>
+          <w:szCs w:val="24"/>
+          <w:highlight w:val="none"/>
+        </w:rPr>
+      </w:r>
+      <w:r>
+        <w:rPr>
+          <w:sz w:val="24"/>
+          <w:szCs w:val="24"/>
+          <w:highlight w:val="none"/>
+        </w:rPr>
+      </w:r>
+    </w:p>
+    <w:p>
+      <w:pPr>
+        <w:pBdr/>
+        <w:spacing/>
+        <w:ind/>
+        <w:jc w:val="left"/>
+        <w:rPr>
+          <w:sz w:val="24"/>
+          <w:szCs w:val="24"/>
+          <w:highlight w:val="none"/>
+        </w:rPr>
+      </w:pPr>
+      <w:r>
+        <w:rPr>
+          <w:sz w:val="24"/>
+          <w:szCs w:val="24"/>
+          <w:highlight w:val="none"/>
+        </w:rPr>
+      </w:r>
+      <w:r>
+        <w:rPr>
+          <w:sz w:val="24"/>
+          <w:szCs w:val="24"/>
+          <w:highlight w:val="none"/>
+        </w:rPr>
+      </w:r>
+      <w:r>
+        <w:rPr>
+          <w:sz w:val="24"/>
+          <w:szCs w:val="24"/>
+          <w:highlight w:val="none"/>
+        </w:rPr>
+      </w:r>
+    </w:p>
+    <w:p>
+      <w:pPr>
+        <w:pBdr/>
+        <w:spacing/>
+        <w:ind/>
+        <w:jc w:val="left"/>
+        <w:rPr>
+          <w:sz w:val="24"/>
+          <w:szCs w:val="24"/>
+          <w:highlight w:val="none"/>
+        </w:rPr>
+      </w:pPr>
+      <w:r>
+        <w:rPr>
+          <w:sz w:val="24"/>
+          <w:szCs w:val="24"/>
+          <w:highlight w:val="none"/>
+        </w:rPr>
+      </w:r>
+      <w:r>
+        <w:rPr>
+          <w:sz w:val="24"/>
+          <w:szCs w:val="24"/>
+          <w:highlight w:val="none"/>
+        </w:rPr>
+      </w:r>
+      <w:r>
+        <w:rPr>
+          <w:sz w:val="24"/>
+          <w:szCs w:val="24"/>
+          <w:highlight w:val="none"/>
+        </w:rPr>
+      </w:r>
+    </w:p>
+    <w:p>
+      <w:pPr>
+        <w:pBdr/>
+        <w:spacing/>
+        <w:ind/>
+        <w:jc w:val="left"/>
+        <w:rPr>
+          <w:sz w:val="24"/>
+          <w:szCs w:val="24"/>
+          <w:highlight w:val="none"/>
+        </w:rPr>
+      </w:pPr>
+      <w:r>
+        <w:rPr>
+          <w:sz w:val="24"/>
+          <w:szCs w:val="24"/>
+          <w:highlight w:val="none"/>
+        </w:rPr>
+      </w:r>
+      <w:r>
+        <w:rPr>
+          <w:sz w:val="24"/>
+          <w:szCs w:val="24"/>
+          <w:highlight w:val="none"/>
+        </w:rPr>
+      </w:r>
+      <w:r>
+        <w:rPr>
+          <w:sz w:val="24"/>
+          <w:szCs w:val="24"/>
+          <w:highlight w:val="none"/>
+        </w:rPr>
+      </w:r>
+    </w:p>
+    <w:p>
+      <w:pPr>
+        <w:pBdr/>
+        <w:spacing/>
+        <w:ind/>
+        <w:jc w:val="left"/>
+        <w:rPr>
+          <w:sz w:val="24"/>
+          <w:szCs w:val="24"/>
+          <w:highlight w:val="none"/>
+        </w:rPr>
+      </w:pPr>
+      <w:r>
+        <w:rPr>
+          <w:sz w:val="24"/>
+          <w:szCs w:val="24"/>
+          <w:highlight w:val="none"/>
+        </w:rPr>
+      </w:r>
+      <w:r>
+        <w:rPr>
+          <w:sz w:val="24"/>
+          <w:szCs w:val="24"/>
+          <w:highlight w:val="none"/>
+        </w:rPr>
+      </w:r>
+      <w:r>
+        <w:rPr>
+          <w:sz w:val="24"/>
+          <w:szCs w:val="24"/>
+          <w:highlight w:val="none"/>
+        </w:rPr>
+      </w:r>
+    </w:p>
+    <w:p>
+      <w:pPr>
+        <w:pBdr/>
+        <w:spacing/>
+        <w:ind/>
+        <w:jc w:val="left"/>
+        <w:rPr>
+          <w:sz w:val="24"/>
+          <w:szCs w:val="24"/>
+          <w:highlight w:val="none"/>
+        </w:rPr>
+      </w:pPr>
+      <w:r>
+        <w:rPr>
+          <w:sz w:val="24"/>
+          <w:szCs w:val="24"/>
+          <w:highlight w:val="none"/>
+        </w:rPr>
+      </w:r>
+      <w:r>
+        <w:rPr>
+          <w:sz w:val="24"/>
+          <w:szCs w:val="24"/>
+          <w:highlight w:val="none"/>
+        </w:rPr>
+      </w:r>
+      <w:r>
+        <w:rPr>
+          <w:sz w:val="24"/>
+          <w:szCs w:val="24"/>
+          <w:highlight w:val="none"/>
+        </w:rPr>
+      </w:r>
+    </w:p>
+    <w:p>
+      <w:pPr>
+        <w:pBdr/>
+        <w:spacing/>
+        <w:ind/>
+        <w:jc w:val="left"/>
+        <w:rPr>
+          <w:sz w:val="24"/>
+          <w:szCs w:val="24"/>
+          <w:highlight w:val="none"/>
+        </w:rPr>
+      </w:pPr>
+      <w:r>
+        <w:rPr>
+          <w:sz w:val="24"/>
+          <w:szCs w:val="24"/>
+          <w:highlight w:val="none"/>
+        </w:rPr>
+      </w:r>
+      <w:r>
+        <w:rPr>
+          <w:sz w:val="24"/>
+          <w:szCs w:val="24"/>
+          <w:highlight w:val="none"/>
+        </w:rPr>
+      </w:r>
+      <w:r>
+        <w:rPr>
+          <w:sz w:val="24"/>
+          <w:szCs w:val="24"/>
+          <w:highlight w:val="none"/>
+        </w:rPr>
+      </w:r>
+    </w:p>
+    <w:p>
+      <w:pPr>
+        <w:pBdr/>
+        <w:spacing/>
+        <w:ind/>
+        <w:jc w:val="left"/>
+        <w:rPr>
+          <w:sz w:val="24"/>
+          <w:szCs w:val="24"/>
+          <w:highlight w:val="none"/>
+        </w:rPr>
+      </w:pPr>
+      <w:r>
+        <w:rPr>
+          <w:sz w:val="24"/>
+          <w:szCs w:val="24"/>
+          <w:highlight w:val="none"/>
+        </w:rPr>
+      </w:r>
+      <w:r>
+        <w:rPr>
+          <w:sz w:val="24"/>
+          <w:szCs w:val="24"/>
+          <w:highlight w:val="none"/>
+        </w:rPr>
+      </w:r>
+      <w:r>
+        <w:rPr>
+          <w:sz w:val="24"/>
+          <w:szCs w:val="24"/>
+          <w:highlight w:val="none"/>
+        </w:rPr>
+      </w:r>
+    </w:p>
+    <w:p>
+      <w:pPr>
+        <w:pBdr/>
+        <w:spacing/>
+        <w:ind/>
+        <w:jc w:val="left"/>
+        <w:rPr>
+          <w:sz w:val="24"/>
+          <w:szCs w:val="24"/>
+          <w:highlight w:val="none"/>
+        </w:rPr>
+      </w:pPr>
+      <w:r>
+        <w:rPr>
+          <w:sz w:val="24"/>
+          <w:szCs w:val="24"/>
+          <w:highlight w:val="none"/>
+        </w:rPr>
+      </w:r>
+      <w:r>
+        <w:rPr>
+          <w:sz w:val="24"/>
+          <w:szCs w:val="24"/>
+          <w:highlight w:val="none"/>
+        </w:rPr>
+      </w:r>
+      <w:r>
+        <w:rPr>
+          <w:sz w:val="24"/>
+          <w:szCs w:val="24"/>
+          <w:highlight w:val="none"/>
+        </w:rPr>
+      </w:r>
+    </w:p>
+    <w:p>
+      <w:pPr>
+        <w:pBdr/>
+        <w:spacing/>
+        <w:ind/>
+        <w:jc w:val="left"/>
+        <w:rPr>
+          <w:sz w:val="24"/>
+          <w:szCs w:val="24"/>
+          <w:highlight w:val="none"/>
+        </w:rPr>
+      </w:pPr>
+      <w:r>
+        <w:rPr>
+          <w:sz w:val="24"/>
+          <w:szCs w:val="24"/>
+          <w:highlight w:val="none"/>
+        </w:rPr>
+      </w:r>
+      <w:r>
+        <w:rPr>
+          <w:sz w:val="24"/>
+          <w:szCs w:val="24"/>
+          <w:highlight w:val="none"/>
+        </w:rPr>
+      </w:r>
+      <w:r>
+        <w:rPr>
+          <w:sz w:val="24"/>
+          <w:szCs w:val="24"/>
+          <w:highlight w:val="none"/>
+        </w:rPr>
+      </w:r>
+    </w:p>
+    <w:p>
+      <w:pPr>
+        <w:pBdr/>
+        <w:spacing/>
+        <w:ind/>
+        <w:jc w:val="left"/>
+        <w:rPr>
+          <w:sz w:val="24"/>
+          <w:szCs w:val="24"/>
+          <w:highlight w:val="none"/>
+        </w:rPr>
+      </w:pPr>
+      <w:r>
+        <w:rPr>
+          <w:sz w:val="24"/>
+          <w:szCs w:val="24"/>
+          <w:highlight w:val="none"/>
+        </w:rPr>
+      </w:r>
+      <w:r>
+        <w:rPr>
+          <w:sz w:val="24"/>
+          <w:szCs w:val="24"/>
+          <w:highlight w:val="none"/>
+        </w:rPr>
+      </w:r>
+      <w:r>
+        <w:rPr>
+          <w:sz w:val="24"/>
+          <w:szCs w:val="24"/>
+          <w:highlight w:val="none"/>
+        </w:rPr>
+      </w:r>
+    </w:p>
+    <w:p>
+      <w:pPr>
+        <w:pBdr/>
+        <w:spacing/>
+        <w:ind/>
+        <w:jc w:val="left"/>
+        <w:rPr>
+          <w:sz w:val="24"/>
+          <w:szCs w:val="24"/>
+          <w:highlight w:val="none"/>
+        </w:rPr>
+      </w:pPr>
+      <w:r>
+        <w:rPr>
+          <w:sz w:val="24"/>
+          <w:szCs w:val="24"/>
+          <w:highlight w:val="none"/>
+        </w:rPr>
+      </w:r>
+      <w:r>
+        <w:rPr>
+          <w:sz w:val="24"/>
+          <w:szCs w:val="24"/>
+          <w:highlight w:val="none"/>
+        </w:rPr>
+      </w:r>
+      <w:r>
+        <w:rPr>
+          <w:sz w:val="24"/>
+          <w:szCs w:val="24"/>
+          <w:highlight w:val="none"/>
+        </w:rPr>
+      </w:r>
+    </w:p>
+    <w:p>
+      <w:pPr>
+        <w:pBdr/>
+        <w:spacing/>
+        <w:ind/>
+        <w:jc w:val="left"/>
+        <w:rPr>
+          <w:sz w:val="24"/>
+          <w:szCs w:val="24"/>
+          <w:highlight w:val="none"/>
+        </w:rPr>
+      </w:pPr>
+      <w:r>
+        <w:rPr>
+          <w:sz w:val="24"/>
+          <w:szCs w:val="24"/>
+          <w:highlight w:val="none"/>
+        </w:rPr>
+      </w:r>
+      <w:r>
+        <w:rPr>
+          <w:sz w:val="24"/>
+          <w:szCs w:val="24"/>
+          <w:highlight w:val="none"/>
+        </w:rPr>
+      </w:r>
+      <w:r>
+        <w:rPr>
+          <w:sz w:val="24"/>
+          <w:szCs w:val="24"/>
+          <w:highlight w:val="none"/>
+        </w:rPr>
+      </w:r>
+    </w:p>
+    <w:p>
+      <w:pPr>
+        <w:pBdr/>
+        <w:spacing/>
+        <w:ind/>
+        <w:jc w:val="left"/>
+        <w:rPr>
+          <w:sz w:val="24"/>
+          <w:szCs w:val="24"/>
+          <w:highlight w:val="none"/>
+        </w:rPr>
+      </w:pPr>
+      <w:r>
+        <w:rPr>
+          <w:sz w:val="24"/>
+          <w:szCs w:val="24"/>
+          <w:highlight w:val="none"/>
+        </w:rPr>
+      </w:r>
+      <w:r>
+        <w:rPr>
+          <w:sz w:val="24"/>
+          <w:szCs w:val="24"/>
+          <w:highlight w:val="none"/>
+        </w:rPr>
+      </w:r>
+      <w:r>
+        <w:rPr>
+          <w:sz w:val="24"/>
+          <w:szCs w:val="24"/>
+          <w:highlight w:val="none"/>
+        </w:rPr>
+      </w:r>
+    </w:p>
+    <w:p>
+      <w:pPr>
+        <w:pBdr/>
+        <w:spacing/>
+        <w:ind/>
+        <w:jc w:val="left"/>
+        <w:rPr>
+          <w:sz w:val="24"/>
+          <w:szCs w:val="24"/>
+          <w:highlight w:val="none"/>
+        </w:rPr>
+      </w:pPr>
+      <w:r>
+        <w:rPr>
+          <w:sz w:val="24"/>
+          <w:szCs w:val="24"/>
+          <w:highlight w:val="none"/>
+        </w:rPr>
+      </w:r>
+      <w:r>
+        <w:rPr>
+          <w:sz w:val="24"/>
+          <w:szCs w:val="24"/>
+          <w:highlight w:val="none"/>
+        </w:rPr>
+      </w:r>
+      <w:r>
+        <w:rPr>
+          <w:sz w:val="24"/>
+          <w:szCs w:val="24"/>
+          <w:highlight w:val="none"/>
+        </w:rPr>
+      </w:r>
+    </w:p>
+    <w:p>
+      <w:pPr>
+        <w:pBdr/>
+        <w:spacing/>
+        <w:ind/>
+        <w:jc w:val="left"/>
+        <w:rPr>
+          <w:sz w:val="24"/>
+          <w:szCs w:val="24"/>
+          <w:highlight w:val="none"/>
+        </w:rPr>
+      </w:pPr>
+      <w:r>
+        <w:rPr>
+          <w:sz w:val="24"/>
+          <w:szCs w:val="24"/>
+          <w:highlight w:val="none"/>
+        </w:rPr>
+      </w:r>
+      <w:r>
+        <w:rPr>
+          <w:sz w:val="24"/>
+          <w:szCs w:val="24"/>
+          <w:highlight w:val="none"/>
+        </w:rPr>
+      </w:r>
+      <w:r>
+        <w:rPr>
+          <w:sz w:val="24"/>
+          <w:szCs w:val="24"/>
+          <w:highlight w:val="none"/>
+        </w:rPr>
+      </w:r>
+    </w:p>
+    <w:p>
+      <w:pPr>
+        <w:pBdr/>
+        <w:spacing/>
+        <w:ind/>
+        <w:jc w:val="left"/>
+        <w:rPr>
+          <w:sz w:val="24"/>
+          <w:szCs w:val="24"/>
+          <w:highlight w:val="none"/>
+        </w:rPr>
+      </w:pPr>
+      <w:r>
+        <w:rPr>
+          <w:sz w:val="24"/>
+          <w:szCs w:val="24"/>
+          <w:highlight w:val="none"/>
+        </w:rPr>
+      </w:r>
+      <w:r>
+        <w:rPr>
+          <w:sz w:val="24"/>
+          <w:szCs w:val="24"/>
+          <w:highlight w:val="none"/>
+        </w:rPr>
+      </w:r>
+      <w:r>
+        <w:rPr>
+          <w:sz w:val="24"/>
+          <w:szCs w:val="24"/>
+          <w:highlight w:val="none"/>
+        </w:rPr>
+      </w:r>
+    </w:p>
+    <w:p>
+      <w:pPr>
+        <w:pBdr/>
+        <w:spacing/>
+        <w:ind/>
+        <w:jc w:val="left"/>
+        <w:rPr>
+          <w:sz w:val="24"/>
+          <w:szCs w:val="24"/>
+          <w:highlight w:val="none"/>
+        </w:rPr>
+      </w:pPr>
+      <w:r>
+        <w:rPr>
+          <w:sz w:val="24"/>
+          <w:szCs w:val="24"/>
+          <w:highlight w:val="none"/>
+        </w:rPr>
+      </w:r>
+      <w:r>
+        <w:rPr>
+          <w:sz w:val="24"/>
+          <w:szCs w:val="24"/>
+          <w:highlight w:val="none"/>
+        </w:rPr>
+      </w:r>
+      <w:r>
+        <w:rPr>
+          <w:sz w:val="24"/>
+          <w:szCs w:val="24"/>
+          <w:highlight w:val="none"/>
+        </w:rPr>
+      </w:r>
+    </w:p>
+    <w:p>
+      <w:pPr>
+        <w:pBdr/>
+        <w:spacing/>
+        <w:ind/>
+        <w:jc w:val="left"/>
+        <w:rPr>
+          <w:sz w:val="24"/>
+          <w:szCs w:val="24"/>
+          <w:highlight w:val="none"/>
+        </w:rPr>
+      </w:pPr>
+      <w:r>
+        <w:rPr>
+          <w:sz w:val="24"/>
+          <w:szCs w:val="24"/>
+          <w:highlight w:val="none"/>
+        </w:rPr>
+      </w:r>
+      <w:r>
+        <w:rPr>
+          <w:sz w:val="24"/>
+          <w:szCs w:val="24"/>
+          <w:highlight w:val="none"/>
+        </w:rPr>
+      </w:r>
+      <w:r>
+        <w:rPr>
+          <w:sz w:val="24"/>
+          <w:szCs w:val="24"/>
+          <w:highlight w:val="none"/>
+        </w:rPr>
+      </w:r>
+    </w:p>
+    <w:p>
+      <w:pPr>
+        <w:pBdr/>
+        <w:spacing/>
+        <w:ind/>
+        <w:jc w:val="left"/>
+        <w:rPr>
+          <w:sz w:val="24"/>
+          <w:szCs w:val="24"/>
+          <w:highlight w:val="none"/>
+        </w:rPr>
+      </w:pPr>
+      <w:r>
+        <w:rPr>
+          <w:sz w:val="24"/>
+          <w:szCs w:val="24"/>
+          <w:highlight w:val="none"/>
+        </w:rPr>
+      </w:r>
+      <w:r>
+        <w:rPr>
+          <w:sz w:val="24"/>
+          <w:szCs w:val="24"/>
+          <w:highlight w:val="none"/>
+        </w:rPr>
+      </w:r>
+      <w:r>
+        <w:rPr>
+          <w:sz w:val="24"/>
+          <w:szCs w:val="24"/>
+          <w:highlight w:val="none"/>
+        </w:rPr>
+      </w:r>
+    </w:p>
+    <w:p>
+      <w:pPr>
+        <w:pBdr/>
+        <w:spacing/>
+        <w:ind/>
+        <w:jc w:val="left"/>
+        <w:rPr>
+          <w:sz w:val="24"/>
+          <w:szCs w:val="24"/>
+          <w:highlight w:val="none"/>
+        </w:rPr>
+      </w:pPr>
+      <w:r>
+        <w:rPr>
+          <w:sz w:val="24"/>
+          <w:szCs w:val="24"/>
+          <w:highlight w:val="none"/>
+        </w:rPr>
+      </w:r>
+      <w:r>
+        <w:rPr>
+          <w:sz w:val="24"/>
+          <w:szCs w:val="24"/>
+          <w:highlight w:val="none"/>
+        </w:rPr>
+      </w:r>
+      <w:r>
+        <w:rPr>
+          <w:sz w:val="24"/>
+          <w:szCs w:val="24"/>
+          <w:highlight w:val="none"/>
+        </w:rPr>
+      </w:r>
+    </w:p>
+    <w:p>
+      <w:pPr>
+        <w:pBdr/>
+        <w:spacing/>
+        <w:ind/>
+        <w:jc w:val="left"/>
+        <w:rPr>
+          <w:sz w:val="24"/>
+          <w:szCs w:val="24"/>
+          <w:highlight w:val="none"/>
+        </w:rPr>
+      </w:pPr>
+      <w:r>
+        <w:rPr>
+          <w:sz w:val="24"/>
+          <w:szCs w:val="24"/>
+          <w:highlight w:val="none"/>
+        </w:rPr>
+      </w:r>
+      <w:r>
+        <w:rPr>
+          <w:sz w:val="24"/>
+          <w:szCs w:val="24"/>
+          <w:highlight w:val="none"/>
+        </w:rPr>
+      </w:r>
+      <w:r>
+        <w:rPr>
+          <w:sz w:val="24"/>
+          <w:szCs w:val="24"/>
+          <w:highlight w:val="none"/>
+        </w:rPr>
+      </w:r>
+    </w:p>
+    <w:p>
+      <w:pPr>
+        <w:pBdr/>
+        <w:spacing/>
+        <w:ind/>
+        <w:jc w:val="left"/>
+        <w:rPr>
+          <w:sz w:val="24"/>
+          <w:szCs w:val="24"/>
+          <w:highlight w:val="none"/>
+        </w:rPr>
+      </w:pPr>
+      <w:r>
+        <w:rPr>
+          <w:sz w:val="24"/>
+          <w:szCs w:val="24"/>
+          <w:highlight w:val="none"/>
+        </w:rPr>
+      </w:r>
+      <w:r>
+        <w:rPr>
+          <w:sz w:val="24"/>
+          <w:szCs w:val="24"/>
+          <w:highlight w:val="none"/>
+        </w:rPr>
+      </w:r>
+      <w:r>
+        <w:rPr>
+          <w:sz w:val="24"/>
+          <w:szCs w:val="24"/>
+          <w:highlight w:val="none"/>
+        </w:rPr>
+      </w:r>
+    </w:p>
+    <w:p>
+      <w:pPr>
+        <w:pBdr/>
+        <w:spacing/>
+        <w:ind/>
+        <w:jc w:val="left"/>
+        <w:rPr>
+          <w:sz w:val="24"/>
+          <w:szCs w:val="24"/>
+          <w:highlight w:val="none"/>
+        </w:rPr>
+      </w:pPr>
+      <w:r>
+        <w:rPr>
+          <w:sz w:val="24"/>
+          <w:szCs w:val="24"/>
+          <w:highlight w:val="none"/>
+        </w:rPr>
+      </w:r>
+      <w:r>
+        <w:rPr>
+          <w:sz w:val="24"/>
+          <w:szCs w:val="24"/>
+          <w:highlight w:val="none"/>
+        </w:rPr>
+      </w:r>
+      <w:r>
+        <w:rPr>
+          <w:sz w:val="24"/>
+          <w:szCs w:val="24"/>
+          <w:highlight w:val="none"/>
+        </w:rPr>
+      </w:r>
+    </w:p>
+    <w:p>
+      <w:pPr>
+        <w:pBdr/>
+        <w:spacing/>
+        <w:ind/>
+        <w:jc w:val="left"/>
+        <w:rPr>
+          <w:sz w:val="24"/>
+          <w:szCs w:val="24"/>
+          <w:highlight w:val="none"/>
+        </w:rPr>
+      </w:pPr>
+      <w:r>
+        <w:rPr>
+          <w:sz w:val="24"/>
+          <w:szCs w:val="24"/>
+          <w:highlight w:val="none"/>
+        </w:rPr>
+      </w:r>
+      <w:r>
+        <w:rPr>
+          <w:sz w:val="24"/>
+          <w:szCs w:val="24"/>
+          <w:highlight w:val="none"/>
+        </w:rPr>
+      </w:r>
+      <w:r>
+        <w:rPr>
+          <w:sz w:val="24"/>
+          <w:szCs w:val="24"/>
+          <w:highlight w:val="none"/>
+        </w:rPr>
+      </w:r>
+    </w:p>
+    <w:p>
+      <w:pPr>
+        <w:pBdr/>
+        <w:spacing/>
+        <w:ind/>
+        <w:jc w:val="left"/>
+        <w:rPr>
+          <w:sz w:val="24"/>
+          <w:szCs w:val="24"/>
+          <w:highlight w:val="none"/>
+        </w:rPr>
+      </w:pPr>
+      <w:r>
+        <w:rPr>
+          <w:sz w:val="24"/>
+          <w:szCs w:val="24"/>
+          <w:highlight w:val="none"/>
+        </w:rPr>
+      </w:r>
+      <w:r>
+        <w:rPr>
+          <w:sz w:val="24"/>
+          <w:szCs w:val="24"/>
+          <w:highlight w:val="none"/>
+        </w:rPr>
+      </w:r>
+      <w:r>
+        <w:rPr>
+          <w:sz w:val="24"/>
+          <w:szCs w:val="24"/>
+          <w:highlight w:val="none"/>
+        </w:rPr>
+      </w:r>
+    </w:p>
+    <w:p>
+      <w:pPr>
+        <w:pBdr/>
+        <w:spacing/>
+        <w:ind/>
+        <w:jc w:val="left"/>
+        <w:rPr>
+          <w:sz w:val="24"/>
+          <w:szCs w:val="24"/>
+          <w:highlight w:val="none"/>
+        </w:rPr>
+      </w:pPr>
+      <w:r>
+        <w:rPr>
+          <w:sz w:val="24"/>
+          <w:szCs w:val="24"/>
+          <w:highlight w:val="none"/>
+        </w:rPr>
+      </w:r>
+      <w:r>
+        <w:rPr>
+          <w:sz w:val="24"/>
+          <w:szCs w:val="24"/>
+          <w:highlight w:val="none"/>
+        </w:rPr>
+      </w:r>
+      <w:r>
+        <w:rPr>
+          <w:sz w:val="24"/>
+          <w:szCs w:val="24"/>
+          <w:highlight w:val="none"/>
+        </w:rPr>
+      </w:r>
+    </w:p>
+    <w:p>
+      <w:pPr>
+        <w:pBdr/>
+        <w:spacing/>
+        <w:ind/>
+        <w:jc w:val="left"/>
+        <w:rPr>
+          <w:sz w:val="24"/>
+          <w:szCs w:val="24"/>
+          <w:highlight w:val="none"/>
+        </w:rPr>
+      </w:pPr>
+      <w:r>
+        <w:rPr>
+          <w:sz w:val="24"/>
+          <w:szCs w:val="24"/>
+          <w:highlight w:val="none"/>
+        </w:rPr>
+      </w:r>
+      <w:r>
+        <w:rPr>
+          <w:sz w:val="24"/>
+          <w:szCs w:val="24"/>
+          <w:highlight w:val="none"/>
+        </w:rPr>
+      </w:r>
+      <w:r>
+        <w:rPr>
+          <w:sz w:val="24"/>
+          <w:szCs w:val="24"/>
+          <w:highlight w:val="none"/>
+        </w:rPr>
+      </w:r>
+    </w:p>
+    <w:p>
+      <w:pPr>
+        <w:pBdr/>
+        <w:spacing/>
+        <w:ind/>
+        <w:jc w:val="left"/>
+        <w:rPr>
+          <w:sz w:val="24"/>
+          <w:szCs w:val="24"/>
+          <w:highlight w:val="none"/>
+        </w:rPr>
+      </w:pPr>
+      <w:r>
+        <w:rPr>
+          <w:sz w:val="24"/>
+          <w:szCs w:val="24"/>
+          <w:highlight w:val="none"/>
+        </w:rPr>
+      </w:r>
+      <w:r>
+        <w:rPr>
+          <w:sz w:val="24"/>
+          <w:szCs w:val="24"/>
+          <w:highlight w:val="none"/>
+        </w:rPr>
+      </w:r>
+      <w:r>
+        <w:rPr>
+          <w:sz w:val="24"/>
+          <w:szCs w:val="24"/>
+          <w:highlight w:val="none"/>
+        </w:rPr>
+      </w:r>
+    </w:p>
+    <w:p>
+      <w:pPr>
+        <w:pBdr/>
+        <w:spacing/>
+        <w:ind/>
+        <w:jc w:val="left"/>
+        <w:rPr>
+          <w:sz w:val="24"/>
+          <w:szCs w:val="24"/>
+          <w:highlight w:val="none"/>
+        </w:rPr>
+      </w:pPr>
+      <w:r>
+        <w:rPr>
+          <w:sz w:val="24"/>
+          <w:szCs w:val="24"/>
+          <w:highlight w:val="none"/>
+        </w:rPr>
+      </w:r>
+      <w:r>
+        <w:rPr>
+          <w:sz w:val="24"/>
+          <w:szCs w:val="24"/>
+          <w:highlight w:val="none"/>
+        </w:rPr>
+      </w:r>
+      <w:r>
+        <w:rPr>
+          <w:sz w:val="24"/>
+          <w:szCs w:val="24"/>
+          <w:highlight w:val="none"/>
+        </w:rPr>
+      </w:r>
+    </w:p>
+    <w:p>
+      <w:pPr>
+        <w:pBdr/>
+        <w:spacing/>
+        <w:ind/>
+        <w:jc w:val="left"/>
+        <w:rPr>
+          <w:sz w:val="24"/>
+          <w:szCs w:val="24"/>
+          <w:highlight w:val="none"/>
+        </w:rPr>
+      </w:pPr>
+      <w:r>
+        <w:rPr>
+          <w:sz w:val="24"/>
+          <w:szCs w:val="24"/>
+          <w:highlight w:val="none"/>
+        </w:rPr>
+        <w:t xml:space="preserve">Liens des différentes documentations :</w:t>
+      </w:r>
+      <w:r>
+        <w:rPr>
+          <w:sz w:val="22"/>
+          <w:szCs w:val="22"/>
+        </w:rPr>
+      </w:r>
+      <w:r>
+        <w:rPr>
+          <w:sz w:val="24"/>
+          <w:szCs w:val="24"/>
+          <w:highlight w:val="none"/>
+        </w:rPr>
+      </w:r>
+    </w:p>
+    <w:p>
+      <w:pPr>
+        <w:pBdr/>
+        <w:spacing/>
+        <w:ind/>
+        <w:jc w:val="left"/>
+        <w:rPr>
+          <w:sz w:val="22"/>
+          <w:szCs w:val="22"/>
+          <w:highlight w:val="none"/>
+        </w:rPr>
+      </w:pPr>
+      <w:r>
+        <w:rPr>
+          <w:sz w:val="24"/>
+          <w:szCs w:val="24"/>
+          <w:highlight w:val="none"/>
+        </w:rPr>
+        <w:t xml:space="preserve">Prise en main de la carte Unihiker : </w:t>
+      </w:r>
+      <w:r>
+        <w:rPr>
+          <w:sz w:val="24"/>
+          <w:szCs w:val="24"/>
+          <w:highlight w:val="none"/>
+        </w:rPr>
+      </w:r>
+      <w:hyperlink r:id="rId8" w:tooltip="https://www.unihiker.com/wiki/" w:history="1">
+        <w:r>
+          <w:rPr>
+            <w:rStyle w:val="872"/>
+            <w:sz w:val="24"/>
+            <w:szCs w:val="24"/>
+            <w:highlight w:val="none"/>
+          </w:rPr>
+          <w:t xml:space="preserve">https://www.unihiker.com/wiki/</w:t>
+        </w:r>
+        <w:r>
+          <w:rPr>
+            <w:rStyle w:val="872"/>
+            <w:sz w:val="24"/>
+            <w:szCs w:val="24"/>
+            <w:highlight w:val="none"/>
+          </w:rPr>
+        </w:r>
+        <w:r>
+          <w:rPr>
+            <w:rStyle w:val="872"/>
+            <w:sz w:val="24"/>
+            <w:szCs w:val="24"/>
+            <w:highlight w:val="none"/>
+          </w:rPr>
+        </w:r>
+        <w:r>
+          <w:rPr>
+            <w:rStyle w:val="872"/>
+            <w:sz w:val="22"/>
+            <w:szCs w:val="22"/>
+          </w:rPr>
+        </w:r>
+      </w:hyperlink>
+      <w:r>
+        <w:rPr>
+          <w:sz w:val="24"/>
+          <w:szCs w:val="24"/>
+          <w:highlight w:val="none"/>
+        </w:rPr>
+      </w:r>
+      <w:r>
+        <w:rPr>
+          <w:sz w:val="22"/>
+          <w:szCs w:val="22"/>
+          <w:highlight w:val="none"/>
+        </w:rPr>
+      </w:r>
+    </w:p>
+    <w:p>
+      <w:pPr>
+        <w:pBdr/>
+        <w:spacing/>
+        <w:ind/>
+        <w:jc w:val="left"/>
+        <w:rPr>
+          <w:sz w:val="22"/>
+          <w:szCs w:val="22"/>
+          <w:highlight w:val="none"/>
+        </w:rPr>
+      </w:pPr>
+      <w:r>
+        <w:rPr>
+          <w:sz w:val="22"/>
+          <w:szCs w:val="22"/>
+          <w:highlight w:val="none"/>
+        </w:rPr>
+        <w:t xml:space="preserve">Connexion à la carte : </w:t>
+      </w:r>
+      <w:r>
+        <w:rPr>
+          <w:sz w:val="22"/>
+          <w:szCs w:val="22"/>
+          <w:highlight w:val="none"/>
+        </w:rPr>
+      </w:r>
+      <w:hyperlink r:id="rId9" w:tooltip="https://www.unihiker.com/wiki/SystemAndConfiguration/system_and_configuration_multi_connection_methods/" w:history="1">
+        <w:r>
+          <w:rPr>
+            <w:rStyle w:val="872"/>
+            <w:sz w:val="22"/>
+            <w:szCs w:val="22"/>
+            <w:highlight w:val="none"/>
+          </w:rPr>
+          <w:t xml:space="preserve">https://www.unihiker.com/wiki/SystemAndConfiguration/system_and_configuration_multi_connection_methods/</w:t>
+        </w:r>
+        <w:r>
+          <w:rPr>
+            <w:rStyle w:val="872"/>
+            <w:sz w:val="22"/>
+            <w:szCs w:val="22"/>
+            <w:highlight w:val="none"/>
+          </w:rPr>
+        </w:r>
+        <w:r>
+          <w:rPr>
+            <w:rStyle w:val="872"/>
+            <w:sz w:val="24"/>
+            <w:szCs w:val="24"/>
+            <w:highlight w:val="none"/>
+          </w:rPr>
+        </w:r>
+      </w:hyperlink>
+      <w:r>
+        <w:rPr>
+          <w:sz w:val="22"/>
+          <w:szCs w:val="22"/>
+          <w:highlight w:val="none"/>
+        </w:rPr>
+      </w:r>
+      <w:r>
+        <w:rPr>
+          <w:sz w:val="22"/>
+          <w:szCs w:val="22"/>
+          <w:highlight w:val="none"/>
+        </w:rPr>
+      </w:r>
+    </w:p>
+    <w:p>
+      <w:pPr>
+        <w:pBdr/>
+        <w:spacing/>
+        <w:ind/>
+        <w:jc w:val="left"/>
+        <w:rPr>
+          <w:sz w:val="24"/>
+          <w:szCs w:val="24"/>
+          <w:highlight w:val="none"/>
+        </w:rPr>
+      </w:pPr>
+      <w:r>
+        <w:rPr>
+          <w:sz w:val="24"/>
+          <w:szCs w:val="24"/>
+          <w:highlight w:val="none"/>
+        </w:rPr>
+        <w:t xml:space="preserve">Interface IHM Kivy : </w:t>
+      </w:r>
+      <w:r>
+        <w:rPr>
+          <w:sz w:val="24"/>
+          <w:szCs w:val="24"/>
+          <w:highlight w:val="none"/>
+        </w:rPr>
+      </w:r>
+      <w:hyperlink r:id="rId10" w:tooltip="https://kivy.org/doc/stable/gettingstarted/first_app.html" w:history="1">
+        <w:r>
+          <w:rPr>
+            <w:rStyle w:val="872"/>
+            <w:sz w:val="24"/>
+            <w:szCs w:val="24"/>
+            <w:highlight w:val="none"/>
+          </w:rPr>
+          <w:t xml:space="preserve">https://kivy.org/doc/stable/gettingstarted/first_app.html</w:t>
+        </w:r>
+        <w:r>
+          <w:rPr>
+            <w:rStyle w:val="872"/>
+            <w:sz w:val="24"/>
+            <w:szCs w:val="24"/>
+            <w:highlight w:val="none"/>
+          </w:rPr>
+        </w:r>
+        <w:r>
+          <w:rPr>
+            <w:rStyle w:val="872"/>
+            <w:sz w:val="22"/>
+            <w:szCs w:val="22"/>
+          </w:rPr>
+        </w:r>
+      </w:hyperlink>
+      <w:r>
+        <w:rPr>
+          <w:sz w:val="22"/>
+          <w:szCs w:val="22"/>
+        </w:rPr>
+      </w:r>
+      <w:r>
+        <w:rPr>
+          <w:sz w:val="24"/>
+          <w:szCs w:val="24"/>
+          <w:highlight w:val="none"/>
+        </w:rPr>
+      </w:r>
+    </w:p>
+    <w:p>
+      <w:pPr>
+        <w:pBdr/>
+        <w:spacing/>
+        <w:ind/>
+        <w:jc w:val="left"/>
+        <w:rPr>
+          <w:sz w:val="22"/>
+          <w:szCs w:val="22"/>
+        </w:rPr>
+      </w:pPr>
+      <w:r>
+        <w:rPr>
+          <w:sz w:val="24"/>
+          <w:szCs w:val="24"/>
+          <w:highlight w:val="none"/>
+        </w:rPr>
+      </w:r>
+      <w:r>
+        <w:rPr>
+          <w:sz w:val="24"/>
+          <w:szCs w:val="24"/>
+          <w:highlight w:val="none"/>
+        </w:rPr>
+      </w:r>
+      <w:r>
+        <w:rPr>
+          <w:sz w:val="22"/>
+          <w:szCs w:val="22"/>
+        </w:rPr>
+      </w:r>
+    </w:p>
     <w:sectPr>
       <w:footnotePr/>
       <w:endnotePr/>
@@ -365,7 +2788,6 @@
         <w:ind/>
         <w:rPr/>
       </w:pPr>
-      <w:r/>
       <w:r>
         <w:separator/>
       </w:r>
@@ -380,7 +2802,6 @@
         <w:ind/>
         <w:rPr/>
       </w:pPr>
-      <w:r/>
       <w:r>
         <w:continuationSeparator/>
       </w:r>
@@ -400,7 +2821,6 @@
         <w:ind/>
         <w:rPr/>
       </w:pPr>
-      <w:r/>
       <w:r>
         <w:separator/>
       </w:r>
@@ -415,7 +2835,6 @@
         <w:ind/>
         <w:rPr/>
       </w:pPr>
-      <w:r/>
       <w:r>
         <w:continuationSeparator/>
       </w:r>
@@ -583,9 +3002,9 @@
     <w:lsdException w:name="Bibliography" w:uiPriority="37"/>
     <w:lsdException w:name="TOC Heading" w:uiPriority="39" w:qFormat="1"/>
   </w:latentStyles>
-  <w:style w:type="table" w:styleId="12">
+  <w:style w:type="table" w:styleId="701">
     <w:name w:val="Table Grid"/>
-    <w:basedOn w:val="665"/>
+    <w:basedOn w:val="887"/>
     <w:uiPriority w:val="59"/>
     <w:pPr>
       <w:pBdr/>
@@ -782,9 +3201,9 @@
       </w:tcPr>
     </w:tblStylePr>
   </w:style>
-  <w:style w:type="table" w:styleId="13">
+  <w:style w:type="table" w:styleId="702">
     <w:name w:val="Table Grid Light"/>
-    <w:basedOn w:val="665"/>
+    <w:basedOn w:val="887"/>
     <w:uiPriority w:val="59"/>
     <w:pPr>
       <w:pBdr/>
@@ -981,9 +3400,9 @@
       </w:tcPr>
     </w:tblStylePr>
   </w:style>
-  <w:style w:type="table" w:styleId="14">
+  <w:style w:type="table" w:styleId="703">
     <w:name w:val="Plain Table 1"/>
-    <w:basedOn w:val="665"/>
+    <w:basedOn w:val="887"/>
     <w:uiPriority w:val="59"/>
     <w:pPr>
       <w:pBdr/>
@@ -1206,9 +3625,9 @@
       </w:tcPr>
     </w:tblStylePr>
   </w:style>
-  <w:style w:type="table" w:styleId="15">
+  <w:style w:type="table" w:styleId="704">
     <w:name w:val="Plain Table 2"/>
-    <w:basedOn w:val="665"/>
+    <w:basedOn w:val="887"/>
     <w:uiPriority w:val="59"/>
     <w:pPr>
       <w:pBdr/>
@@ -1439,9 +3858,9 @@
       </w:tcPr>
     </w:tblStylePr>
   </w:style>
-  <w:style w:type="table" w:styleId="16">
+  <w:style w:type="table" w:styleId="705">
     <w:name w:val="Plain Table 3"/>
-    <w:basedOn w:val="665"/>
+    <w:basedOn w:val="887"/>
     <w:uiPriority w:val="99"/>
     <w:pPr>
       <w:pBdr/>
@@ -1669,9 +4088,9 @@
       </w:tcPr>
     </w:tblStylePr>
   </w:style>
-  <w:style w:type="table" w:styleId="17">
+  <w:style w:type="table" w:styleId="706">
     <w:name w:val="Plain Table 4"/>
-    <w:basedOn w:val="665"/>
+    <w:basedOn w:val="887"/>
     <w:uiPriority w:val="99"/>
     <w:pPr>
       <w:pBdr/>
@@ -1885,9 +4304,9 @@
       </w:tcPr>
     </w:tblStylePr>
   </w:style>
-  <w:style w:type="table" w:styleId="18">
+  <w:style w:type="table" w:styleId="707">
     <w:name w:val="Plain Table 5"/>
-    <w:basedOn w:val="665"/>
+    <w:basedOn w:val="887"/>
     <w:uiPriority w:val="99"/>
     <w:pPr>
       <w:pBdr/>
@@ -2118,9 +4537,9 @@
       </w:tcPr>
     </w:tblStylePr>
   </w:style>
-  <w:style w:type="table" w:styleId="19">
+  <w:style w:type="table" w:styleId="708">
     <w:name w:val="Grid Table 1 Light"/>
-    <w:basedOn w:val="665"/>
+    <w:basedOn w:val="887"/>
     <w:uiPriority w:val="99"/>
     <w:pPr>
       <w:pBdr/>
@@ -2341,9 +4760,9 @@
       </w:tcPr>
     </w:tblStylePr>
   </w:style>
-  <w:style w:type="table" w:styleId="20">
+  <w:style w:type="table" w:styleId="709">
     <w:name w:val="Grid Table 1 Light - Accent 1"/>
-    <w:basedOn w:val="665"/>
+    <w:basedOn w:val="887"/>
     <w:uiPriority w:val="99"/>
     <w:pPr>
       <w:pBdr/>
@@ -2564,9 +4983,9 @@
       </w:tcPr>
     </w:tblStylePr>
   </w:style>
-  <w:style w:type="table" w:styleId="21">
+  <w:style w:type="table" w:styleId="710">
     <w:name w:val="Grid Table 1 Light - Accent 2"/>
-    <w:basedOn w:val="665"/>
+    <w:basedOn w:val="887"/>
     <w:uiPriority w:val="99"/>
     <w:pPr>
       <w:pBdr/>
@@ -2787,9 +5206,9 @@
       </w:tcPr>
     </w:tblStylePr>
   </w:style>
-  <w:style w:type="table" w:styleId="22">
+  <w:style w:type="table" w:styleId="711">
     <w:name w:val="Grid Table 1 Light - Accent 3"/>
-    <w:basedOn w:val="665"/>
+    <w:basedOn w:val="887"/>
     <w:uiPriority w:val="99"/>
     <w:pPr>
       <w:pBdr/>
@@ -3010,9 +5429,9 @@
       </w:tcPr>
     </w:tblStylePr>
   </w:style>
-  <w:style w:type="table" w:styleId="23">
+  <w:style w:type="table" w:styleId="712">
     <w:name w:val="Grid Table 1 Light - Accent 4"/>
-    <w:basedOn w:val="665"/>
+    <w:basedOn w:val="887"/>
     <w:uiPriority w:val="99"/>
     <w:pPr>
       <w:pBdr/>
@@ -3233,9 +5652,9 @@
       </w:tcPr>
     </w:tblStylePr>
   </w:style>
-  <w:style w:type="table" w:styleId="24">
+  <w:style w:type="table" w:styleId="713">
     <w:name w:val="Grid Table 1 Light - Accent 5"/>
-    <w:basedOn w:val="665"/>
+    <w:basedOn w:val="887"/>
     <w:uiPriority w:val="99"/>
     <w:pPr>
       <w:pBdr/>
@@ -3456,9 +5875,9 @@
       </w:tcPr>
     </w:tblStylePr>
   </w:style>
-  <w:style w:type="table" w:styleId="25">
+  <w:style w:type="table" w:styleId="714">
     <w:name w:val="Grid Table 1 Light - Accent 6"/>
-    <w:basedOn w:val="665"/>
+    <w:basedOn w:val="887"/>
     <w:uiPriority w:val="99"/>
     <w:pPr>
       <w:pBdr/>
@@ -3679,9 +6098,9 @@
       </w:tcPr>
     </w:tblStylePr>
   </w:style>
-  <w:style w:type="table" w:styleId="26">
+  <w:style w:type="table" w:styleId="715">
     <w:name w:val="Grid Table 2"/>
-    <w:basedOn w:val="665"/>
+    <w:basedOn w:val="887"/>
     <w:uiPriority w:val="99"/>
     <w:pPr>
       <w:pBdr/>
@@ -3911,9 +6330,9 @@
       </w:tcPr>
     </w:tblStylePr>
   </w:style>
-  <w:style w:type="table" w:styleId="27">
+  <w:style w:type="table" w:styleId="716">
     <w:name w:val="Grid Table 2 - Accent 1"/>
-    <w:basedOn w:val="665"/>
+    <w:basedOn w:val="887"/>
     <w:uiPriority w:val="99"/>
     <w:pPr>
       <w:pBdr/>
@@ -4143,9 +6562,9 @@
       </w:tcPr>
     </w:tblStylePr>
   </w:style>
-  <w:style w:type="table" w:styleId="28">
+  <w:style w:type="table" w:styleId="717">
     <w:name w:val="Grid Table 2 - Accent 2"/>
-    <w:basedOn w:val="665"/>
+    <w:basedOn w:val="887"/>
     <w:uiPriority w:val="99"/>
     <w:pPr>
       <w:pBdr/>
@@ -4375,9 +6794,9 @@
       </w:tcPr>
     </w:tblStylePr>
   </w:style>
-  <w:style w:type="table" w:styleId="29">
+  <w:style w:type="table" w:styleId="718">
     <w:name w:val="Grid Table 2 - Accent 3"/>
-    <w:basedOn w:val="665"/>
+    <w:basedOn w:val="887"/>
     <w:uiPriority w:val="99"/>
     <w:pPr>
       <w:pBdr/>
@@ -4607,9 +7026,9 @@
       </w:tcPr>
     </w:tblStylePr>
   </w:style>
-  <w:style w:type="table" w:styleId="30">
+  <w:style w:type="table" w:styleId="719">
     <w:name w:val="Grid Table 2 - Accent 4"/>
-    <w:basedOn w:val="665"/>
+    <w:basedOn w:val="887"/>
     <w:uiPriority w:val="99"/>
     <w:pPr>
       <w:pBdr/>
@@ -4839,9 +7258,9 @@
       </w:tcPr>
     </w:tblStylePr>
   </w:style>
-  <w:style w:type="table" w:styleId="31">
+  <w:style w:type="table" w:styleId="720">
     <w:name w:val="Grid Table 2 - Accent 5"/>
-    <w:basedOn w:val="665"/>
+    <w:basedOn w:val="887"/>
     <w:uiPriority w:val="99"/>
     <w:pPr>
       <w:pBdr/>
@@ -5071,9 +7490,9 @@
       </w:tcPr>
     </w:tblStylePr>
   </w:style>
-  <w:style w:type="table" w:styleId="32">
+  <w:style w:type="table" w:styleId="721">
     <w:name w:val="Grid Table 2 - Accent 6"/>
-    <w:basedOn w:val="665"/>
+    <w:basedOn w:val="887"/>
     <w:uiPriority w:val="99"/>
     <w:pPr>
       <w:pBdr/>
@@ -5303,9 +7722,9 @@
       </w:tcPr>
     </w:tblStylePr>
   </w:style>
-  <w:style w:type="table" w:styleId="33">
+  <w:style w:type="table" w:styleId="722">
     <w:name w:val="Grid Table 3"/>
-    <w:basedOn w:val="665"/>
+    <w:basedOn w:val="887"/>
     <w:uiPriority w:val="99"/>
     <w:pPr>
       <w:pBdr/>
@@ -5404,29 +7823,6 @@
         <w:tblBorders/>
       </w:tblPr>
       <w:tcPr>
-        <w:shd w:color="ffffff"/>
-        <w:tcBorders>
-          <w:top w:val="none" w:color="000000" w:sz="4" w:space="0"/>
-          <w:left w:val="none" w:color="000000" w:sz="4" w:space="0"/>
-          <w:bottom w:val="none" w:color="000000" w:sz="4" w:space="0"/>
-          <w:right w:val="none" w:color="000000" w:sz="4" w:space="0"/>
-        </w:tcBorders>
-      </w:tcPr>
-    </w:tblStylePr>
-    <w:tblStylePr w:type="firstRow">
-      <w:rPr>
-        <w:b/>
-        <w:color w:val="404040"/>
-      </w:rPr>
-      <w:pPr>
-        <w:pBdr/>
-        <w:spacing/>
-        <w:ind/>
-      </w:pPr>
-      <w:tblPr>
-        <w:tblBorders/>
-      </w:tblPr>
-      <w:tcPr>
         <w:shd w:val="clear" w:color="ffffff"/>
         <w:tcBorders>
           <w:top w:val="none" w:color="000000" w:sz="4" w:space="0"/>
@@ -5436,30 +7832,7 @@
         </w:tcBorders>
       </w:tcPr>
     </w:tblStylePr>
-    <w:tblStylePr w:type="lastCol">
-      <w:rPr>
-        <w:i/>
-        <w:color w:val="404040"/>
-      </w:rPr>
-      <w:pPr>
-        <w:pBdr/>
-        <w:spacing/>
-        <w:ind/>
-      </w:pPr>
-      <w:tblPr>
-        <w:tblBorders/>
-      </w:tblPr>
-      <w:tcPr>
-        <w:shd w:color="ffffff"/>
-        <w:tcBorders>
-          <w:top w:val="none" w:color="000000" w:sz="4" w:space="0"/>
-          <w:left w:val="none" w:color="000000" w:sz="4" w:space="0"/>
-          <w:bottom w:val="none" w:color="000000" w:sz="4" w:space="0"/>
-          <w:right w:val="none" w:color="000000" w:sz="4" w:space="0"/>
-        </w:tcBorders>
-      </w:tcPr>
-    </w:tblStylePr>
-    <w:tblStylePr w:type="lastRow">
+    <w:tblStylePr w:type="firstRow">
       <w:rPr>
         <w:b/>
         <w:color w:val="404040"/>
@@ -5482,6 +7855,52 @@
         </w:tcBorders>
       </w:tcPr>
     </w:tblStylePr>
+    <w:tblStylePr w:type="lastCol">
+      <w:rPr>
+        <w:i/>
+        <w:color w:val="404040"/>
+      </w:rPr>
+      <w:pPr>
+        <w:pBdr/>
+        <w:spacing/>
+        <w:ind/>
+      </w:pPr>
+      <w:tblPr>
+        <w:tblBorders/>
+      </w:tblPr>
+      <w:tcPr>
+        <w:shd w:val="clear" w:color="ffffff"/>
+        <w:tcBorders>
+          <w:top w:val="none" w:color="000000" w:sz="4" w:space="0"/>
+          <w:left w:val="none" w:color="000000" w:sz="4" w:space="0"/>
+          <w:bottom w:val="none" w:color="000000" w:sz="4" w:space="0"/>
+          <w:right w:val="none" w:color="000000" w:sz="4" w:space="0"/>
+        </w:tcBorders>
+      </w:tcPr>
+    </w:tblStylePr>
+    <w:tblStylePr w:type="lastRow">
+      <w:rPr>
+        <w:b/>
+        <w:color w:val="404040"/>
+      </w:rPr>
+      <w:pPr>
+        <w:pBdr/>
+        <w:spacing/>
+        <w:ind/>
+      </w:pPr>
+      <w:tblPr>
+        <w:tblBorders/>
+      </w:tblPr>
+      <w:tcPr>
+        <w:shd w:val="clear" w:color="ffffff"/>
+        <w:tcBorders>
+          <w:top w:val="none" w:color="000000" w:sz="4" w:space="0"/>
+          <w:left w:val="none" w:color="000000" w:sz="4" w:space="0"/>
+          <w:bottom w:val="none" w:color="000000" w:sz="4" w:space="0"/>
+          <w:right w:val="none" w:color="000000" w:sz="4" w:space="0"/>
+        </w:tcBorders>
+      </w:tcPr>
+    </w:tblStylePr>
     <w:tblStylePr w:type="nwCell">
       <w:pPr>
         <w:pBdr/>
@@ -5548,9 +7967,9 @@
       </w:tcPr>
     </w:tblStylePr>
   </w:style>
-  <w:style w:type="table" w:styleId="34">
+  <w:style w:type="table" w:styleId="723">
     <w:name w:val="Grid Table 3 - Accent 1"/>
-    <w:basedOn w:val="665"/>
+    <w:basedOn w:val="887"/>
     <w:uiPriority w:val="99"/>
     <w:pPr>
       <w:pBdr/>
@@ -5649,29 +8068,6 @@
         <w:tblBorders/>
       </w:tblPr>
       <w:tcPr>
-        <w:shd w:color="ffffff"/>
-        <w:tcBorders>
-          <w:top w:val="none" w:color="000000" w:sz="4" w:space="0"/>
-          <w:left w:val="none" w:color="000000" w:sz="4" w:space="0"/>
-          <w:bottom w:val="none" w:color="000000" w:sz="4" w:space="0"/>
-          <w:right w:val="none" w:color="000000" w:sz="4" w:space="0"/>
-        </w:tcBorders>
-      </w:tcPr>
-    </w:tblStylePr>
-    <w:tblStylePr w:type="firstRow">
-      <w:rPr>
-        <w:b/>
-        <w:color w:val="404040"/>
-      </w:rPr>
-      <w:pPr>
-        <w:pBdr/>
-        <w:spacing/>
-        <w:ind/>
-      </w:pPr>
-      <w:tblPr>
-        <w:tblBorders/>
-      </w:tblPr>
-      <w:tcPr>
         <w:shd w:val="clear" w:color="ffffff"/>
         <w:tcBorders>
           <w:top w:val="none" w:color="000000" w:sz="4" w:space="0"/>
@@ -5681,30 +8077,7 @@
         </w:tcBorders>
       </w:tcPr>
     </w:tblStylePr>
-    <w:tblStylePr w:type="lastCol">
-      <w:rPr>
-        <w:i/>
-        <w:color w:val="404040"/>
-      </w:rPr>
-      <w:pPr>
-        <w:pBdr/>
-        <w:spacing/>
-        <w:ind/>
-      </w:pPr>
-      <w:tblPr>
-        <w:tblBorders/>
-      </w:tblPr>
-      <w:tcPr>
-        <w:shd w:color="ffffff"/>
-        <w:tcBorders>
-          <w:top w:val="none" w:color="000000" w:sz="4" w:space="0"/>
-          <w:left w:val="none" w:color="000000" w:sz="4" w:space="0"/>
-          <w:bottom w:val="none" w:color="000000" w:sz="4" w:space="0"/>
-          <w:right w:val="none" w:color="000000" w:sz="4" w:space="0"/>
-        </w:tcBorders>
-      </w:tcPr>
-    </w:tblStylePr>
-    <w:tblStylePr w:type="lastRow">
+    <w:tblStylePr w:type="firstRow">
       <w:rPr>
         <w:b/>
         <w:color w:val="404040"/>
@@ -5727,6 +8100,52 @@
         </w:tcBorders>
       </w:tcPr>
     </w:tblStylePr>
+    <w:tblStylePr w:type="lastCol">
+      <w:rPr>
+        <w:i/>
+        <w:color w:val="404040"/>
+      </w:rPr>
+      <w:pPr>
+        <w:pBdr/>
+        <w:spacing/>
+        <w:ind/>
+      </w:pPr>
+      <w:tblPr>
+        <w:tblBorders/>
+      </w:tblPr>
+      <w:tcPr>
+        <w:shd w:val="clear" w:color="ffffff"/>
+        <w:tcBorders>
+          <w:top w:val="none" w:color="000000" w:sz="4" w:space="0"/>
+          <w:left w:val="none" w:color="000000" w:sz="4" w:space="0"/>
+          <w:bottom w:val="none" w:color="000000" w:sz="4" w:space="0"/>
+          <w:right w:val="none" w:color="000000" w:sz="4" w:space="0"/>
+        </w:tcBorders>
+      </w:tcPr>
+    </w:tblStylePr>
+    <w:tblStylePr w:type="lastRow">
+      <w:rPr>
+        <w:b/>
+        <w:color w:val="404040"/>
+      </w:rPr>
+      <w:pPr>
+        <w:pBdr/>
+        <w:spacing/>
+        <w:ind/>
+      </w:pPr>
+      <w:tblPr>
+        <w:tblBorders/>
+      </w:tblPr>
+      <w:tcPr>
+        <w:shd w:val="clear" w:color="ffffff"/>
+        <w:tcBorders>
+          <w:top w:val="none" w:color="000000" w:sz="4" w:space="0"/>
+          <w:left w:val="none" w:color="000000" w:sz="4" w:space="0"/>
+          <w:bottom w:val="none" w:color="000000" w:sz="4" w:space="0"/>
+          <w:right w:val="none" w:color="000000" w:sz="4" w:space="0"/>
+        </w:tcBorders>
+      </w:tcPr>
+    </w:tblStylePr>
     <w:tblStylePr w:type="nwCell">
       <w:pPr>
         <w:pBdr/>
@@ -5793,9 +8212,9 @@
       </w:tcPr>
     </w:tblStylePr>
   </w:style>
-  <w:style w:type="table" w:styleId="35">
+  <w:style w:type="table" w:styleId="724">
     <w:name w:val="Grid Table 3 - Accent 2"/>
-    <w:basedOn w:val="665"/>
+    <w:basedOn w:val="887"/>
     <w:uiPriority w:val="99"/>
     <w:pPr>
       <w:pBdr/>
@@ -5894,29 +8313,6 @@
         <w:tblBorders/>
       </w:tblPr>
       <w:tcPr>
-        <w:shd w:color="ffffff"/>
-        <w:tcBorders>
-          <w:top w:val="none" w:color="000000" w:sz="4" w:space="0"/>
-          <w:left w:val="none" w:color="000000" w:sz="4" w:space="0"/>
-          <w:bottom w:val="none" w:color="000000" w:sz="4" w:space="0"/>
-          <w:right w:val="none" w:color="000000" w:sz="4" w:space="0"/>
-        </w:tcBorders>
-      </w:tcPr>
-    </w:tblStylePr>
-    <w:tblStylePr w:type="firstRow">
-      <w:rPr>
-        <w:b/>
-        <w:color w:val="404040"/>
-      </w:rPr>
-      <w:pPr>
-        <w:pBdr/>
-        <w:spacing/>
-        <w:ind/>
-      </w:pPr>
-      <w:tblPr>
-        <w:tblBorders/>
-      </w:tblPr>
-      <w:tcPr>
         <w:shd w:val="clear" w:color="ffffff"/>
         <w:tcBorders>
           <w:top w:val="none" w:color="000000" w:sz="4" w:space="0"/>
@@ -5926,30 +8322,7 @@
         </w:tcBorders>
       </w:tcPr>
     </w:tblStylePr>
-    <w:tblStylePr w:type="lastCol">
-      <w:rPr>
-        <w:i/>
-        <w:color w:val="404040"/>
-      </w:rPr>
-      <w:pPr>
-        <w:pBdr/>
-        <w:spacing/>
-        <w:ind/>
-      </w:pPr>
-      <w:tblPr>
-        <w:tblBorders/>
-      </w:tblPr>
-      <w:tcPr>
-        <w:shd w:color="ffffff"/>
-        <w:tcBorders>
-          <w:top w:val="none" w:color="000000" w:sz="4" w:space="0"/>
-          <w:left w:val="none" w:color="000000" w:sz="4" w:space="0"/>
-          <w:bottom w:val="none" w:color="000000" w:sz="4" w:space="0"/>
-          <w:right w:val="none" w:color="000000" w:sz="4" w:space="0"/>
-        </w:tcBorders>
-      </w:tcPr>
-    </w:tblStylePr>
-    <w:tblStylePr w:type="lastRow">
+    <w:tblStylePr w:type="firstRow">
       <w:rPr>
         <w:b/>
         <w:color w:val="404040"/>
@@ -5972,6 +8345,52 @@
         </w:tcBorders>
       </w:tcPr>
     </w:tblStylePr>
+    <w:tblStylePr w:type="lastCol">
+      <w:rPr>
+        <w:i/>
+        <w:color w:val="404040"/>
+      </w:rPr>
+      <w:pPr>
+        <w:pBdr/>
+        <w:spacing/>
+        <w:ind/>
+      </w:pPr>
+      <w:tblPr>
+        <w:tblBorders/>
+      </w:tblPr>
+      <w:tcPr>
+        <w:shd w:val="clear" w:color="ffffff"/>
+        <w:tcBorders>
+          <w:top w:val="none" w:color="000000" w:sz="4" w:space="0"/>
+          <w:left w:val="none" w:color="000000" w:sz="4" w:space="0"/>
+          <w:bottom w:val="none" w:color="000000" w:sz="4" w:space="0"/>
+          <w:right w:val="none" w:color="000000" w:sz="4" w:space="0"/>
+        </w:tcBorders>
+      </w:tcPr>
+    </w:tblStylePr>
+    <w:tblStylePr w:type="lastRow">
+      <w:rPr>
+        <w:b/>
+        <w:color w:val="404040"/>
+      </w:rPr>
+      <w:pPr>
+        <w:pBdr/>
+        <w:spacing/>
+        <w:ind/>
+      </w:pPr>
+      <w:tblPr>
+        <w:tblBorders/>
+      </w:tblPr>
+      <w:tcPr>
+        <w:shd w:val="clear" w:color="ffffff"/>
+        <w:tcBorders>
+          <w:top w:val="none" w:color="000000" w:sz="4" w:space="0"/>
+          <w:left w:val="none" w:color="000000" w:sz="4" w:space="0"/>
+          <w:bottom w:val="none" w:color="000000" w:sz="4" w:space="0"/>
+          <w:right w:val="none" w:color="000000" w:sz="4" w:space="0"/>
+        </w:tcBorders>
+      </w:tcPr>
+    </w:tblStylePr>
     <w:tblStylePr w:type="nwCell">
       <w:pPr>
         <w:pBdr/>
@@ -6038,9 +8457,9 @@
       </w:tcPr>
     </w:tblStylePr>
   </w:style>
-  <w:style w:type="table" w:styleId="36">
+  <w:style w:type="table" w:styleId="725">
     <w:name w:val="Grid Table 3 - Accent 3"/>
-    <w:basedOn w:val="665"/>
+    <w:basedOn w:val="887"/>
     <w:uiPriority w:val="99"/>
     <w:pPr>
       <w:pBdr/>
@@ -6139,29 +8558,6 @@
         <w:tblBorders/>
       </w:tblPr>
       <w:tcPr>
-        <w:shd w:color="ffffff"/>
-        <w:tcBorders>
-          <w:top w:val="none" w:color="000000" w:sz="4" w:space="0"/>
-          <w:left w:val="none" w:color="000000" w:sz="4" w:space="0"/>
-          <w:bottom w:val="none" w:color="000000" w:sz="4" w:space="0"/>
-          <w:right w:val="none" w:color="000000" w:sz="4" w:space="0"/>
-        </w:tcBorders>
-      </w:tcPr>
-    </w:tblStylePr>
-    <w:tblStylePr w:type="firstRow">
-      <w:rPr>
-        <w:b/>
-        <w:color w:val="404040"/>
-      </w:rPr>
-      <w:pPr>
-        <w:pBdr/>
-        <w:spacing/>
-        <w:ind/>
-      </w:pPr>
-      <w:tblPr>
-        <w:tblBorders/>
-      </w:tblPr>
-      <w:tcPr>
         <w:shd w:val="clear" w:color="ffffff"/>
         <w:tcBorders>
           <w:top w:val="none" w:color="000000" w:sz="4" w:space="0"/>
@@ -6171,30 +8567,7 @@
         </w:tcBorders>
       </w:tcPr>
     </w:tblStylePr>
-    <w:tblStylePr w:type="lastCol">
-      <w:rPr>
-        <w:i/>
-        <w:color w:val="404040"/>
-      </w:rPr>
-      <w:pPr>
-        <w:pBdr/>
-        <w:spacing/>
-        <w:ind/>
-      </w:pPr>
-      <w:tblPr>
-        <w:tblBorders/>
-      </w:tblPr>
-      <w:tcPr>
-        <w:shd w:color="ffffff"/>
-        <w:tcBorders>
-          <w:top w:val="none" w:color="000000" w:sz="4" w:space="0"/>
-          <w:left w:val="none" w:color="000000" w:sz="4" w:space="0"/>
-          <w:bottom w:val="none" w:color="000000" w:sz="4" w:space="0"/>
-          <w:right w:val="none" w:color="000000" w:sz="4" w:space="0"/>
-        </w:tcBorders>
-      </w:tcPr>
-    </w:tblStylePr>
-    <w:tblStylePr w:type="lastRow">
+    <w:tblStylePr w:type="firstRow">
       <w:rPr>
         <w:b/>
         <w:color w:val="404040"/>
@@ -6217,6 +8590,52 @@
         </w:tcBorders>
       </w:tcPr>
     </w:tblStylePr>
+    <w:tblStylePr w:type="lastCol">
+      <w:rPr>
+        <w:i/>
+        <w:color w:val="404040"/>
+      </w:rPr>
+      <w:pPr>
+        <w:pBdr/>
+        <w:spacing/>
+        <w:ind/>
+      </w:pPr>
+      <w:tblPr>
+        <w:tblBorders/>
+      </w:tblPr>
+      <w:tcPr>
+        <w:shd w:val="clear" w:color="ffffff"/>
+        <w:tcBorders>
+          <w:top w:val="none" w:color="000000" w:sz="4" w:space="0"/>
+          <w:left w:val="none" w:color="000000" w:sz="4" w:space="0"/>
+          <w:bottom w:val="none" w:color="000000" w:sz="4" w:space="0"/>
+          <w:right w:val="none" w:color="000000" w:sz="4" w:space="0"/>
+        </w:tcBorders>
+      </w:tcPr>
+    </w:tblStylePr>
+    <w:tblStylePr w:type="lastRow">
+      <w:rPr>
+        <w:b/>
+        <w:color w:val="404040"/>
+      </w:rPr>
+      <w:pPr>
+        <w:pBdr/>
+        <w:spacing/>
+        <w:ind/>
+      </w:pPr>
+      <w:tblPr>
+        <w:tblBorders/>
+      </w:tblPr>
+      <w:tcPr>
+        <w:shd w:val="clear" w:color="ffffff"/>
+        <w:tcBorders>
+          <w:top w:val="none" w:color="000000" w:sz="4" w:space="0"/>
+          <w:left w:val="none" w:color="000000" w:sz="4" w:space="0"/>
+          <w:bottom w:val="none" w:color="000000" w:sz="4" w:space="0"/>
+          <w:right w:val="none" w:color="000000" w:sz="4" w:space="0"/>
+        </w:tcBorders>
+      </w:tcPr>
+    </w:tblStylePr>
     <w:tblStylePr w:type="nwCell">
       <w:pPr>
         <w:pBdr/>
@@ -6283,9 +8702,9 @@
       </w:tcPr>
     </w:tblStylePr>
   </w:style>
-  <w:style w:type="table" w:styleId="37">
+  <w:style w:type="table" w:styleId="726">
     <w:name w:val="Grid Table 3 - Accent 4"/>
-    <w:basedOn w:val="665"/>
+    <w:basedOn w:val="887"/>
     <w:uiPriority w:val="99"/>
     <w:pPr>
       <w:pBdr/>
@@ -6384,29 +8803,6 @@
         <w:tblBorders/>
       </w:tblPr>
       <w:tcPr>
-        <w:shd w:color="ffffff"/>
-        <w:tcBorders>
-          <w:top w:val="none" w:color="000000" w:sz="4" w:space="0"/>
-          <w:left w:val="none" w:color="000000" w:sz="4" w:space="0"/>
-          <w:bottom w:val="none" w:color="000000" w:sz="4" w:space="0"/>
-          <w:right w:val="none" w:color="000000" w:sz="4" w:space="0"/>
-        </w:tcBorders>
-      </w:tcPr>
-    </w:tblStylePr>
-    <w:tblStylePr w:type="firstRow">
-      <w:rPr>
-        <w:b/>
-        <w:color w:val="404040"/>
-      </w:rPr>
-      <w:pPr>
-        <w:pBdr/>
-        <w:spacing/>
-        <w:ind/>
-      </w:pPr>
-      <w:tblPr>
-        <w:tblBorders/>
-      </w:tblPr>
-      <w:tcPr>
         <w:shd w:val="clear" w:color="ffffff"/>
         <w:tcBorders>
           <w:top w:val="none" w:color="000000" w:sz="4" w:space="0"/>
@@ -6416,30 +8812,7 @@
         </w:tcBorders>
       </w:tcPr>
     </w:tblStylePr>
-    <w:tblStylePr w:type="lastCol">
-      <w:rPr>
-        <w:i/>
-        <w:color w:val="404040"/>
-      </w:rPr>
-      <w:pPr>
-        <w:pBdr/>
-        <w:spacing/>
-        <w:ind/>
-      </w:pPr>
-      <w:tblPr>
-        <w:tblBorders/>
-      </w:tblPr>
-      <w:tcPr>
-        <w:shd w:color="ffffff"/>
-        <w:tcBorders>
-          <w:top w:val="none" w:color="000000" w:sz="4" w:space="0"/>
-          <w:left w:val="none" w:color="000000" w:sz="4" w:space="0"/>
-          <w:bottom w:val="none" w:color="000000" w:sz="4" w:space="0"/>
-          <w:right w:val="none" w:color="000000" w:sz="4" w:space="0"/>
-        </w:tcBorders>
-      </w:tcPr>
-    </w:tblStylePr>
-    <w:tblStylePr w:type="lastRow">
+    <w:tblStylePr w:type="firstRow">
       <w:rPr>
         <w:b/>
         <w:color w:val="404040"/>
@@ -6462,6 +8835,52 @@
         </w:tcBorders>
       </w:tcPr>
     </w:tblStylePr>
+    <w:tblStylePr w:type="lastCol">
+      <w:rPr>
+        <w:i/>
+        <w:color w:val="404040"/>
+      </w:rPr>
+      <w:pPr>
+        <w:pBdr/>
+        <w:spacing/>
+        <w:ind/>
+      </w:pPr>
+      <w:tblPr>
+        <w:tblBorders/>
+      </w:tblPr>
+      <w:tcPr>
+        <w:shd w:val="clear" w:color="ffffff"/>
+        <w:tcBorders>
+          <w:top w:val="none" w:color="000000" w:sz="4" w:space="0"/>
+          <w:left w:val="none" w:color="000000" w:sz="4" w:space="0"/>
+          <w:bottom w:val="none" w:color="000000" w:sz="4" w:space="0"/>
+          <w:right w:val="none" w:color="000000" w:sz="4" w:space="0"/>
+        </w:tcBorders>
+      </w:tcPr>
+    </w:tblStylePr>
+    <w:tblStylePr w:type="lastRow">
+      <w:rPr>
+        <w:b/>
+        <w:color w:val="404040"/>
+      </w:rPr>
+      <w:pPr>
+        <w:pBdr/>
+        <w:spacing/>
+        <w:ind/>
+      </w:pPr>
+      <w:tblPr>
+        <w:tblBorders/>
+      </w:tblPr>
+      <w:tcPr>
+        <w:shd w:val="clear" w:color="ffffff"/>
+        <w:tcBorders>
+          <w:top w:val="none" w:color="000000" w:sz="4" w:space="0"/>
+          <w:left w:val="none" w:color="000000" w:sz="4" w:space="0"/>
+          <w:bottom w:val="none" w:color="000000" w:sz="4" w:space="0"/>
+          <w:right w:val="none" w:color="000000" w:sz="4" w:space="0"/>
+        </w:tcBorders>
+      </w:tcPr>
+    </w:tblStylePr>
     <w:tblStylePr w:type="nwCell">
       <w:pPr>
         <w:pBdr/>
@@ -6528,9 +8947,9 @@
       </w:tcPr>
     </w:tblStylePr>
   </w:style>
-  <w:style w:type="table" w:styleId="38">
+  <w:style w:type="table" w:styleId="727">
     <w:name w:val="Grid Table 3 - Accent 5"/>
-    <w:basedOn w:val="665"/>
+    <w:basedOn w:val="887"/>
     <w:uiPriority w:val="99"/>
     <w:pPr>
       <w:pBdr/>
@@ -6629,29 +9048,6 @@
         <w:tblBorders/>
       </w:tblPr>
       <w:tcPr>
-        <w:shd w:color="ffffff"/>
-        <w:tcBorders>
-          <w:top w:val="none" w:color="000000" w:sz="4" w:space="0"/>
-          <w:left w:val="none" w:color="000000" w:sz="4" w:space="0"/>
-          <w:bottom w:val="none" w:color="000000" w:sz="4" w:space="0"/>
-          <w:right w:val="none" w:color="000000" w:sz="4" w:space="0"/>
-        </w:tcBorders>
-      </w:tcPr>
-    </w:tblStylePr>
-    <w:tblStylePr w:type="firstRow">
-      <w:rPr>
-        <w:b/>
-        <w:color w:val="404040"/>
-      </w:rPr>
-      <w:pPr>
-        <w:pBdr/>
-        <w:spacing/>
-        <w:ind/>
-      </w:pPr>
-      <w:tblPr>
-        <w:tblBorders/>
-      </w:tblPr>
-      <w:tcPr>
         <w:shd w:val="clear" w:color="ffffff"/>
         <w:tcBorders>
           <w:top w:val="none" w:color="000000" w:sz="4" w:space="0"/>
@@ -6661,30 +9057,7 @@
         </w:tcBorders>
       </w:tcPr>
     </w:tblStylePr>
-    <w:tblStylePr w:type="lastCol">
-      <w:rPr>
-        <w:i/>
-        <w:color w:val="404040"/>
-      </w:rPr>
-      <w:pPr>
-        <w:pBdr/>
-        <w:spacing/>
-        <w:ind/>
-      </w:pPr>
-      <w:tblPr>
-        <w:tblBorders/>
-      </w:tblPr>
-      <w:tcPr>
-        <w:shd w:color="ffffff"/>
-        <w:tcBorders>
-          <w:top w:val="none" w:color="000000" w:sz="4" w:space="0"/>
-          <w:left w:val="none" w:color="000000" w:sz="4" w:space="0"/>
-          <w:bottom w:val="none" w:color="000000" w:sz="4" w:space="0"/>
-          <w:right w:val="none" w:color="000000" w:sz="4" w:space="0"/>
-        </w:tcBorders>
-      </w:tcPr>
-    </w:tblStylePr>
-    <w:tblStylePr w:type="lastRow">
+    <w:tblStylePr w:type="firstRow">
       <w:rPr>
         <w:b/>
         <w:color w:val="404040"/>
@@ -6707,6 +9080,52 @@
         </w:tcBorders>
       </w:tcPr>
     </w:tblStylePr>
+    <w:tblStylePr w:type="lastCol">
+      <w:rPr>
+        <w:i/>
+        <w:color w:val="404040"/>
+      </w:rPr>
+      <w:pPr>
+        <w:pBdr/>
+        <w:spacing/>
+        <w:ind/>
+      </w:pPr>
+      <w:tblPr>
+        <w:tblBorders/>
+      </w:tblPr>
+      <w:tcPr>
+        <w:shd w:val="clear" w:color="ffffff"/>
+        <w:tcBorders>
+          <w:top w:val="none" w:color="000000" w:sz="4" w:space="0"/>
+          <w:left w:val="none" w:color="000000" w:sz="4" w:space="0"/>
+          <w:bottom w:val="none" w:color="000000" w:sz="4" w:space="0"/>
+          <w:right w:val="none" w:color="000000" w:sz="4" w:space="0"/>
+        </w:tcBorders>
+      </w:tcPr>
+    </w:tblStylePr>
+    <w:tblStylePr w:type="lastRow">
+      <w:rPr>
+        <w:b/>
+        <w:color w:val="404040"/>
+      </w:rPr>
+      <w:pPr>
+        <w:pBdr/>
+        <w:spacing/>
+        <w:ind/>
+      </w:pPr>
+      <w:tblPr>
+        <w:tblBorders/>
+      </w:tblPr>
+      <w:tcPr>
+        <w:shd w:val="clear" w:color="ffffff"/>
+        <w:tcBorders>
+          <w:top w:val="none" w:color="000000" w:sz="4" w:space="0"/>
+          <w:left w:val="none" w:color="000000" w:sz="4" w:space="0"/>
+          <w:bottom w:val="none" w:color="000000" w:sz="4" w:space="0"/>
+          <w:right w:val="none" w:color="000000" w:sz="4" w:space="0"/>
+        </w:tcBorders>
+      </w:tcPr>
+    </w:tblStylePr>
     <w:tblStylePr w:type="nwCell">
       <w:pPr>
         <w:pBdr/>
@@ -6773,9 +9192,9 @@
       </w:tcPr>
     </w:tblStylePr>
   </w:style>
-  <w:style w:type="table" w:styleId="39">
+  <w:style w:type="table" w:styleId="728">
     <w:name w:val="Grid Table 3 - Accent 6"/>
-    <w:basedOn w:val="665"/>
+    <w:basedOn w:val="887"/>
     <w:uiPriority w:val="99"/>
     <w:pPr>
       <w:pBdr/>
@@ -6874,29 +9293,6 @@
         <w:tblBorders/>
       </w:tblPr>
       <w:tcPr>
-        <w:shd w:color="ffffff"/>
-        <w:tcBorders>
-          <w:top w:val="none" w:color="000000" w:sz="4" w:space="0"/>
-          <w:left w:val="none" w:color="000000" w:sz="4" w:space="0"/>
-          <w:bottom w:val="none" w:color="000000" w:sz="4" w:space="0"/>
-          <w:right w:val="none" w:color="000000" w:sz="4" w:space="0"/>
-        </w:tcBorders>
-      </w:tcPr>
-    </w:tblStylePr>
-    <w:tblStylePr w:type="firstRow">
-      <w:rPr>
-        <w:b/>
-        <w:color w:val="404040"/>
-      </w:rPr>
-      <w:pPr>
-        <w:pBdr/>
-        <w:spacing/>
-        <w:ind/>
-      </w:pPr>
-      <w:tblPr>
-        <w:tblBorders/>
-      </w:tblPr>
-      <w:tcPr>
         <w:shd w:val="clear" w:color="ffffff"/>
         <w:tcBorders>
           <w:top w:val="none" w:color="000000" w:sz="4" w:space="0"/>
@@ -6906,30 +9302,7 @@
         </w:tcBorders>
       </w:tcPr>
     </w:tblStylePr>
-    <w:tblStylePr w:type="lastCol">
-      <w:rPr>
-        <w:i/>
-        <w:color w:val="404040"/>
-      </w:rPr>
-      <w:pPr>
-        <w:pBdr/>
-        <w:spacing/>
-        <w:ind/>
-      </w:pPr>
-      <w:tblPr>
-        <w:tblBorders/>
-      </w:tblPr>
-      <w:tcPr>
-        <w:shd w:color="ffffff"/>
-        <w:tcBorders>
-          <w:top w:val="none" w:color="000000" w:sz="4" w:space="0"/>
-          <w:left w:val="none" w:color="000000" w:sz="4" w:space="0"/>
-          <w:bottom w:val="none" w:color="000000" w:sz="4" w:space="0"/>
-          <w:right w:val="none" w:color="000000" w:sz="4" w:space="0"/>
-        </w:tcBorders>
-      </w:tcPr>
-    </w:tblStylePr>
-    <w:tblStylePr w:type="lastRow">
+    <w:tblStylePr w:type="firstRow">
       <w:rPr>
         <w:b/>
         <w:color w:val="404040"/>
@@ -6952,6 +9325,52 @@
         </w:tcBorders>
       </w:tcPr>
     </w:tblStylePr>
+    <w:tblStylePr w:type="lastCol">
+      <w:rPr>
+        <w:i/>
+        <w:color w:val="404040"/>
+      </w:rPr>
+      <w:pPr>
+        <w:pBdr/>
+        <w:spacing/>
+        <w:ind/>
+      </w:pPr>
+      <w:tblPr>
+        <w:tblBorders/>
+      </w:tblPr>
+      <w:tcPr>
+        <w:shd w:val="clear" w:color="ffffff"/>
+        <w:tcBorders>
+          <w:top w:val="none" w:color="000000" w:sz="4" w:space="0"/>
+          <w:left w:val="none" w:color="000000" w:sz="4" w:space="0"/>
+          <w:bottom w:val="none" w:color="000000" w:sz="4" w:space="0"/>
+          <w:right w:val="none" w:color="000000" w:sz="4" w:space="0"/>
+        </w:tcBorders>
+      </w:tcPr>
+    </w:tblStylePr>
+    <w:tblStylePr w:type="lastRow">
+      <w:rPr>
+        <w:b/>
+        <w:color w:val="404040"/>
+      </w:rPr>
+      <w:pPr>
+        <w:pBdr/>
+        <w:spacing/>
+        <w:ind/>
+      </w:pPr>
+      <w:tblPr>
+        <w:tblBorders/>
+      </w:tblPr>
+      <w:tcPr>
+        <w:shd w:val="clear" w:color="ffffff"/>
+        <w:tcBorders>
+          <w:top w:val="none" w:color="000000" w:sz="4" w:space="0"/>
+          <w:left w:val="none" w:color="000000" w:sz="4" w:space="0"/>
+          <w:bottom w:val="none" w:color="000000" w:sz="4" w:space="0"/>
+          <w:right w:val="none" w:color="000000" w:sz="4" w:space="0"/>
+        </w:tcBorders>
+      </w:tcPr>
+    </w:tblStylePr>
     <w:tblStylePr w:type="nwCell">
       <w:pPr>
         <w:pBdr/>
@@ -7018,9 +9437,9 @@
       </w:tcPr>
     </w:tblStylePr>
   </w:style>
-  <w:style w:type="table" w:styleId="40">
+  <w:style w:type="table" w:styleId="729">
     <w:name w:val="Grid Table 4"/>
-    <w:basedOn w:val="665"/>
+    <w:basedOn w:val="887"/>
     <w:uiPriority w:val="59"/>
     <w:pPr>
       <w:pBdr/>
@@ -7251,9 +9670,9 @@
       </w:tcPr>
     </w:tblStylePr>
   </w:style>
-  <w:style w:type="table" w:styleId="41">
+  <w:style w:type="table" w:styleId="730">
     <w:name w:val="Grid Table 4 - Accent 1"/>
-    <w:basedOn w:val="665"/>
+    <w:basedOn w:val="887"/>
     <w:uiPriority w:val="59"/>
     <w:pPr>
       <w:pBdr/>
@@ -7484,9 +9903,9 @@
       </w:tcPr>
     </w:tblStylePr>
   </w:style>
-  <w:style w:type="table" w:styleId="42">
+  <w:style w:type="table" w:styleId="731">
     <w:name w:val="Grid Table 4 - Accent 2"/>
-    <w:basedOn w:val="665"/>
+    <w:basedOn w:val="887"/>
     <w:uiPriority w:val="59"/>
     <w:pPr>
       <w:pBdr/>
@@ -7717,9 +10136,9 @@
       </w:tcPr>
     </w:tblStylePr>
   </w:style>
-  <w:style w:type="table" w:styleId="43">
+  <w:style w:type="table" w:styleId="732">
     <w:name w:val="Grid Table 4 - Accent 3"/>
-    <w:basedOn w:val="665"/>
+    <w:basedOn w:val="887"/>
     <w:uiPriority w:val="59"/>
     <w:pPr>
       <w:pBdr/>
@@ -7950,9 +10369,9 @@
       </w:tcPr>
     </w:tblStylePr>
   </w:style>
-  <w:style w:type="table" w:styleId="44">
+  <w:style w:type="table" w:styleId="733">
     <w:name w:val="Grid Table 4 - Accent 4"/>
-    <w:basedOn w:val="665"/>
+    <w:basedOn w:val="887"/>
     <w:uiPriority w:val="59"/>
     <w:pPr>
       <w:pBdr/>
@@ -8183,9 +10602,9 @@
       </w:tcPr>
     </w:tblStylePr>
   </w:style>
-  <w:style w:type="table" w:styleId="45">
+  <w:style w:type="table" w:styleId="734">
     <w:name w:val="Grid Table 4 - Accent 5"/>
-    <w:basedOn w:val="665"/>
+    <w:basedOn w:val="887"/>
     <w:uiPriority w:val="59"/>
     <w:pPr>
       <w:pBdr/>
@@ -8416,9 +10835,9 @@
       </w:tcPr>
     </w:tblStylePr>
   </w:style>
-  <w:style w:type="table" w:styleId="46">
+  <w:style w:type="table" w:styleId="735">
     <w:name w:val="Grid Table 4 - Accent 6"/>
-    <w:basedOn w:val="665"/>
+    <w:basedOn w:val="887"/>
     <w:uiPriority w:val="59"/>
     <w:pPr>
       <w:pBdr/>
@@ -8649,9 +11068,9 @@
       </w:tcPr>
     </w:tblStylePr>
   </w:style>
-  <w:style w:type="table" w:styleId="47">
+  <w:style w:type="table" w:styleId="736">
     <w:name w:val="Grid Table 5 Dark"/>
-    <w:basedOn w:val="665"/>
+    <w:basedOn w:val="887"/>
     <w:uiPriority w:val="99"/>
     <w:pPr>
       <w:pBdr/>
@@ -8877,9 +11296,9 @@
       </w:tcPr>
     </w:tblStylePr>
   </w:style>
-  <w:style w:type="table" w:styleId="48">
+  <w:style w:type="table" w:styleId="737">
     <w:name w:val="Grid Table 5 Dark- Accent 1"/>
-    <w:basedOn w:val="665"/>
+    <w:basedOn w:val="887"/>
     <w:uiPriority w:val="99"/>
     <w:pPr>
       <w:pBdr/>
@@ -9105,9 +11524,9 @@
       </w:tcPr>
     </w:tblStylePr>
   </w:style>
-  <w:style w:type="table" w:styleId="49">
+  <w:style w:type="table" w:styleId="738">
     <w:name w:val="Grid Table 5 Dark - Accent 2"/>
-    <w:basedOn w:val="665"/>
+    <w:basedOn w:val="887"/>
     <w:uiPriority w:val="99"/>
     <w:pPr>
       <w:pBdr/>
@@ -9333,9 +11752,9 @@
       </w:tcPr>
     </w:tblStylePr>
   </w:style>
-  <w:style w:type="table" w:styleId="50">
+  <w:style w:type="table" w:styleId="739">
     <w:name w:val="Grid Table 5 Dark - Accent 3"/>
-    <w:basedOn w:val="665"/>
+    <w:basedOn w:val="887"/>
     <w:uiPriority w:val="99"/>
     <w:pPr>
       <w:pBdr/>
@@ -9561,9 +11980,9 @@
       </w:tcPr>
     </w:tblStylePr>
   </w:style>
-  <w:style w:type="table" w:styleId="51">
+  <w:style w:type="table" w:styleId="740">
     <w:name w:val="Grid Table 5 Dark- Accent 4"/>
-    <w:basedOn w:val="665"/>
+    <w:basedOn w:val="887"/>
     <w:uiPriority w:val="99"/>
     <w:pPr>
       <w:pBdr/>
@@ -9789,9 +12208,9 @@
       </w:tcPr>
     </w:tblStylePr>
   </w:style>
-  <w:style w:type="table" w:styleId="52">
+  <w:style w:type="table" w:styleId="741">
     <w:name w:val="Grid Table 5 Dark - Accent 5"/>
-    <w:basedOn w:val="665"/>
+    <w:basedOn w:val="887"/>
     <w:uiPriority w:val="99"/>
     <w:pPr>
       <w:pBdr/>
@@ -10017,9 +12436,9 @@
       </w:tcPr>
     </w:tblStylePr>
   </w:style>
-  <w:style w:type="table" w:styleId="53">
+  <w:style w:type="table" w:styleId="742">
     <w:name w:val="Grid Table 5 Dark - Accent 6"/>
-    <w:basedOn w:val="665"/>
+    <w:basedOn w:val="887"/>
     <w:uiPriority w:val="99"/>
     <w:pPr>
       <w:pBdr/>
@@ -10245,9 +12664,9 @@
       </w:tcPr>
     </w:tblStylePr>
   </w:style>
-  <w:style w:type="table" w:styleId="54">
+  <w:style w:type="table" w:styleId="743">
     <w:name w:val="Grid Table 6 Colorful"/>
-    <w:basedOn w:val="665"/>
+    <w:basedOn w:val="887"/>
     <w:uiPriority w:val="99"/>
     <w:pPr>
       <w:pBdr/>
@@ -10475,9 +12894,9 @@
       </w:tcPr>
     </w:tblStylePr>
   </w:style>
-  <w:style w:type="table" w:styleId="55">
+  <w:style w:type="table" w:styleId="744">
     <w:name w:val="Grid Table 6 Colorful - Accent 1"/>
-    <w:basedOn w:val="665"/>
+    <w:basedOn w:val="887"/>
     <w:uiPriority w:val="99"/>
     <w:pPr>
       <w:pBdr/>
@@ -10705,9 +13124,9 @@
       </w:tcPr>
     </w:tblStylePr>
   </w:style>
-  <w:style w:type="table" w:styleId="56">
+  <w:style w:type="table" w:styleId="745">
     <w:name w:val="Grid Table 6 Colorful - Accent 2"/>
-    <w:basedOn w:val="665"/>
+    <w:basedOn w:val="887"/>
     <w:uiPriority w:val="99"/>
     <w:pPr>
       <w:pBdr/>
@@ -10935,9 +13354,9 @@
       </w:tcPr>
     </w:tblStylePr>
   </w:style>
-  <w:style w:type="table" w:styleId="57">
+  <w:style w:type="table" w:styleId="746">
     <w:name w:val="Grid Table 6 Colorful - Accent 3"/>
-    <w:basedOn w:val="665"/>
+    <w:basedOn w:val="887"/>
     <w:uiPriority w:val="99"/>
     <w:pPr>
       <w:pBdr/>
@@ -11165,9 +13584,9 @@
       </w:tcPr>
     </w:tblStylePr>
   </w:style>
-  <w:style w:type="table" w:styleId="58">
+  <w:style w:type="table" w:styleId="747">
     <w:name w:val="Grid Table 6 Colorful - Accent 4"/>
-    <w:basedOn w:val="665"/>
+    <w:basedOn w:val="887"/>
     <w:uiPriority w:val="99"/>
     <w:pPr>
       <w:pBdr/>
@@ -11395,9 +13814,9 @@
       </w:tcPr>
     </w:tblStylePr>
   </w:style>
-  <w:style w:type="table" w:styleId="59">
+  <w:style w:type="table" w:styleId="748">
     <w:name w:val="Grid Table 6 Colorful - Accent 5"/>
-    <w:basedOn w:val="665"/>
+    <w:basedOn w:val="887"/>
     <w:uiPriority w:val="99"/>
     <w:pPr>
       <w:pBdr/>
@@ -11625,9 +14044,9 @@
       </w:tcPr>
     </w:tblStylePr>
   </w:style>
-  <w:style w:type="table" w:styleId="60">
+  <w:style w:type="table" w:styleId="749">
     <w:name w:val="Grid Table 6 Colorful - Accent 6"/>
-    <w:basedOn w:val="665"/>
+    <w:basedOn w:val="887"/>
     <w:uiPriority w:val="99"/>
     <w:pPr>
       <w:pBdr/>
@@ -11855,9 +14274,9 @@
       </w:tcPr>
     </w:tblStylePr>
   </w:style>
-  <w:style w:type="table" w:styleId="61">
+  <w:style w:type="table" w:styleId="750">
     <w:name w:val="Grid Table 7 Colorful"/>
-    <w:basedOn w:val="665"/>
+    <w:basedOn w:val="887"/>
     <w:uiPriority w:val="99"/>
     <w:pPr>
       <w:pBdr/>
@@ -11959,11 +14378,11 @@
         <w:tblBorders/>
       </w:tblPr>
       <w:tcPr>
-        <w:shd w:color="ffffff"/>
+        <w:shd w:val="clear" w:color="ffffff"/>
         <w:tcBorders>
-          <w:top w:val="none"/>
-          <w:left w:val="none"/>
-          <w:bottom w:val="none"/>
+          <w:top w:val="none" w:color="000000" w:sz="4" w:space="0"/>
+          <w:left w:val="none" w:color="000000" w:sz="4" w:space="0"/>
+          <w:bottom w:val="none" w:color="000000" w:sz="4" w:space="0"/>
           <w:right w:val="single" w:color="000000" w:themeColor="text1" w:themeTint="80" w:sz="4" w:space="0"/>
         </w:tcBorders>
       </w:tcPr>
@@ -11986,10 +14405,10 @@
       <w:tcPr>
         <w:shd w:val="clear" w:color="ffffff" w:themeColor="light1" w:fill="ffffff" w:themeFill="light1"/>
         <w:tcBorders>
-          <w:top w:val="none"/>
-          <w:left w:val="none"/>
+          <w:top w:val="none" w:color="000000" w:sz="4" w:space="0"/>
+          <w:left w:val="none" w:color="000000" w:sz="4" w:space="0"/>
           <w:bottom w:val="single" w:color="000000" w:themeColor="text1" w:themeTint="80" w:sz="4" w:space="0"/>
-          <w:right w:val="none"/>
+          <w:right w:val="none" w:color="000000" w:sz="4" w:space="0"/>
         </w:tcBorders>
       </w:tcPr>
     </w:tblStylePr>
@@ -12009,12 +14428,12 @@
         <w:tblBorders/>
       </w:tblPr>
       <w:tcPr>
-        <w:shd w:color="ffffff"/>
+        <w:shd w:val="clear" w:color="ffffff"/>
         <w:tcBorders>
-          <w:top w:val="none"/>
+          <w:top w:val="none" w:color="000000" w:sz="4" w:space="0"/>
           <w:left w:val="single" w:color="000000" w:themeColor="text1" w:themeTint="80" w:sz="4" w:space="0"/>
-          <w:bottom w:val="none"/>
-          <w:right w:val="none"/>
+          <w:bottom w:val="none" w:color="000000" w:sz="4" w:space="0"/>
+          <w:right w:val="none" w:color="000000" w:sz="4" w:space="0"/>
         </w:tcBorders>
       </w:tcPr>
     </w:tblStylePr>
@@ -12037,9 +14456,9 @@
         <w:shd w:val="clear" w:color="ffffff" w:themeColor="light1" w:fill="ffffff" w:themeFill="light1"/>
         <w:tcBorders>
           <w:top w:val="single" w:color="000000" w:themeColor="text1" w:themeTint="80" w:sz="4" w:space="0"/>
-          <w:left w:val="none"/>
-          <w:bottom w:val="none"/>
-          <w:right w:val="none"/>
+          <w:left w:val="none" w:color="000000" w:sz="4" w:space="0"/>
+          <w:bottom w:val="none" w:color="000000" w:sz="4" w:space="0"/>
+          <w:right w:val="none" w:color="000000" w:sz="4" w:space="0"/>
         </w:tcBorders>
       </w:tcPr>
     </w:tblStylePr>
@@ -12109,9 +14528,9 @@
       </w:tcPr>
     </w:tblStylePr>
   </w:style>
-  <w:style w:type="table" w:styleId="62">
+  <w:style w:type="table" w:styleId="751">
     <w:name w:val="Grid Table 7 Colorful - Accent 1"/>
-    <w:basedOn w:val="665"/>
+    <w:basedOn w:val="887"/>
     <w:uiPriority w:val="99"/>
     <w:pPr>
       <w:pBdr/>
@@ -12213,11 +14632,11 @@
         <w:tblBorders/>
       </w:tblPr>
       <w:tcPr>
-        <w:shd w:color="ffffff"/>
+        <w:shd w:val="clear" w:color="ffffff"/>
         <w:tcBorders>
-          <w:top w:val="none"/>
-          <w:left w:val="none"/>
-          <w:bottom w:val="none"/>
+          <w:top w:val="none" w:color="000000" w:sz="4" w:space="0"/>
+          <w:left w:val="none" w:color="000000" w:sz="4" w:space="0"/>
+          <w:bottom w:val="none" w:color="000000" w:sz="4" w:space="0"/>
           <w:right w:val="single" w:color="000000" w:themeColor="accent1" w:themeTint="80" w:sz="4" w:space="0"/>
         </w:tcBorders>
       </w:tcPr>
@@ -12240,10 +14659,10 @@
       <w:tcPr>
         <w:shd w:val="clear" w:color="ffffff" w:themeColor="light1" w:fill="ffffff" w:themeFill="light1"/>
         <w:tcBorders>
-          <w:top w:val="none"/>
-          <w:left w:val="none"/>
+          <w:top w:val="none" w:color="000000" w:sz="4" w:space="0"/>
+          <w:left w:val="none" w:color="000000" w:sz="4" w:space="0"/>
           <w:bottom w:val="single" w:color="000000" w:themeColor="accent1" w:themeTint="80" w:sz="4" w:space="0"/>
-          <w:right w:val="none"/>
+          <w:right w:val="none" w:color="000000" w:sz="4" w:space="0"/>
         </w:tcBorders>
       </w:tcPr>
     </w:tblStylePr>
@@ -12263,12 +14682,12 @@
         <w:tblBorders/>
       </w:tblPr>
       <w:tcPr>
-        <w:shd w:color="ffffff"/>
+        <w:shd w:val="clear" w:color="ffffff"/>
         <w:tcBorders>
-          <w:top w:val="none"/>
+          <w:top w:val="none" w:color="000000" w:sz="4" w:space="0"/>
           <w:left w:val="single" w:color="000000" w:themeColor="accent1" w:themeTint="80" w:sz="4" w:space="0"/>
-          <w:bottom w:val="none"/>
-          <w:right w:val="none"/>
+          <w:bottom w:val="none" w:color="000000" w:sz="4" w:space="0"/>
+          <w:right w:val="none" w:color="000000" w:sz="4" w:space="0"/>
         </w:tcBorders>
       </w:tcPr>
     </w:tblStylePr>
@@ -12291,9 +14710,9 @@
         <w:shd w:val="clear" w:color="ffffff" w:themeColor="light1" w:fill="ffffff" w:themeFill="light1"/>
         <w:tcBorders>
           <w:top w:val="single" w:color="000000" w:themeColor="accent1" w:themeTint="80" w:sz="4" w:space="0"/>
-          <w:left w:val="none"/>
-          <w:bottom w:val="none"/>
-          <w:right w:val="none"/>
+          <w:left w:val="none" w:color="000000" w:sz="4" w:space="0"/>
+          <w:bottom w:val="none" w:color="000000" w:sz="4" w:space="0"/>
+          <w:right w:val="none" w:color="000000" w:sz="4" w:space="0"/>
         </w:tcBorders>
       </w:tcPr>
     </w:tblStylePr>
@@ -12363,9 +14782,9 @@
       </w:tcPr>
     </w:tblStylePr>
   </w:style>
-  <w:style w:type="table" w:styleId="63">
+  <w:style w:type="table" w:styleId="752">
     <w:name w:val="Grid Table 7 Colorful - Accent 2"/>
-    <w:basedOn w:val="665"/>
+    <w:basedOn w:val="887"/>
     <w:uiPriority w:val="99"/>
     <w:pPr>
       <w:pBdr/>
@@ -12467,11 +14886,11 @@
         <w:tblBorders/>
       </w:tblPr>
       <w:tcPr>
-        <w:shd w:color="ffffff"/>
+        <w:shd w:val="clear" w:color="ffffff"/>
         <w:tcBorders>
-          <w:top w:val="none"/>
-          <w:left w:val="none"/>
-          <w:bottom w:val="none"/>
+          <w:top w:val="none" w:color="000000" w:sz="4" w:space="0"/>
+          <w:left w:val="none" w:color="000000" w:sz="4" w:space="0"/>
+          <w:bottom w:val="none" w:color="000000" w:sz="4" w:space="0"/>
           <w:right w:val="single" w:color="000000" w:themeColor="accent2" w:themeTint="97" w:sz="4" w:space="0"/>
         </w:tcBorders>
       </w:tcPr>
@@ -12494,10 +14913,10 @@
       <w:tcPr>
         <w:shd w:val="clear" w:color="ffffff" w:themeColor="light1" w:fill="ffffff" w:themeFill="light1"/>
         <w:tcBorders>
-          <w:top w:val="none"/>
-          <w:left w:val="none"/>
+          <w:top w:val="none" w:color="000000" w:sz="4" w:space="0"/>
+          <w:left w:val="none" w:color="000000" w:sz="4" w:space="0"/>
           <w:bottom w:val="single" w:color="000000" w:themeColor="accent2" w:themeTint="97" w:sz="4" w:space="0"/>
-          <w:right w:val="none"/>
+          <w:right w:val="none" w:color="000000" w:sz="4" w:space="0"/>
         </w:tcBorders>
       </w:tcPr>
     </w:tblStylePr>
@@ -12517,12 +14936,12 @@
         <w:tblBorders/>
       </w:tblPr>
       <w:tcPr>
-        <w:shd w:color="ffffff"/>
+        <w:shd w:val="clear" w:color="ffffff"/>
         <w:tcBorders>
-          <w:top w:val="none"/>
+          <w:top w:val="none" w:color="000000" w:sz="4" w:space="0"/>
           <w:left w:val="single" w:color="000000" w:themeColor="accent2" w:themeTint="97" w:sz="4" w:space="0"/>
-          <w:bottom w:val="none"/>
-          <w:right w:val="none"/>
+          <w:bottom w:val="none" w:color="000000" w:sz="4" w:space="0"/>
+          <w:right w:val="none" w:color="000000" w:sz="4" w:space="0"/>
         </w:tcBorders>
       </w:tcPr>
     </w:tblStylePr>
@@ -12545,9 +14964,9 @@
         <w:shd w:val="clear" w:color="ffffff" w:themeColor="light1" w:fill="ffffff" w:themeFill="light1"/>
         <w:tcBorders>
           <w:top w:val="single" w:color="000000" w:themeColor="accent2" w:themeTint="97" w:sz="4" w:space="0"/>
-          <w:left w:val="none"/>
-          <w:bottom w:val="none"/>
-          <w:right w:val="none"/>
+          <w:left w:val="none" w:color="000000" w:sz="4" w:space="0"/>
+          <w:bottom w:val="none" w:color="000000" w:sz="4" w:space="0"/>
+          <w:right w:val="none" w:color="000000" w:sz="4" w:space="0"/>
         </w:tcBorders>
       </w:tcPr>
     </w:tblStylePr>
@@ -12617,9 +15036,9 @@
       </w:tcPr>
     </w:tblStylePr>
   </w:style>
-  <w:style w:type="table" w:styleId="64">
+  <w:style w:type="table" w:styleId="753">
     <w:name w:val="Grid Table 7 Colorful - Accent 3"/>
-    <w:basedOn w:val="665"/>
+    <w:basedOn w:val="887"/>
     <w:uiPriority w:val="99"/>
     <w:pPr>
       <w:pBdr/>
@@ -12721,11 +15140,11 @@
         <w:tblBorders/>
       </w:tblPr>
       <w:tcPr>
-        <w:shd w:color="ffffff"/>
+        <w:shd w:val="clear" w:color="ffffff"/>
         <w:tcBorders>
-          <w:top w:val="none"/>
-          <w:left w:val="none"/>
-          <w:bottom w:val="none"/>
+          <w:top w:val="none" w:color="000000" w:sz="4" w:space="0"/>
+          <w:left w:val="none" w:color="000000" w:sz="4" w:space="0"/>
+          <w:bottom w:val="none" w:color="000000" w:sz="4" w:space="0"/>
           <w:right w:val="single" w:color="000000" w:themeColor="accent3" w:themeTint="FE" w:sz="4" w:space="0"/>
         </w:tcBorders>
       </w:tcPr>
@@ -12748,10 +15167,10 @@
       <w:tcPr>
         <w:shd w:val="clear" w:color="ffffff" w:themeColor="light1" w:fill="ffffff" w:themeFill="light1"/>
         <w:tcBorders>
-          <w:top w:val="none"/>
-          <w:left w:val="none"/>
+          <w:top w:val="none" w:color="000000" w:sz="4" w:space="0"/>
+          <w:left w:val="none" w:color="000000" w:sz="4" w:space="0"/>
           <w:bottom w:val="single" w:color="000000" w:themeColor="accent3" w:themeTint="FE" w:sz="4" w:space="0"/>
-          <w:right w:val="none"/>
+          <w:right w:val="none" w:color="000000" w:sz="4" w:space="0"/>
         </w:tcBorders>
       </w:tcPr>
     </w:tblStylePr>
@@ -12771,12 +15190,12 @@
         <w:tblBorders/>
       </w:tblPr>
       <w:tcPr>
-        <w:shd w:color="ffffff"/>
+        <w:shd w:val="clear" w:color="ffffff"/>
         <w:tcBorders>
-          <w:top w:val="none"/>
+          <w:top w:val="none" w:color="000000" w:sz="4" w:space="0"/>
           <w:left w:val="single" w:color="000000" w:themeColor="accent3" w:themeTint="FE" w:sz="4" w:space="0"/>
-          <w:bottom w:val="none"/>
-          <w:right w:val="none"/>
+          <w:bottom w:val="none" w:color="000000" w:sz="4" w:space="0"/>
+          <w:right w:val="none" w:color="000000" w:sz="4" w:space="0"/>
         </w:tcBorders>
       </w:tcPr>
     </w:tblStylePr>
@@ -12799,9 +15218,9 @@
         <w:shd w:val="clear" w:color="ffffff" w:themeColor="light1" w:fill="ffffff" w:themeFill="light1"/>
         <w:tcBorders>
           <w:top w:val="single" w:color="000000" w:themeColor="accent3" w:themeTint="FE" w:sz="4" w:space="0"/>
-          <w:left w:val="none"/>
-          <w:bottom w:val="none"/>
-          <w:right w:val="none"/>
+          <w:left w:val="none" w:color="000000" w:sz="4" w:space="0"/>
+          <w:bottom w:val="none" w:color="000000" w:sz="4" w:space="0"/>
+          <w:right w:val="none" w:color="000000" w:sz="4" w:space="0"/>
         </w:tcBorders>
       </w:tcPr>
     </w:tblStylePr>
@@ -12871,9 +15290,9 @@
       </w:tcPr>
     </w:tblStylePr>
   </w:style>
-  <w:style w:type="table" w:styleId="65">
+  <w:style w:type="table" w:styleId="754">
     <w:name w:val="Grid Table 7 Colorful - Accent 4"/>
-    <w:basedOn w:val="665"/>
+    <w:basedOn w:val="887"/>
     <w:uiPriority w:val="99"/>
     <w:pPr>
       <w:pBdr/>
@@ -12975,11 +15394,11 @@
         <w:tblBorders/>
       </w:tblPr>
       <w:tcPr>
-        <w:shd w:color="ffffff"/>
+        <w:shd w:val="clear" w:color="ffffff"/>
         <w:tcBorders>
-          <w:top w:val="none"/>
-          <w:left w:val="none"/>
-          <w:bottom w:val="none"/>
+          <w:top w:val="none" w:color="000000" w:sz="4" w:space="0"/>
+          <w:left w:val="none" w:color="000000" w:sz="4" w:space="0"/>
+          <w:bottom w:val="none" w:color="000000" w:sz="4" w:space="0"/>
           <w:right w:val="single" w:color="000000" w:themeColor="accent4" w:themeTint="9A" w:sz="4" w:space="0"/>
         </w:tcBorders>
       </w:tcPr>
@@ -13002,10 +15421,10 @@
       <w:tcPr>
         <w:shd w:val="clear" w:color="ffffff" w:themeColor="light1" w:fill="ffffff" w:themeFill="light1"/>
         <w:tcBorders>
-          <w:top w:val="none"/>
-          <w:left w:val="none"/>
+          <w:top w:val="none" w:color="000000" w:sz="4" w:space="0"/>
+          <w:left w:val="none" w:color="000000" w:sz="4" w:space="0"/>
           <w:bottom w:val="single" w:color="000000" w:themeColor="accent4" w:themeTint="9A" w:sz="4" w:space="0"/>
-          <w:right w:val="none"/>
+          <w:right w:val="none" w:color="000000" w:sz="4" w:space="0"/>
         </w:tcBorders>
       </w:tcPr>
     </w:tblStylePr>
@@ -13025,12 +15444,12 @@
         <w:tblBorders/>
       </w:tblPr>
       <w:tcPr>
-        <w:shd w:color="ffffff"/>
+        <w:shd w:val="clear" w:color="ffffff"/>
         <w:tcBorders>
-          <w:top w:val="none"/>
+          <w:top w:val="none" w:color="000000" w:sz="4" w:space="0"/>
           <w:left w:val="single" w:color="000000" w:themeColor="accent4" w:themeTint="9A" w:sz="4" w:space="0"/>
-          <w:bottom w:val="none"/>
-          <w:right w:val="none"/>
+          <w:bottom w:val="none" w:color="000000" w:sz="4" w:space="0"/>
+          <w:right w:val="none" w:color="000000" w:sz="4" w:space="0"/>
         </w:tcBorders>
       </w:tcPr>
     </w:tblStylePr>
@@ -13053,9 +15472,9 @@
         <w:shd w:val="clear" w:color="ffffff" w:themeColor="light1" w:fill="ffffff" w:themeFill="light1"/>
         <w:tcBorders>
           <w:top w:val="single" w:color="000000" w:themeColor="accent4" w:themeTint="9A" w:sz="4" w:space="0"/>
-          <w:left w:val="none"/>
-          <w:bottom w:val="none"/>
-          <w:right w:val="none"/>
+          <w:left w:val="none" w:color="000000" w:sz="4" w:space="0"/>
+          <w:bottom w:val="none" w:color="000000" w:sz="4" w:space="0"/>
+          <w:right w:val="none" w:color="000000" w:sz="4" w:space="0"/>
         </w:tcBorders>
       </w:tcPr>
     </w:tblStylePr>
@@ -13125,9 +15544,9 @@
       </w:tcPr>
     </w:tblStylePr>
   </w:style>
-  <w:style w:type="table" w:styleId="66">
+  <w:style w:type="table" w:styleId="755">
     <w:name w:val="Grid Table 7 Colorful - Accent 5"/>
-    <w:basedOn w:val="665"/>
+    <w:basedOn w:val="887"/>
     <w:uiPriority w:val="99"/>
     <w:pPr>
       <w:pBdr/>
@@ -13229,11 +15648,11 @@
         <w:tblBorders/>
       </w:tblPr>
       <w:tcPr>
-        <w:shd w:color="ffffff"/>
+        <w:shd w:val="clear" w:color="ffffff"/>
         <w:tcBorders>
-          <w:top w:val="none"/>
-          <w:left w:val="none"/>
-          <w:bottom w:val="none"/>
+          <w:top w:val="none" w:color="000000" w:sz="4" w:space="0"/>
+          <w:left w:val="none" w:color="000000" w:sz="4" w:space="0"/>
+          <w:bottom w:val="none" w:color="000000" w:sz="4" w:space="0"/>
           <w:right w:val="single" w:color="000000" w:themeColor="accent5" w:themeTint="90" w:sz="4" w:space="0"/>
         </w:tcBorders>
       </w:tcPr>
@@ -13256,10 +15675,10 @@
       <w:tcPr>
         <w:shd w:val="clear" w:color="ffffff" w:themeColor="light1" w:fill="ffffff" w:themeFill="light1"/>
         <w:tcBorders>
-          <w:top w:val="none"/>
-          <w:left w:val="none"/>
+          <w:top w:val="none" w:color="000000" w:sz="4" w:space="0"/>
+          <w:left w:val="none" w:color="000000" w:sz="4" w:space="0"/>
           <w:bottom w:val="single" w:color="000000" w:themeColor="accent5" w:themeTint="90" w:sz="4" w:space="0"/>
-          <w:right w:val="none"/>
+          <w:right w:val="none" w:color="000000" w:sz="4" w:space="0"/>
         </w:tcBorders>
       </w:tcPr>
     </w:tblStylePr>
@@ -13279,12 +15698,12 @@
         <w:tblBorders/>
       </w:tblPr>
       <w:tcPr>
-        <w:shd w:color="ffffff"/>
+        <w:shd w:val="clear" w:color="ffffff"/>
         <w:tcBorders>
-          <w:top w:val="none"/>
+          <w:top w:val="none" w:color="000000" w:sz="4" w:space="0"/>
           <w:left w:val="single" w:color="000000" w:themeColor="accent5" w:themeTint="90" w:sz="4" w:space="0"/>
-          <w:bottom w:val="none"/>
-          <w:right w:val="none"/>
+          <w:bottom w:val="none" w:color="000000" w:sz="4" w:space="0"/>
+          <w:right w:val="none" w:color="000000" w:sz="4" w:space="0"/>
         </w:tcBorders>
       </w:tcPr>
     </w:tblStylePr>
@@ -13307,9 +15726,9 @@
         <w:shd w:val="clear" w:color="ffffff" w:themeColor="light1" w:fill="ffffff" w:themeFill="light1"/>
         <w:tcBorders>
           <w:top w:val="single" w:color="000000" w:themeColor="accent5" w:themeTint="90" w:sz="4" w:space="0"/>
-          <w:left w:val="none"/>
-          <w:bottom w:val="none"/>
-          <w:right w:val="none"/>
+          <w:left w:val="none" w:color="000000" w:sz="4" w:space="0"/>
+          <w:bottom w:val="none" w:color="000000" w:sz="4" w:space="0"/>
+          <w:right w:val="none" w:color="000000" w:sz="4" w:space="0"/>
         </w:tcBorders>
       </w:tcPr>
     </w:tblStylePr>
@@ -13379,9 +15798,9 @@
       </w:tcPr>
     </w:tblStylePr>
   </w:style>
-  <w:style w:type="table" w:styleId="67">
+  <w:style w:type="table" w:styleId="756">
     <w:name w:val="Grid Table 7 Colorful - Accent 6"/>
-    <w:basedOn w:val="665"/>
+    <w:basedOn w:val="887"/>
     <w:uiPriority w:val="99"/>
     <w:pPr>
       <w:pBdr/>
@@ -13483,11 +15902,11 @@
         <w:tblBorders/>
       </w:tblPr>
       <w:tcPr>
-        <w:shd w:color="ffffff"/>
+        <w:shd w:val="clear" w:color="ffffff"/>
         <w:tcBorders>
-          <w:top w:val="none"/>
-          <w:left w:val="none"/>
-          <w:bottom w:val="none"/>
+          <w:top w:val="none" w:color="000000" w:sz="4" w:space="0"/>
+          <w:left w:val="none" w:color="000000" w:sz="4" w:space="0"/>
+          <w:bottom w:val="none" w:color="000000" w:sz="4" w:space="0"/>
           <w:right w:val="single" w:color="000000" w:themeColor="accent6" w:themeTint="90" w:sz="4" w:space="0"/>
         </w:tcBorders>
       </w:tcPr>
@@ -13510,10 +15929,10 @@
       <w:tcPr>
         <w:shd w:val="clear" w:color="ffffff" w:themeColor="light1" w:fill="ffffff" w:themeFill="light1"/>
         <w:tcBorders>
-          <w:top w:val="none"/>
-          <w:left w:val="none"/>
+          <w:top w:val="none" w:color="000000" w:sz="4" w:space="0"/>
+          <w:left w:val="none" w:color="000000" w:sz="4" w:space="0"/>
           <w:bottom w:val="single" w:color="000000" w:themeColor="accent6" w:themeTint="90" w:sz="4" w:space="0"/>
-          <w:right w:val="none"/>
+          <w:right w:val="none" w:color="000000" w:sz="4" w:space="0"/>
         </w:tcBorders>
       </w:tcPr>
     </w:tblStylePr>
@@ -13533,12 +15952,12 @@
         <w:tblBorders/>
       </w:tblPr>
       <w:tcPr>
-        <w:shd w:color="ffffff"/>
+        <w:shd w:val="clear" w:color="ffffff"/>
         <w:tcBorders>
-          <w:top w:val="none"/>
+          <w:top w:val="none" w:color="000000" w:sz="4" w:space="0"/>
           <w:left w:val="single" w:color="000000" w:themeColor="accent6" w:themeTint="90" w:sz="4" w:space="0"/>
-          <w:bottom w:val="none"/>
-          <w:right w:val="none"/>
+          <w:bottom w:val="none" w:color="000000" w:sz="4" w:space="0"/>
+          <w:right w:val="none" w:color="000000" w:sz="4" w:space="0"/>
         </w:tcBorders>
       </w:tcPr>
     </w:tblStylePr>
@@ -13561,9 +15980,9 @@
         <w:shd w:val="clear" w:color="ffffff" w:themeColor="light1" w:fill="ffffff" w:themeFill="light1"/>
         <w:tcBorders>
           <w:top w:val="single" w:color="000000" w:themeColor="accent6" w:themeTint="90" w:sz="4" w:space="0"/>
-          <w:left w:val="none"/>
-          <w:bottom w:val="none"/>
-          <w:right w:val="none"/>
+          <w:left w:val="none" w:color="000000" w:sz="4" w:space="0"/>
+          <w:bottom w:val="none" w:color="000000" w:sz="4" w:space="0"/>
+          <w:right w:val="none" w:color="000000" w:sz="4" w:space="0"/>
         </w:tcBorders>
       </w:tcPr>
     </w:tblStylePr>
@@ -13633,9 +16052,9 @@
       </w:tcPr>
     </w:tblStylePr>
   </w:style>
-  <w:style w:type="table" w:styleId="68">
+  <w:style w:type="table" w:styleId="757">
     <w:name w:val="List Table 1 Light"/>
-    <w:basedOn w:val="665"/>
+    <w:basedOn w:val="887"/>
     <w:uiPriority w:val="99"/>
     <w:pPr>
       <w:pBdr/>
@@ -13849,9 +16268,9 @@
       </w:tcPr>
     </w:tblStylePr>
   </w:style>
-  <w:style w:type="table" w:styleId="69">
+  <w:style w:type="table" w:styleId="758">
     <w:name w:val="List Table 1 Light - Accent 1"/>
-    <w:basedOn w:val="665"/>
+    <w:basedOn w:val="887"/>
     <w:uiPriority w:val="99"/>
     <w:pPr>
       <w:pBdr/>
@@ -14065,9 +16484,9 @@
       </w:tcPr>
     </w:tblStylePr>
   </w:style>
-  <w:style w:type="table" w:styleId="70">
+  <w:style w:type="table" w:styleId="759">
     <w:name w:val="List Table 1 Light - Accent 2"/>
-    <w:basedOn w:val="665"/>
+    <w:basedOn w:val="887"/>
     <w:uiPriority w:val="99"/>
     <w:pPr>
       <w:pBdr/>
@@ -14281,9 +16700,9 @@
       </w:tcPr>
     </w:tblStylePr>
   </w:style>
-  <w:style w:type="table" w:styleId="71">
+  <w:style w:type="table" w:styleId="760">
     <w:name w:val="List Table 1 Light - Accent 3"/>
-    <w:basedOn w:val="665"/>
+    <w:basedOn w:val="887"/>
     <w:uiPriority w:val="99"/>
     <w:pPr>
       <w:pBdr/>
@@ -14497,9 +16916,9 @@
       </w:tcPr>
     </w:tblStylePr>
   </w:style>
-  <w:style w:type="table" w:styleId="72">
+  <w:style w:type="table" w:styleId="761">
     <w:name w:val="List Table 1 Light - Accent 4"/>
-    <w:basedOn w:val="665"/>
+    <w:basedOn w:val="887"/>
     <w:uiPriority w:val="99"/>
     <w:pPr>
       <w:pBdr/>
@@ -14713,9 +17132,9 @@
       </w:tcPr>
     </w:tblStylePr>
   </w:style>
-  <w:style w:type="table" w:styleId="73">
+  <w:style w:type="table" w:styleId="762">
     <w:name w:val="List Table 1 Light - Accent 5"/>
-    <w:basedOn w:val="665"/>
+    <w:basedOn w:val="887"/>
     <w:uiPriority w:val="99"/>
     <w:pPr>
       <w:pBdr/>
@@ -14929,9 +17348,9 @@
       </w:tcPr>
     </w:tblStylePr>
   </w:style>
-  <w:style w:type="table" w:styleId="74">
+  <w:style w:type="table" w:styleId="763">
     <w:name w:val="List Table 1 Light - Accent 6"/>
-    <w:basedOn w:val="665"/>
+    <w:basedOn w:val="887"/>
     <w:uiPriority w:val="99"/>
     <w:pPr>
       <w:pBdr/>
@@ -15145,9 +17564,9 @@
       </w:tcPr>
     </w:tblStylePr>
   </w:style>
-  <w:style w:type="table" w:styleId="75">
+  <w:style w:type="table" w:styleId="764">
     <w:name w:val="List Table 2"/>
-    <w:basedOn w:val="665"/>
+    <w:basedOn w:val="887"/>
     <w:uiPriority w:val="99"/>
     <w:pPr>
       <w:pBdr/>
@@ -15383,9 +17802,9 @@
       </w:tcPr>
     </w:tblStylePr>
   </w:style>
-  <w:style w:type="table" w:styleId="76">
+  <w:style w:type="table" w:styleId="765">
     <w:name w:val="List Table 2 - Accent 1"/>
-    <w:basedOn w:val="665"/>
+    <w:basedOn w:val="887"/>
     <w:uiPriority w:val="99"/>
     <w:pPr>
       <w:pBdr/>
@@ -15621,9 +18040,9 @@
       </w:tcPr>
     </w:tblStylePr>
   </w:style>
-  <w:style w:type="table" w:styleId="77">
+  <w:style w:type="table" w:styleId="766">
     <w:name w:val="List Table 2 - Accent 2"/>
-    <w:basedOn w:val="665"/>
+    <w:basedOn w:val="887"/>
     <w:uiPriority w:val="99"/>
     <w:pPr>
       <w:pBdr/>
@@ -15859,9 +18278,9 @@
       </w:tcPr>
     </w:tblStylePr>
   </w:style>
-  <w:style w:type="table" w:styleId="78">
+  <w:style w:type="table" w:styleId="767">
     <w:name w:val="List Table 2 - Accent 3"/>
-    <w:basedOn w:val="665"/>
+    <w:basedOn w:val="887"/>
     <w:uiPriority w:val="99"/>
     <w:pPr>
       <w:pBdr/>
@@ -16097,9 +18516,9 @@
       </w:tcPr>
     </w:tblStylePr>
   </w:style>
-  <w:style w:type="table" w:styleId="79">
+  <w:style w:type="table" w:styleId="768">
     <w:name w:val="List Table 2 - Accent 4"/>
-    <w:basedOn w:val="665"/>
+    <w:basedOn w:val="887"/>
     <w:uiPriority w:val="99"/>
     <w:pPr>
       <w:pBdr/>
@@ -16335,9 +18754,9 @@
       </w:tcPr>
     </w:tblStylePr>
   </w:style>
-  <w:style w:type="table" w:styleId="80">
+  <w:style w:type="table" w:styleId="769">
     <w:name w:val="List Table 2 - Accent 5"/>
-    <w:basedOn w:val="665"/>
+    <w:basedOn w:val="887"/>
     <w:uiPriority w:val="99"/>
     <w:pPr>
       <w:pBdr/>
@@ -16573,9 +18992,9 @@
       </w:tcPr>
     </w:tblStylePr>
   </w:style>
-  <w:style w:type="table" w:styleId="81">
+  <w:style w:type="table" w:styleId="770">
     <w:name w:val="List Table 2 - Accent 6"/>
-    <w:basedOn w:val="665"/>
+    <w:basedOn w:val="887"/>
     <w:uiPriority w:val="99"/>
     <w:pPr>
       <w:pBdr/>
@@ -16811,9 +19230,9 @@
       </w:tcPr>
     </w:tblStylePr>
   </w:style>
-  <w:style w:type="table" w:styleId="82">
+  <w:style w:type="table" w:styleId="771">
     <w:name w:val="List Table 3"/>
-    <w:basedOn w:val="665"/>
+    <w:basedOn w:val="887"/>
     <w:uiPriority w:val="99"/>
     <w:pPr>
       <w:pBdr/>
@@ -17039,9 +19458,9 @@
       </w:tcPr>
     </w:tblStylePr>
   </w:style>
-  <w:style w:type="table" w:styleId="83">
+  <w:style w:type="table" w:styleId="772">
     <w:name w:val="List Table 3 - Accent 1"/>
-    <w:basedOn w:val="665"/>
+    <w:basedOn w:val="887"/>
     <w:uiPriority w:val="99"/>
     <w:pPr>
       <w:pBdr/>
@@ -17267,9 +19686,9 @@
       </w:tcPr>
     </w:tblStylePr>
   </w:style>
-  <w:style w:type="table" w:styleId="84">
+  <w:style w:type="table" w:styleId="773">
     <w:name w:val="List Table 3 - Accent 2"/>
-    <w:basedOn w:val="665"/>
+    <w:basedOn w:val="887"/>
     <w:uiPriority w:val="99"/>
     <w:pPr>
       <w:pBdr/>
@@ -17495,9 +19914,9 @@
       </w:tcPr>
     </w:tblStylePr>
   </w:style>
-  <w:style w:type="table" w:styleId="85">
+  <w:style w:type="table" w:styleId="774">
     <w:name w:val="List Table 3 - Accent 3"/>
-    <w:basedOn w:val="665"/>
+    <w:basedOn w:val="887"/>
     <w:uiPriority w:val="99"/>
     <w:pPr>
       <w:pBdr/>
@@ -17723,9 +20142,9 @@
       </w:tcPr>
     </w:tblStylePr>
   </w:style>
-  <w:style w:type="table" w:styleId="86">
+  <w:style w:type="table" w:styleId="775">
     <w:name w:val="List Table 3 - Accent 4"/>
-    <w:basedOn w:val="665"/>
+    <w:basedOn w:val="887"/>
     <w:uiPriority w:val="99"/>
     <w:pPr>
       <w:pBdr/>
@@ -17951,9 +20370,9 @@
       </w:tcPr>
     </w:tblStylePr>
   </w:style>
-  <w:style w:type="table" w:styleId="87">
+  <w:style w:type="table" w:styleId="776">
     <w:name w:val="List Table 3 - Accent 5"/>
-    <w:basedOn w:val="665"/>
+    <w:basedOn w:val="887"/>
     <w:uiPriority w:val="99"/>
     <w:pPr>
       <w:pBdr/>
@@ -18179,9 +20598,9 @@
       </w:tcPr>
     </w:tblStylePr>
   </w:style>
-  <w:style w:type="table" w:styleId="88">
+  <w:style w:type="table" w:styleId="777">
     <w:name w:val="List Table 3 - Accent 6"/>
-    <w:basedOn w:val="665"/>
+    <w:basedOn w:val="887"/>
     <w:uiPriority w:val="99"/>
     <w:pPr>
       <w:pBdr/>
@@ -18407,9 +20826,9 @@
       </w:tcPr>
     </w:tblStylePr>
   </w:style>
-  <w:style w:type="table" w:styleId="89">
+  <w:style w:type="table" w:styleId="778">
     <w:name w:val="List Table 4"/>
-    <w:basedOn w:val="665"/>
+    <w:basedOn w:val="887"/>
     <w:uiPriority w:val="99"/>
     <w:pPr>
       <w:pBdr/>
@@ -18632,9 +21051,9 @@
       </w:tcPr>
     </w:tblStylePr>
   </w:style>
-  <w:style w:type="table" w:styleId="90">
+  <w:style w:type="table" w:styleId="779">
     <w:name w:val="List Table 4 - Accent 1"/>
-    <w:basedOn w:val="665"/>
+    <w:basedOn w:val="887"/>
     <w:uiPriority w:val="99"/>
     <w:pPr>
       <w:pBdr/>
@@ -18857,9 +21276,9 @@
       </w:tcPr>
     </w:tblStylePr>
   </w:style>
-  <w:style w:type="table" w:styleId="91">
+  <w:style w:type="table" w:styleId="780">
     <w:name w:val="List Table 4 - Accent 2"/>
-    <w:basedOn w:val="665"/>
+    <w:basedOn w:val="887"/>
     <w:uiPriority w:val="99"/>
     <w:pPr>
       <w:pBdr/>
@@ -19082,9 +21501,9 @@
       </w:tcPr>
     </w:tblStylePr>
   </w:style>
-  <w:style w:type="table" w:styleId="92">
+  <w:style w:type="table" w:styleId="781">
     <w:name w:val="List Table 4 - Accent 3"/>
-    <w:basedOn w:val="665"/>
+    <w:basedOn w:val="887"/>
     <w:uiPriority w:val="99"/>
     <w:pPr>
       <w:pBdr/>
@@ -19307,9 +21726,9 @@
       </w:tcPr>
     </w:tblStylePr>
   </w:style>
-  <w:style w:type="table" w:styleId="93">
+  <w:style w:type="table" w:styleId="782">
     <w:name w:val="List Table 4 - Accent 4"/>
-    <w:basedOn w:val="665"/>
+    <w:basedOn w:val="887"/>
     <w:uiPriority w:val="99"/>
     <w:pPr>
       <w:pBdr/>
@@ -19532,9 +21951,9 @@
       </w:tcPr>
     </w:tblStylePr>
   </w:style>
-  <w:style w:type="table" w:styleId="94">
+  <w:style w:type="table" w:styleId="783">
     <w:name w:val="List Table 4 - Accent 5"/>
-    <w:basedOn w:val="665"/>
+    <w:basedOn w:val="887"/>
     <w:uiPriority w:val="99"/>
     <w:pPr>
       <w:pBdr/>
@@ -19757,9 +22176,9 @@
       </w:tcPr>
     </w:tblStylePr>
   </w:style>
-  <w:style w:type="table" w:styleId="95">
+  <w:style w:type="table" w:styleId="784">
     <w:name w:val="List Table 4 - Accent 6"/>
-    <w:basedOn w:val="665"/>
+    <w:basedOn w:val="887"/>
     <w:uiPriority w:val="99"/>
     <w:pPr>
       <w:pBdr/>
@@ -19982,9 +22401,9 @@
       </w:tcPr>
     </w:tblStylePr>
   </w:style>
-  <w:style w:type="table" w:styleId="96">
+  <w:style w:type="table" w:styleId="785">
     <w:name w:val="List Table 5 Dark"/>
-    <w:basedOn w:val="665"/>
+    <w:basedOn w:val="887"/>
     <w:uiPriority w:val="99"/>
     <w:pPr>
       <w:pBdr/>
@@ -20224,9 +22643,9 @@
       </w:tcPr>
     </w:tblStylePr>
   </w:style>
-  <w:style w:type="table" w:styleId="97">
+  <w:style w:type="table" w:styleId="786">
     <w:name w:val="List Table 5 Dark - Accent 1"/>
-    <w:basedOn w:val="665"/>
+    <w:basedOn w:val="887"/>
     <w:uiPriority w:val="99"/>
     <w:pPr>
       <w:pBdr/>
@@ -20466,9 +22885,9 @@
       </w:tcPr>
     </w:tblStylePr>
   </w:style>
-  <w:style w:type="table" w:styleId="98">
+  <w:style w:type="table" w:styleId="787">
     <w:name w:val="List Table 5 Dark - Accent 2"/>
-    <w:basedOn w:val="665"/>
+    <w:basedOn w:val="887"/>
     <w:uiPriority w:val="99"/>
     <w:pPr>
       <w:pBdr/>
@@ -20708,9 +23127,9 @@
       </w:tcPr>
     </w:tblStylePr>
   </w:style>
-  <w:style w:type="table" w:styleId="99">
+  <w:style w:type="table" w:styleId="788">
     <w:name w:val="List Table 5 Dark - Accent 3"/>
-    <w:basedOn w:val="665"/>
+    <w:basedOn w:val="887"/>
     <w:uiPriority w:val="99"/>
     <w:pPr>
       <w:pBdr/>
@@ -20950,9 +23369,9 @@
       </w:tcPr>
     </w:tblStylePr>
   </w:style>
-  <w:style w:type="table" w:styleId="100">
+  <w:style w:type="table" w:styleId="789">
     <w:name w:val="List Table 5 Dark - Accent 4"/>
-    <w:basedOn w:val="665"/>
+    <w:basedOn w:val="887"/>
     <w:uiPriority w:val="99"/>
     <w:pPr>
       <w:pBdr/>
@@ -21192,9 +23611,9 @@
       </w:tcPr>
     </w:tblStylePr>
   </w:style>
-  <w:style w:type="table" w:styleId="101">
+  <w:style w:type="table" w:styleId="790">
     <w:name w:val="List Table 5 Dark - Accent 5"/>
-    <w:basedOn w:val="665"/>
+    <w:basedOn w:val="887"/>
     <w:uiPriority w:val="99"/>
     <w:pPr>
       <w:pBdr/>
@@ -21434,9 +23853,9 @@
       </w:tcPr>
     </w:tblStylePr>
   </w:style>
-  <w:style w:type="table" w:styleId="102">
+  <w:style w:type="table" w:styleId="791">
     <w:name w:val="List Table 5 Dark - Accent 6"/>
-    <w:basedOn w:val="665"/>
+    <w:basedOn w:val="887"/>
     <w:uiPriority w:val="99"/>
     <w:pPr>
       <w:pBdr/>
@@ -21676,9 +24095,9 @@
       </w:tcPr>
     </w:tblStylePr>
   </w:style>
-  <w:style w:type="table" w:styleId="103">
+  <w:style w:type="table" w:styleId="792">
     <w:name w:val="List Table 6 Colorful"/>
-    <w:basedOn w:val="665"/>
+    <w:basedOn w:val="887"/>
     <w:uiPriority w:val="99"/>
     <w:pPr>
       <w:pBdr/>
@@ -21899,9 +24318,9 @@
       </w:tcPr>
     </w:tblStylePr>
   </w:style>
-  <w:style w:type="table" w:styleId="104">
+  <w:style w:type="table" w:styleId="793">
     <w:name w:val="List Table 6 Colorful - Accent 1"/>
-    <w:basedOn w:val="665"/>
+    <w:basedOn w:val="887"/>
     <w:uiPriority w:val="99"/>
     <w:pPr>
       <w:pBdr/>
@@ -22122,9 +24541,9 @@
       </w:tcPr>
     </w:tblStylePr>
   </w:style>
-  <w:style w:type="table" w:styleId="105">
+  <w:style w:type="table" w:styleId="794">
     <w:name w:val="List Table 6 Colorful - Accent 2"/>
-    <w:basedOn w:val="665"/>
+    <w:basedOn w:val="887"/>
     <w:uiPriority w:val="99"/>
     <w:pPr>
       <w:pBdr/>
@@ -22345,9 +24764,9 @@
       </w:tcPr>
     </w:tblStylePr>
   </w:style>
-  <w:style w:type="table" w:styleId="106">
+  <w:style w:type="table" w:styleId="795">
     <w:name w:val="List Table 6 Colorful - Accent 3"/>
-    <w:basedOn w:val="665"/>
+    <w:basedOn w:val="887"/>
     <w:uiPriority w:val="99"/>
     <w:pPr>
       <w:pBdr/>
@@ -22568,9 +24987,9 @@
       </w:tcPr>
     </w:tblStylePr>
   </w:style>
-  <w:style w:type="table" w:styleId="107">
+  <w:style w:type="table" w:styleId="796">
     <w:name w:val="List Table 6 Colorful - Accent 4"/>
-    <w:basedOn w:val="665"/>
+    <w:basedOn w:val="887"/>
     <w:uiPriority w:val="99"/>
     <w:pPr>
       <w:pBdr/>
@@ -22791,9 +25210,9 @@
       </w:tcPr>
     </w:tblStylePr>
   </w:style>
-  <w:style w:type="table" w:styleId="108">
+  <w:style w:type="table" w:styleId="797">
     <w:name w:val="List Table 6 Colorful - Accent 5"/>
-    <w:basedOn w:val="665"/>
+    <w:basedOn w:val="887"/>
     <w:uiPriority w:val="99"/>
     <w:pPr>
       <w:pBdr/>
@@ -23014,9 +25433,9 @@
       </w:tcPr>
     </w:tblStylePr>
   </w:style>
-  <w:style w:type="table" w:styleId="109">
+  <w:style w:type="table" w:styleId="798">
     <w:name w:val="List Table 6 Colorful - Accent 6"/>
-    <w:basedOn w:val="665"/>
+    <w:basedOn w:val="887"/>
     <w:uiPriority w:val="99"/>
     <w:pPr>
       <w:pBdr/>
@@ -23237,9 +25656,9 @@
       </w:tcPr>
     </w:tblStylePr>
   </w:style>
-  <w:style w:type="table" w:styleId="110">
+  <w:style w:type="table" w:styleId="799">
     <w:name w:val="List Table 7 Colorful"/>
-    <w:basedOn w:val="665"/>
+    <w:basedOn w:val="887"/>
     <w:uiPriority w:val="99"/>
     <w:pPr>
       <w:pBdr/>
@@ -23338,11 +25757,11 @@
         <w:tblBorders/>
       </w:tblPr>
       <w:tcPr>
-        <w:shd w:color="ffffff"/>
+        <w:shd w:val="clear" w:color="ffffff"/>
         <w:tcBorders>
-          <w:top w:val="none"/>
-          <w:left w:val="none"/>
-          <w:bottom w:val="none"/>
+          <w:top w:val="none" w:color="000000" w:sz="4" w:space="0"/>
+          <w:left w:val="none" w:color="000000" w:sz="4" w:space="0"/>
+          <w:bottom w:val="none" w:color="000000" w:sz="4" w:space="0"/>
           <w:right w:val="single" w:color="000000" w:themeColor="text1" w:themeTint="80" w:sz="4" w:space="0"/>
         </w:tcBorders>
       </w:tcPr>
@@ -23365,10 +25784,10 @@
       <w:tcPr>
         <w:shd w:val="clear" w:color="ffffff" w:themeColor="light1" w:fill="ffffff" w:themeFill="light1"/>
         <w:tcBorders>
-          <w:top w:val="none"/>
-          <w:left w:val="none"/>
+          <w:top w:val="none" w:color="000000" w:sz="4" w:space="0"/>
+          <w:left w:val="none" w:color="000000" w:sz="4" w:space="0"/>
           <w:bottom w:val="single" w:color="000000" w:themeColor="text1" w:themeTint="80" w:sz="4" w:space="0"/>
-          <w:right w:val="none"/>
+          <w:right w:val="none" w:color="000000" w:sz="4" w:space="0"/>
         </w:tcBorders>
       </w:tcPr>
     </w:tblStylePr>
@@ -23388,12 +25807,12 @@
         <w:tblBorders/>
       </w:tblPr>
       <w:tcPr>
-        <w:shd w:color="ffffff"/>
+        <w:shd w:val="clear" w:color="ffffff"/>
         <w:tcBorders>
-          <w:top w:val="none"/>
+          <w:top w:val="none" w:color="000000" w:sz="4" w:space="0"/>
           <w:left w:val="single" w:color="000000" w:themeColor="text1" w:themeTint="80" w:sz="4" w:space="0"/>
-          <w:bottom w:val="none"/>
-          <w:right w:val="none"/>
+          <w:bottom w:val="none" w:color="000000" w:sz="4" w:space="0"/>
+          <w:right w:val="none" w:color="000000" w:sz="4" w:space="0"/>
         </w:tcBorders>
       </w:tcPr>
     </w:tblStylePr>
@@ -23416,9 +25835,9 @@
         <w:shd w:val="clear" w:color="ffffff" w:themeColor="light1" w:fill="ffffff" w:themeFill="light1"/>
         <w:tcBorders>
           <w:top w:val="single" w:color="000000" w:themeColor="text1" w:themeTint="80" w:sz="4" w:space="0"/>
-          <w:left w:val="none"/>
-          <w:bottom w:val="none"/>
-          <w:right w:val="none"/>
+          <w:left w:val="none" w:color="000000" w:sz="4" w:space="0"/>
+          <w:bottom w:val="none" w:color="000000" w:sz="4" w:space="0"/>
+          <w:right w:val="none" w:color="000000" w:sz="4" w:space="0"/>
         </w:tcBorders>
       </w:tcPr>
     </w:tblStylePr>
@@ -23493,9 +25912,9 @@
       </w:tcPr>
     </w:tblStylePr>
   </w:style>
-  <w:style w:type="table" w:styleId="111">
+  <w:style w:type="table" w:styleId="800">
     <w:name w:val="List Table 7 Colorful - Accent 1"/>
-    <w:basedOn w:val="665"/>
+    <w:basedOn w:val="887"/>
     <w:uiPriority w:val="99"/>
     <w:pPr>
       <w:pBdr/>
@@ -23594,11 +26013,11 @@
         <w:tblBorders/>
       </w:tblPr>
       <w:tcPr>
-        <w:shd w:color="ffffff"/>
+        <w:shd w:val="clear" w:color="ffffff"/>
         <w:tcBorders>
-          <w:top w:val="none"/>
-          <w:left w:val="none"/>
-          <w:bottom w:val="none"/>
+          <w:top w:val="none" w:color="000000" w:sz="4" w:space="0"/>
+          <w:left w:val="none" w:color="000000" w:sz="4" w:space="0"/>
+          <w:bottom w:val="none" w:color="000000" w:sz="4" w:space="0"/>
           <w:right w:val="single" w:color="000000" w:themeColor="accent1" w:sz="4" w:space="0"/>
         </w:tcBorders>
       </w:tcPr>
@@ -23621,10 +26040,10 @@
       <w:tcPr>
         <w:shd w:val="clear" w:color="ffffff" w:themeColor="light1" w:fill="ffffff" w:themeFill="light1"/>
         <w:tcBorders>
-          <w:top w:val="none"/>
-          <w:left w:val="none"/>
+          <w:top w:val="none" w:color="000000" w:sz="4" w:space="0"/>
+          <w:left w:val="none" w:color="000000" w:sz="4" w:space="0"/>
           <w:bottom w:val="single" w:color="000000" w:themeColor="accent1" w:sz="4" w:space="0"/>
-          <w:right w:val="none"/>
+          <w:right w:val="none" w:color="000000" w:sz="4" w:space="0"/>
         </w:tcBorders>
       </w:tcPr>
     </w:tblStylePr>
@@ -23644,12 +26063,12 @@
         <w:tblBorders/>
       </w:tblPr>
       <w:tcPr>
-        <w:shd w:color="ffffff"/>
+        <w:shd w:val="clear" w:color="ffffff"/>
         <w:tcBorders>
-          <w:top w:val="none"/>
+          <w:top w:val="none" w:color="000000" w:sz="4" w:space="0"/>
           <w:left w:val="single" w:color="000000" w:themeColor="accent1" w:sz="4" w:space="0"/>
-          <w:bottom w:val="none"/>
-          <w:right w:val="none"/>
+          <w:bottom w:val="none" w:color="000000" w:sz="4" w:space="0"/>
+          <w:right w:val="none" w:color="000000" w:sz="4" w:space="0"/>
         </w:tcBorders>
       </w:tcPr>
     </w:tblStylePr>
@@ -23672,9 +26091,9 @@
         <w:shd w:val="clear" w:color="ffffff" w:themeColor="light1" w:fill="ffffff" w:themeFill="light1"/>
         <w:tcBorders>
           <w:top w:val="single" w:color="000000" w:themeColor="accent1" w:sz="4" w:space="0"/>
-          <w:left w:val="none"/>
-          <w:bottom w:val="none"/>
-          <w:right w:val="none"/>
+          <w:left w:val="none" w:color="000000" w:sz="4" w:space="0"/>
+          <w:bottom w:val="none" w:color="000000" w:sz="4" w:space="0"/>
+          <w:right w:val="none" w:color="000000" w:sz="4" w:space="0"/>
         </w:tcBorders>
       </w:tcPr>
     </w:tblStylePr>
@@ -23749,9 +26168,9 @@
       </w:tcPr>
     </w:tblStylePr>
   </w:style>
-  <w:style w:type="table" w:styleId="112">
+  <w:style w:type="table" w:styleId="801">
     <w:name w:val="List Table 7 Colorful - Accent 2"/>
-    <w:basedOn w:val="665"/>
+    <w:basedOn w:val="887"/>
     <w:uiPriority w:val="99"/>
     <w:pPr>
       <w:pBdr/>
@@ -23850,11 +26269,11 @@
         <w:tblBorders/>
       </w:tblPr>
       <w:tcPr>
-        <w:shd w:color="ffffff"/>
+        <w:shd w:val="clear" w:color="ffffff"/>
         <w:tcBorders>
-          <w:top w:val="none"/>
-          <w:left w:val="none"/>
-          <w:bottom w:val="none"/>
+          <w:top w:val="none" w:color="000000" w:sz="4" w:space="0"/>
+          <w:left w:val="none" w:color="000000" w:sz="4" w:space="0"/>
+          <w:bottom w:val="none" w:color="000000" w:sz="4" w:space="0"/>
           <w:right w:val="single" w:color="000000" w:themeColor="accent2" w:themeTint="97" w:sz="4" w:space="0"/>
         </w:tcBorders>
       </w:tcPr>
@@ -23877,10 +26296,10 @@
       <w:tcPr>
         <w:shd w:val="clear" w:color="ffffff" w:themeColor="light1" w:fill="ffffff" w:themeFill="light1"/>
         <w:tcBorders>
-          <w:top w:val="none"/>
-          <w:left w:val="none"/>
+          <w:top w:val="none" w:color="000000" w:sz="4" w:space="0"/>
+          <w:left w:val="none" w:color="000000" w:sz="4" w:space="0"/>
           <w:bottom w:val="single" w:color="000000" w:themeColor="accent2" w:themeTint="97" w:sz="4" w:space="0"/>
-          <w:right w:val="none"/>
+          <w:right w:val="none" w:color="000000" w:sz="4" w:space="0"/>
         </w:tcBorders>
       </w:tcPr>
     </w:tblStylePr>
@@ -23900,12 +26319,12 @@
         <w:tblBorders/>
       </w:tblPr>
       <w:tcPr>
-        <w:shd w:color="ffffff"/>
+        <w:shd w:val="clear" w:color="ffffff"/>
         <w:tcBorders>
-          <w:top w:val="none"/>
+          <w:top w:val="none" w:color="000000" w:sz="4" w:space="0"/>
           <w:left w:val="single" w:color="000000" w:themeColor="accent2" w:themeTint="97" w:sz="4" w:space="0"/>
-          <w:bottom w:val="none"/>
-          <w:right w:val="none"/>
+          <w:bottom w:val="none" w:color="000000" w:sz="4" w:space="0"/>
+          <w:right w:val="none" w:color="000000" w:sz="4" w:space="0"/>
         </w:tcBorders>
       </w:tcPr>
     </w:tblStylePr>
@@ -23928,9 +26347,9 @@
         <w:shd w:val="clear" w:color="ffffff" w:themeColor="light1" w:fill="ffffff" w:themeFill="light1"/>
         <w:tcBorders>
           <w:top w:val="single" w:color="000000" w:themeColor="accent2" w:themeTint="97" w:sz="4" w:space="0"/>
-          <w:left w:val="none"/>
-          <w:bottom w:val="none"/>
-          <w:right w:val="none"/>
+          <w:left w:val="none" w:color="000000" w:sz="4" w:space="0"/>
+          <w:bottom w:val="none" w:color="000000" w:sz="4" w:space="0"/>
+          <w:right w:val="none" w:color="000000" w:sz="4" w:space="0"/>
         </w:tcBorders>
       </w:tcPr>
     </w:tblStylePr>
@@ -24005,9 +26424,9 @@
       </w:tcPr>
     </w:tblStylePr>
   </w:style>
-  <w:style w:type="table" w:styleId="113">
+  <w:style w:type="table" w:styleId="802">
     <w:name w:val="List Table 7 Colorful - Accent 3"/>
-    <w:basedOn w:val="665"/>
+    <w:basedOn w:val="887"/>
     <w:uiPriority w:val="99"/>
     <w:pPr>
       <w:pBdr/>
@@ -24106,11 +26525,11 @@
         <w:tblBorders/>
       </w:tblPr>
       <w:tcPr>
-        <w:shd w:color="ffffff"/>
+        <w:shd w:val="clear" w:color="ffffff"/>
         <w:tcBorders>
-          <w:top w:val="none"/>
-          <w:left w:val="none"/>
-          <w:bottom w:val="none"/>
+          <w:top w:val="none" w:color="000000" w:sz="4" w:space="0"/>
+          <w:left w:val="none" w:color="000000" w:sz="4" w:space="0"/>
+          <w:bottom w:val="none" w:color="000000" w:sz="4" w:space="0"/>
           <w:right w:val="single" w:color="000000" w:themeColor="accent3" w:themeTint="98" w:sz="4" w:space="0"/>
         </w:tcBorders>
       </w:tcPr>
@@ -24133,10 +26552,10 @@
       <w:tcPr>
         <w:shd w:val="clear" w:color="ffffff" w:themeColor="light1" w:fill="ffffff" w:themeFill="light1"/>
         <w:tcBorders>
-          <w:top w:val="none"/>
-          <w:left w:val="none"/>
+          <w:top w:val="none" w:color="000000" w:sz="4" w:space="0"/>
+          <w:left w:val="none" w:color="000000" w:sz="4" w:space="0"/>
           <w:bottom w:val="single" w:color="000000" w:themeColor="accent3" w:themeTint="98" w:sz="4" w:space="0"/>
-          <w:right w:val="none"/>
+          <w:right w:val="none" w:color="000000" w:sz="4" w:space="0"/>
         </w:tcBorders>
       </w:tcPr>
     </w:tblStylePr>
@@ -24156,12 +26575,12 @@
         <w:tblBorders/>
       </w:tblPr>
       <w:tcPr>
-        <w:shd w:color="ffffff"/>
+        <w:shd w:val="clear" w:color="ffffff"/>
         <w:tcBorders>
-          <w:top w:val="none"/>
+          <w:top w:val="none" w:color="000000" w:sz="4" w:space="0"/>
           <w:left w:val="single" w:color="000000" w:themeColor="accent3" w:themeTint="98" w:sz="4" w:space="0"/>
-          <w:bottom w:val="none"/>
-          <w:right w:val="none"/>
+          <w:bottom w:val="none" w:color="000000" w:sz="4" w:space="0"/>
+          <w:right w:val="none" w:color="000000" w:sz="4" w:space="0"/>
         </w:tcBorders>
       </w:tcPr>
     </w:tblStylePr>
@@ -24184,9 +26603,9 @@
         <w:shd w:val="clear" w:color="ffffff" w:themeColor="light1" w:fill="ffffff" w:themeFill="light1"/>
         <w:tcBorders>
           <w:top w:val="single" w:color="000000" w:themeColor="accent3" w:themeTint="98" w:sz="4" w:space="0"/>
-          <w:left w:val="none"/>
-          <w:bottom w:val="none"/>
-          <w:right w:val="none"/>
+          <w:left w:val="none" w:color="000000" w:sz="4" w:space="0"/>
+          <w:bottom w:val="none" w:color="000000" w:sz="4" w:space="0"/>
+          <w:right w:val="none" w:color="000000" w:sz="4" w:space="0"/>
         </w:tcBorders>
       </w:tcPr>
     </w:tblStylePr>
@@ -24261,9 +26680,9 @@
       </w:tcPr>
     </w:tblStylePr>
   </w:style>
-  <w:style w:type="table" w:styleId="114">
+  <w:style w:type="table" w:styleId="803">
     <w:name w:val="List Table 7 Colorful - Accent 4"/>
-    <w:basedOn w:val="665"/>
+    <w:basedOn w:val="887"/>
     <w:uiPriority w:val="99"/>
     <w:pPr>
       <w:pBdr/>
@@ -24362,11 +26781,11 @@
         <w:tblBorders/>
       </w:tblPr>
       <w:tcPr>
-        <w:shd w:color="ffffff"/>
+        <w:shd w:val="clear" w:color="ffffff"/>
         <w:tcBorders>
-          <w:top w:val="none"/>
-          <w:left w:val="none"/>
-          <w:bottom w:val="none"/>
+          <w:top w:val="none" w:color="000000" w:sz="4" w:space="0"/>
+          <w:left w:val="none" w:color="000000" w:sz="4" w:space="0"/>
+          <w:bottom w:val="none" w:color="000000" w:sz="4" w:space="0"/>
           <w:right w:val="single" w:color="000000" w:themeColor="accent4" w:themeTint="9A" w:sz="4" w:space="0"/>
         </w:tcBorders>
       </w:tcPr>
@@ -24389,10 +26808,10 @@
       <w:tcPr>
         <w:shd w:val="clear" w:color="ffffff" w:themeColor="light1" w:fill="ffffff" w:themeFill="light1"/>
         <w:tcBorders>
-          <w:top w:val="none"/>
-          <w:left w:val="none"/>
+          <w:top w:val="none" w:color="000000" w:sz="4" w:space="0"/>
+          <w:left w:val="none" w:color="000000" w:sz="4" w:space="0"/>
           <w:bottom w:val="single" w:color="000000" w:themeColor="accent4" w:themeTint="9A" w:sz="4" w:space="0"/>
-          <w:right w:val="none"/>
+          <w:right w:val="none" w:color="000000" w:sz="4" w:space="0"/>
         </w:tcBorders>
       </w:tcPr>
     </w:tblStylePr>
@@ -24412,12 +26831,12 @@
         <w:tblBorders/>
       </w:tblPr>
       <w:tcPr>
-        <w:shd w:color="ffffff"/>
+        <w:shd w:val="clear" w:color="ffffff"/>
         <w:tcBorders>
-          <w:top w:val="none"/>
+          <w:top w:val="none" w:color="000000" w:sz="4" w:space="0"/>
           <w:left w:val="single" w:color="000000" w:themeColor="accent4" w:themeTint="9A" w:sz="4" w:space="0"/>
-          <w:bottom w:val="none"/>
-          <w:right w:val="none"/>
+          <w:bottom w:val="none" w:color="000000" w:sz="4" w:space="0"/>
+          <w:right w:val="none" w:color="000000" w:sz="4" w:space="0"/>
         </w:tcBorders>
       </w:tcPr>
     </w:tblStylePr>
@@ -24440,9 +26859,9 @@
         <w:shd w:val="clear" w:color="ffffff" w:themeColor="light1" w:fill="ffffff" w:themeFill="light1"/>
         <w:tcBorders>
           <w:top w:val="single" w:color="000000" w:themeColor="accent4" w:themeTint="9A" w:sz="4" w:space="0"/>
-          <w:left w:val="none"/>
-          <w:bottom w:val="none"/>
-          <w:right w:val="none"/>
+          <w:left w:val="none" w:color="000000" w:sz="4" w:space="0"/>
+          <w:bottom w:val="none" w:color="000000" w:sz="4" w:space="0"/>
+          <w:right w:val="none" w:color="000000" w:sz="4" w:space="0"/>
         </w:tcBorders>
       </w:tcPr>
     </w:tblStylePr>
@@ -24517,9 +26936,9 @@
       </w:tcPr>
     </w:tblStylePr>
   </w:style>
-  <w:style w:type="table" w:styleId="115">
+  <w:style w:type="table" w:styleId="804">
     <w:name w:val="List Table 7 Colorful - Accent 5"/>
-    <w:basedOn w:val="665"/>
+    <w:basedOn w:val="887"/>
     <w:uiPriority w:val="99"/>
     <w:pPr>
       <w:pBdr/>
@@ -24618,11 +27037,11 @@
         <w:tblBorders/>
       </w:tblPr>
       <w:tcPr>
-        <w:shd w:color="ffffff"/>
+        <w:shd w:val="clear" w:color="ffffff"/>
         <w:tcBorders>
-          <w:top w:val="none"/>
-          <w:left w:val="none"/>
-          <w:bottom w:val="none"/>
+          <w:top w:val="none" w:color="000000" w:sz="4" w:space="0"/>
+          <w:left w:val="none" w:color="000000" w:sz="4" w:space="0"/>
+          <w:bottom w:val="none" w:color="000000" w:sz="4" w:space="0"/>
           <w:right w:val="single" w:color="000000" w:themeColor="accent5" w:themeTint="9A" w:sz="4" w:space="0"/>
         </w:tcBorders>
       </w:tcPr>
@@ -24645,10 +27064,10 @@
       <w:tcPr>
         <w:shd w:val="clear" w:color="ffffff" w:themeColor="light1" w:fill="ffffff" w:themeFill="light1"/>
         <w:tcBorders>
-          <w:top w:val="none"/>
-          <w:left w:val="none"/>
+          <w:top w:val="none" w:color="000000" w:sz="4" w:space="0"/>
+          <w:left w:val="none" w:color="000000" w:sz="4" w:space="0"/>
           <w:bottom w:val="single" w:color="000000" w:themeColor="accent5" w:themeTint="9A" w:sz="4" w:space="0"/>
-          <w:right w:val="none"/>
+          <w:right w:val="none" w:color="000000" w:sz="4" w:space="0"/>
         </w:tcBorders>
       </w:tcPr>
     </w:tblStylePr>
@@ -24668,12 +27087,12 @@
         <w:tblBorders/>
       </w:tblPr>
       <w:tcPr>
-        <w:shd w:color="ffffff"/>
+        <w:shd w:val="clear" w:color="ffffff"/>
         <w:tcBorders>
-          <w:top w:val="none"/>
+          <w:top w:val="none" w:color="000000" w:sz="4" w:space="0"/>
           <w:left w:val="single" w:color="000000" w:themeColor="accent5" w:themeTint="9A" w:sz="4" w:space="0"/>
-          <w:bottom w:val="none"/>
-          <w:right w:val="none"/>
+          <w:bottom w:val="none" w:color="000000" w:sz="4" w:space="0"/>
+          <w:right w:val="none" w:color="000000" w:sz="4" w:space="0"/>
         </w:tcBorders>
       </w:tcPr>
     </w:tblStylePr>
@@ -24696,9 +27115,9 @@
         <w:shd w:val="clear" w:color="ffffff" w:themeColor="light1" w:fill="ffffff" w:themeFill="light1"/>
         <w:tcBorders>
           <w:top w:val="single" w:color="000000" w:themeColor="accent5" w:themeTint="9A" w:sz="4" w:space="0"/>
-          <w:left w:val="none"/>
-          <w:bottom w:val="none"/>
-          <w:right w:val="none"/>
+          <w:left w:val="none" w:color="000000" w:sz="4" w:space="0"/>
+          <w:bottom w:val="none" w:color="000000" w:sz="4" w:space="0"/>
+          <w:right w:val="none" w:color="000000" w:sz="4" w:space="0"/>
         </w:tcBorders>
       </w:tcPr>
     </w:tblStylePr>
@@ -24773,9 +27192,9 @@
       </w:tcPr>
     </w:tblStylePr>
   </w:style>
-  <w:style w:type="table" w:styleId="116">
+  <w:style w:type="table" w:styleId="805">
     <w:name w:val="List Table 7 Colorful - Accent 6"/>
-    <w:basedOn w:val="665"/>
+    <w:basedOn w:val="887"/>
     <w:uiPriority w:val="99"/>
     <w:pPr>
       <w:pBdr/>
@@ -24874,11 +27293,11 @@
         <w:tblBorders/>
       </w:tblPr>
       <w:tcPr>
-        <w:shd w:color="ffffff"/>
+        <w:shd w:val="clear" w:color="ffffff"/>
         <w:tcBorders>
-          <w:top w:val="none"/>
-          <w:left w:val="none"/>
-          <w:bottom w:val="none"/>
+          <w:top w:val="none" w:color="000000" w:sz="4" w:space="0"/>
+          <w:left w:val="none" w:color="000000" w:sz="4" w:space="0"/>
+          <w:bottom w:val="none" w:color="000000" w:sz="4" w:space="0"/>
           <w:right w:val="single" w:color="000000" w:themeColor="accent6" w:themeTint="98" w:sz="4" w:space="0"/>
         </w:tcBorders>
       </w:tcPr>
@@ -24901,10 +27320,10 @@
       <w:tcPr>
         <w:shd w:val="clear" w:color="ffffff" w:themeColor="light1" w:fill="ffffff" w:themeFill="light1"/>
         <w:tcBorders>
-          <w:top w:val="none"/>
-          <w:left w:val="none"/>
+          <w:top w:val="none" w:color="000000" w:sz="4" w:space="0"/>
+          <w:left w:val="none" w:color="000000" w:sz="4" w:space="0"/>
           <w:bottom w:val="single" w:color="000000" w:themeColor="accent6" w:themeTint="98" w:sz="4" w:space="0"/>
-          <w:right w:val="none"/>
+          <w:right w:val="none" w:color="000000" w:sz="4" w:space="0"/>
         </w:tcBorders>
       </w:tcPr>
     </w:tblStylePr>
@@ -24924,12 +27343,12 @@
         <w:tblBorders/>
       </w:tblPr>
       <w:tcPr>
-        <w:shd w:color="ffffff"/>
+        <w:shd w:val="clear" w:color="ffffff"/>
         <w:tcBorders>
-          <w:top w:val="none"/>
+          <w:top w:val="none" w:color="000000" w:sz="4" w:space="0"/>
           <w:left w:val="single" w:color="000000" w:themeColor="accent6" w:themeTint="98" w:sz="4" w:space="0"/>
-          <w:bottom w:val="none"/>
-          <w:right w:val="none"/>
+          <w:bottom w:val="none" w:color="000000" w:sz="4" w:space="0"/>
+          <w:right w:val="none" w:color="000000" w:sz="4" w:space="0"/>
         </w:tcBorders>
       </w:tcPr>
     </w:tblStylePr>
@@ -24952,9 +27371,9 @@
         <w:shd w:val="clear" w:color="ffffff" w:themeColor="light1" w:fill="ffffff" w:themeFill="light1"/>
         <w:tcBorders>
           <w:top w:val="single" w:color="000000" w:themeColor="accent6" w:themeTint="98" w:sz="4" w:space="0"/>
-          <w:left w:val="none"/>
-          <w:bottom w:val="none"/>
-          <w:right w:val="none"/>
+          <w:left w:val="none" w:color="000000" w:sz="4" w:space="0"/>
+          <w:bottom w:val="none" w:color="000000" w:sz="4" w:space="0"/>
+          <w:right w:val="none" w:color="000000" w:sz="4" w:space="0"/>
         </w:tcBorders>
       </w:tcPr>
     </w:tblStylePr>
@@ -25029,9 +27448,9 @@
       </w:tcPr>
     </w:tblStylePr>
   </w:style>
-  <w:style w:type="table" w:styleId="117">
+  <w:style w:type="table" w:styleId="806">
     <w:name w:val="Lined - Accent"/>
-    <w:basedOn w:val="665"/>
+    <w:basedOn w:val="887"/>
     <w:uiPriority w:val="99"/>
     <w:pPr>
       <w:pBdr/>
@@ -25266,9 +27685,9 @@
       </w:tcPr>
     </w:tblStylePr>
   </w:style>
-  <w:style w:type="table" w:styleId="118">
+  <w:style w:type="table" w:styleId="807">
     <w:name w:val="Lined - Accent 1"/>
-    <w:basedOn w:val="665"/>
+    <w:basedOn w:val="887"/>
     <w:uiPriority w:val="99"/>
     <w:pPr>
       <w:pBdr/>
@@ -25503,9 +27922,9 @@
       </w:tcPr>
     </w:tblStylePr>
   </w:style>
-  <w:style w:type="table" w:styleId="119">
+  <w:style w:type="table" w:styleId="808">
     <w:name w:val="Lined - Accent 2"/>
-    <w:basedOn w:val="665"/>
+    <w:basedOn w:val="887"/>
     <w:uiPriority w:val="99"/>
     <w:pPr>
       <w:pBdr/>
@@ -25740,9 +28159,9 @@
       </w:tcPr>
     </w:tblStylePr>
   </w:style>
-  <w:style w:type="table" w:styleId="120">
+  <w:style w:type="table" w:styleId="809">
     <w:name w:val="Lined - Accent 3"/>
-    <w:basedOn w:val="665"/>
+    <w:basedOn w:val="887"/>
     <w:uiPriority w:val="99"/>
     <w:pPr>
       <w:pBdr/>
@@ -25977,9 +28396,9 @@
       </w:tcPr>
     </w:tblStylePr>
   </w:style>
-  <w:style w:type="table" w:styleId="121">
+  <w:style w:type="table" w:styleId="810">
     <w:name w:val="Lined - Accent 4"/>
-    <w:basedOn w:val="665"/>
+    <w:basedOn w:val="887"/>
     <w:uiPriority w:val="99"/>
     <w:pPr>
       <w:pBdr/>
@@ -26214,9 +28633,9 @@
       </w:tcPr>
     </w:tblStylePr>
   </w:style>
-  <w:style w:type="table" w:styleId="122">
+  <w:style w:type="table" w:styleId="811">
     <w:name w:val="Lined - Accent 5"/>
-    <w:basedOn w:val="665"/>
+    <w:basedOn w:val="887"/>
     <w:uiPriority w:val="99"/>
     <w:pPr>
       <w:pBdr/>
@@ -26451,9 +28870,9 @@
       </w:tcPr>
     </w:tblStylePr>
   </w:style>
-  <w:style w:type="table" w:styleId="123">
+  <w:style w:type="table" w:styleId="812">
     <w:name w:val="Lined - Accent 6"/>
-    <w:basedOn w:val="665"/>
+    <w:basedOn w:val="887"/>
     <w:uiPriority w:val="99"/>
     <w:pPr>
       <w:pBdr/>
@@ -26688,9 +29107,9 @@
       </w:tcPr>
     </w:tblStylePr>
   </w:style>
-  <w:style w:type="table" w:styleId="124">
+  <w:style w:type="table" w:styleId="813">
     <w:name w:val="Bordered &amp; Lined - Accent"/>
-    <w:basedOn w:val="665"/>
+    <w:basedOn w:val="887"/>
     <w:uiPriority w:val="99"/>
     <w:pPr>
       <w:pBdr/>
@@ -26932,9 +29351,9 @@
       </w:tcPr>
     </w:tblStylePr>
   </w:style>
-  <w:style w:type="table" w:styleId="125">
+  <w:style w:type="table" w:styleId="814">
     <w:name w:val="Bordered &amp; Lined - Accent 1"/>
-    <w:basedOn w:val="665"/>
+    <w:basedOn w:val="887"/>
     <w:uiPriority w:val="99"/>
     <w:pPr>
       <w:pBdr/>
@@ -27176,9 +29595,9 @@
       </w:tcPr>
     </w:tblStylePr>
   </w:style>
-  <w:style w:type="table" w:styleId="126">
+  <w:style w:type="table" w:styleId="815">
     <w:name w:val="Bordered &amp; Lined - Accent 2"/>
-    <w:basedOn w:val="665"/>
+    <w:basedOn w:val="887"/>
     <w:uiPriority w:val="99"/>
     <w:pPr>
       <w:pBdr/>
@@ -27420,9 +29839,9 @@
       </w:tcPr>
     </w:tblStylePr>
   </w:style>
-  <w:style w:type="table" w:styleId="127">
+  <w:style w:type="table" w:styleId="816">
     <w:name w:val="Bordered &amp; Lined - Accent 3"/>
-    <w:basedOn w:val="665"/>
+    <w:basedOn w:val="887"/>
     <w:uiPriority w:val="99"/>
     <w:pPr>
       <w:pBdr/>
@@ -27664,9 +30083,9 @@
       </w:tcPr>
     </w:tblStylePr>
   </w:style>
-  <w:style w:type="table" w:styleId="128">
+  <w:style w:type="table" w:styleId="817">
     <w:name w:val="Bordered &amp; Lined - Accent 4"/>
-    <w:basedOn w:val="665"/>
+    <w:basedOn w:val="887"/>
     <w:uiPriority w:val="99"/>
     <w:pPr>
       <w:pBdr/>
@@ -27908,9 +30327,9 @@
       </w:tcPr>
     </w:tblStylePr>
   </w:style>
-  <w:style w:type="table" w:styleId="129">
+  <w:style w:type="table" w:styleId="818">
     <w:name w:val="Bordered &amp; Lined - Accent 5"/>
-    <w:basedOn w:val="665"/>
+    <w:basedOn w:val="887"/>
     <w:uiPriority w:val="99"/>
     <w:pPr>
       <w:pBdr/>
@@ -28152,9 +30571,9 @@
       </w:tcPr>
     </w:tblStylePr>
   </w:style>
-  <w:style w:type="table" w:styleId="130">
+  <w:style w:type="table" w:styleId="819">
     <w:name w:val="Bordered &amp; Lined - Accent 6"/>
-    <w:basedOn w:val="665"/>
+    <w:basedOn w:val="887"/>
     <w:uiPriority w:val="99"/>
     <w:pPr>
       <w:pBdr/>
@@ -28396,9 +30815,9 @@
       </w:tcPr>
     </w:tblStylePr>
   </w:style>
-  <w:style w:type="table" w:styleId="131">
+  <w:style w:type="table" w:styleId="820">
     <w:name w:val="Bordered"/>
-    <w:basedOn w:val="665"/>
+    <w:basedOn w:val="887"/>
     <w:uiPriority w:val="99"/>
     <w:pPr>
       <w:pBdr/>
@@ -28627,9 +31046,9 @@
       </w:tcPr>
     </w:tblStylePr>
   </w:style>
-  <w:style w:type="table" w:styleId="132">
+  <w:style w:type="table" w:styleId="821">
     <w:name w:val="Bordered - Accent 1"/>
-    <w:basedOn w:val="665"/>
+    <w:basedOn w:val="887"/>
     <w:uiPriority w:val="99"/>
     <w:pPr>
       <w:pBdr/>
@@ -28858,9 +31277,9 @@
       </w:tcPr>
     </w:tblStylePr>
   </w:style>
-  <w:style w:type="table" w:styleId="133">
+  <w:style w:type="table" w:styleId="822">
     <w:name w:val="Bordered - Accent 2"/>
-    <w:basedOn w:val="665"/>
+    <w:basedOn w:val="887"/>
     <w:uiPriority w:val="99"/>
     <w:pPr>
       <w:pBdr/>
@@ -29089,9 +31508,9 @@
       </w:tcPr>
     </w:tblStylePr>
   </w:style>
-  <w:style w:type="table" w:styleId="134">
+  <w:style w:type="table" w:styleId="823">
     <w:name w:val="Bordered - Accent 3"/>
-    <w:basedOn w:val="665"/>
+    <w:basedOn w:val="887"/>
     <w:uiPriority w:val="99"/>
     <w:pPr>
       <w:pBdr/>
@@ -29320,9 +31739,9 @@
       </w:tcPr>
     </w:tblStylePr>
   </w:style>
-  <w:style w:type="table" w:styleId="135">
+  <w:style w:type="table" w:styleId="824">
     <w:name w:val="Bordered - Accent 4"/>
-    <w:basedOn w:val="665"/>
+    <w:basedOn w:val="887"/>
     <w:uiPriority w:val="99"/>
     <w:pPr>
       <w:pBdr/>
@@ -29551,9 +31970,9 @@
       </w:tcPr>
     </w:tblStylePr>
   </w:style>
-  <w:style w:type="table" w:styleId="136">
+  <w:style w:type="table" w:styleId="825">
     <w:name w:val="Bordered - Accent 5"/>
-    <w:basedOn w:val="665"/>
+    <w:basedOn w:val="887"/>
     <w:uiPriority w:val="99"/>
     <w:pPr>
       <w:pBdr/>
@@ -29782,9 +32201,9 @@
       </w:tcPr>
     </w:tblStylePr>
   </w:style>
-  <w:style w:type="table" w:styleId="137">
+  <w:style w:type="table" w:styleId="826">
     <w:name w:val="Bordered - Accent 6"/>
-    <w:basedOn w:val="665"/>
+    <w:basedOn w:val="887"/>
     <w:uiPriority w:val="99"/>
     <w:pPr>
       <w:pBdr/>
@@ -30013,11 +32432,11 @@
       </w:tcPr>
     </w:tblStylePr>
   </w:style>
-  <w:style w:type="paragraph" w:styleId="139">
+  <w:style w:type="paragraph" w:styleId="827">
     <w:name w:val="Heading 1"/>
-    <w:basedOn w:val="664"/>
-    <w:next w:val="664"/>
-    <w:link w:val="150"/>
+    <w:basedOn w:val="886"/>
+    <w:next w:val="886"/>
+    <w:link w:val="837"/>
     <w:uiPriority w:val="9"/>
     <w:qFormat/>
     <w:pPr>
@@ -30035,11 +32454,11 @@
       <w:szCs w:val="40"/>
     </w:rPr>
   </w:style>
-  <w:style w:type="paragraph" w:styleId="140">
+  <w:style w:type="paragraph" w:styleId="828">
     <w:name w:val="Heading 2"/>
-    <w:basedOn w:val="664"/>
-    <w:next w:val="664"/>
-    <w:link w:val="151"/>
+    <w:basedOn w:val="886"/>
+    <w:next w:val="886"/>
+    <w:link w:val="838"/>
     <w:uiPriority w:val="9"/>
     <w:unhideWhenUsed/>
     <w:qFormat/>
@@ -30058,11 +32477,11 @@
       <w:szCs w:val="32"/>
     </w:rPr>
   </w:style>
-  <w:style w:type="paragraph" w:styleId="141">
+  <w:style w:type="paragraph" w:styleId="829">
     <w:name w:val="Heading 3"/>
-    <w:basedOn w:val="664"/>
-    <w:next w:val="664"/>
-    <w:link w:val="152"/>
+    <w:basedOn w:val="886"/>
+    <w:next w:val="886"/>
+    <w:link w:val="839"/>
     <w:uiPriority w:val="9"/>
     <w:unhideWhenUsed/>
     <w:qFormat/>
@@ -30081,11 +32500,11 @@
       <w:szCs w:val="28"/>
     </w:rPr>
   </w:style>
-  <w:style w:type="paragraph" w:styleId="142">
+  <w:style w:type="paragraph" w:styleId="830">
     <w:name w:val="Heading 4"/>
-    <w:basedOn w:val="664"/>
-    <w:next w:val="664"/>
-    <w:link w:val="153"/>
+    <w:basedOn w:val="886"/>
+    <w:next w:val="886"/>
+    <w:link w:val="840"/>
     <w:uiPriority w:val="9"/>
     <w:unhideWhenUsed/>
     <w:qFormat/>
@@ -30104,11 +32523,11 @@
       <w:color w:val="0f4761" w:themeColor="accent1" w:themeShade="BF"/>
     </w:rPr>
   </w:style>
-  <w:style w:type="paragraph" w:styleId="143">
+  <w:style w:type="paragraph" w:styleId="831">
     <w:name w:val="Heading 5"/>
-    <w:basedOn w:val="664"/>
-    <w:next w:val="664"/>
-    <w:link w:val="154"/>
+    <w:basedOn w:val="886"/>
+    <w:next w:val="886"/>
+    <w:link w:val="841"/>
     <w:uiPriority w:val="9"/>
     <w:unhideWhenUsed/>
     <w:qFormat/>
@@ -30125,11 +32544,11 @@
       <w:color w:val="0f4761" w:themeColor="accent1" w:themeShade="BF"/>
     </w:rPr>
   </w:style>
-  <w:style w:type="paragraph" w:styleId="144">
+  <w:style w:type="paragraph" w:styleId="832">
     <w:name w:val="Heading 6"/>
-    <w:basedOn w:val="664"/>
-    <w:next w:val="664"/>
-    <w:link w:val="155"/>
+    <w:basedOn w:val="886"/>
+    <w:next w:val="886"/>
+    <w:link w:val="842"/>
     <w:uiPriority w:val="9"/>
     <w:unhideWhenUsed/>
     <w:qFormat/>
@@ -30148,11 +32567,11 @@
       <w:color w:val="595959" w:themeColor="text1" w:themeTint="A6"/>
     </w:rPr>
   </w:style>
-  <w:style w:type="paragraph" w:styleId="145">
+  <w:style w:type="paragraph" w:styleId="833">
     <w:name w:val="Heading 7"/>
-    <w:basedOn w:val="664"/>
-    <w:next w:val="664"/>
-    <w:link w:val="156"/>
+    <w:basedOn w:val="886"/>
+    <w:next w:val="886"/>
+    <w:link w:val="843"/>
     <w:uiPriority w:val="9"/>
     <w:unhideWhenUsed/>
     <w:qFormat/>
@@ -30169,11 +32588,11 @@
       <w:color w:val="595959" w:themeColor="text1" w:themeTint="A6"/>
     </w:rPr>
   </w:style>
-  <w:style w:type="paragraph" w:styleId="146">
+  <w:style w:type="paragraph" w:styleId="834">
     <w:name w:val="Heading 8"/>
-    <w:basedOn w:val="664"/>
-    <w:next w:val="664"/>
-    <w:link w:val="157"/>
+    <w:basedOn w:val="886"/>
+    <w:next w:val="886"/>
+    <w:link w:val="844"/>
     <w:uiPriority w:val="9"/>
     <w:unhideWhenUsed/>
     <w:qFormat/>
@@ -30192,11 +32611,11 @@
       <w:color w:val="272727" w:themeColor="text1" w:themeTint="D8"/>
     </w:rPr>
   </w:style>
-  <w:style w:type="paragraph" w:styleId="147">
+  <w:style w:type="paragraph" w:styleId="835">
     <w:name w:val="Heading 9"/>
-    <w:basedOn w:val="664"/>
-    <w:next w:val="664"/>
-    <w:link w:val="158"/>
+    <w:basedOn w:val="886"/>
+    <w:next w:val="886"/>
+    <w:link w:val="845"/>
     <w:uiPriority w:val="9"/>
     <w:unhideWhenUsed/>
     <w:qFormat/>
@@ -30215,7 +32634,7 @@
       <w:color w:val="272727" w:themeColor="text1" w:themeTint="D8"/>
     </w:rPr>
   </w:style>
-  <w:style w:type="character" w:styleId="148" w:default="1">
+  <w:style w:type="character" w:styleId="836" w:default="1">
     <w:name w:val="Default Paragraph Font"/>
     <w:uiPriority w:val="1"/>
     <w:semiHidden/>
@@ -30226,10 +32645,10 @@
       <w:ind/>
     </w:pPr>
   </w:style>
-  <w:style w:type="character" w:styleId="150">
+  <w:style w:type="character" w:styleId="837">
     <w:name w:val="Heading 1 Char"/>
-    <w:basedOn w:val="148"/>
-    <w:link w:val="139"/>
+    <w:basedOn w:val="836"/>
+    <w:link w:val="827"/>
     <w:uiPriority w:val="9"/>
     <w:pPr>
       <w:pBdr/>
@@ -30243,10 +32662,10 @@
       <w:szCs w:val="40"/>
     </w:rPr>
   </w:style>
-  <w:style w:type="character" w:styleId="151">
+  <w:style w:type="character" w:styleId="838">
     <w:name w:val="Heading 2 Char"/>
-    <w:basedOn w:val="148"/>
-    <w:link w:val="140"/>
+    <w:basedOn w:val="836"/>
+    <w:link w:val="828"/>
     <w:uiPriority w:val="9"/>
     <w:pPr>
       <w:pBdr/>
@@ -30260,10 +32679,10 @@
       <w:szCs w:val="32"/>
     </w:rPr>
   </w:style>
-  <w:style w:type="character" w:styleId="152">
+  <w:style w:type="character" w:styleId="839">
     <w:name w:val="Heading 3 Char"/>
-    <w:basedOn w:val="148"/>
-    <w:link w:val="141"/>
+    <w:basedOn w:val="836"/>
+    <w:link w:val="829"/>
     <w:uiPriority w:val="9"/>
     <w:pPr>
       <w:pBdr/>
@@ -30277,10 +32696,10 @@
       <w:szCs w:val="28"/>
     </w:rPr>
   </w:style>
-  <w:style w:type="character" w:styleId="153">
+  <w:style w:type="character" w:styleId="840">
     <w:name w:val="Heading 4 Char"/>
-    <w:basedOn w:val="148"/>
-    <w:link w:val="142"/>
+    <w:basedOn w:val="836"/>
+    <w:link w:val="830"/>
     <w:uiPriority w:val="9"/>
     <w:pPr>
       <w:pBdr/>
@@ -30294,10 +32713,10 @@
       <w:color w:val="0f4761" w:themeColor="accent1" w:themeShade="BF"/>
     </w:rPr>
   </w:style>
-  <w:style w:type="character" w:styleId="154">
+  <w:style w:type="character" w:styleId="841">
     <w:name w:val="Heading 5 Char"/>
-    <w:basedOn w:val="148"/>
-    <w:link w:val="143"/>
+    <w:basedOn w:val="836"/>
+    <w:link w:val="831"/>
     <w:uiPriority w:val="9"/>
     <w:pPr>
       <w:pBdr/>
@@ -30309,10 +32728,10 @@
       <w:color w:val="0f4761" w:themeColor="accent1" w:themeShade="BF"/>
     </w:rPr>
   </w:style>
-  <w:style w:type="character" w:styleId="155">
+  <w:style w:type="character" w:styleId="842">
     <w:name w:val="Heading 6 Char"/>
-    <w:basedOn w:val="148"/>
-    <w:link w:val="144"/>
+    <w:basedOn w:val="836"/>
+    <w:link w:val="832"/>
     <w:uiPriority w:val="9"/>
     <w:pPr>
       <w:pBdr/>
@@ -30326,10 +32745,10 @@
       <w:color w:val="595959" w:themeColor="text1" w:themeTint="A6"/>
     </w:rPr>
   </w:style>
-  <w:style w:type="character" w:styleId="156">
+  <w:style w:type="character" w:styleId="843">
     <w:name w:val="Heading 7 Char"/>
-    <w:basedOn w:val="148"/>
-    <w:link w:val="145"/>
+    <w:basedOn w:val="836"/>
+    <w:link w:val="833"/>
     <w:uiPriority w:val="9"/>
     <w:pPr>
       <w:pBdr/>
@@ -30341,10 +32760,10 @@
       <w:color w:val="595959" w:themeColor="text1" w:themeTint="A6"/>
     </w:rPr>
   </w:style>
-  <w:style w:type="character" w:styleId="157">
+  <w:style w:type="character" w:styleId="844">
     <w:name w:val="Heading 8 Char"/>
-    <w:basedOn w:val="148"/>
-    <w:link w:val="146"/>
+    <w:basedOn w:val="836"/>
+    <w:link w:val="834"/>
     <w:uiPriority w:val="9"/>
     <w:pPr>
       <w:pBdr/>
@@ -30358,10 +32777,10 @@
       <w:color w:val="272727" w:themeColor="text1" w:themeTint="D8"/>
     </w:rPr>
   </w:style>
-  <w:style w:type="character" w:styleId="158">
+  <w:style w:type="character" w:styleId="845">
     <w:name w:val="Heading 9 Char"/>
-    <w:basedOn w:val="148"/>
-    <w:link w:val="147"/>
+    <w:basedOn w:val="836"/>
+    <w:link w:val="835"/>
     <w:uiPriority w:val="9"/>
     <w:pPr>
       <w:pBdr/>
@@ -30375,11 +32794,11 @@
       <w:color w:val="272727" w:themeColor="text1" w:themeTint="D8"/>
     </w:rPr>
   </w:style>
-  <w:style w:type="paragraph" w:styleId="159">
+  <w:style w:type="paragraph" w:styleId="846">
     <w:name w:val="Title"/>
-    <w:basedOn w:val="664"/>
-    <w:next w:val="664"/>
-    <w:link w:val="160"/>
+    <w:basedOn w:val="886"/>
+    <w:next w:val="886"/>
+    <w:link w:val="847"/>
     <w:uiPriority w:val="10"/>
     <w:qFormat/>
     <w:pPr>
@@ -30395,10 +32814,10 @@
       <w:szCs w:val="56"/>
     </w:rPr>
   </w:style>
-  <w:style w:type="character" w:styleId="160">
+  <w:style w:type="character" w:styleId="847">
     <w:name w:val="Title Char"/>
-    <w:basedOn w:val="148"/>
-    <w:link w:val="159"/>
+    <w:basedOn w:val="836"/>
+    <w:link w:val="846"/>
     <w:uiPriority w:val="10"/>
     <w:pPr>
       <w:pBdr/>
@@ -30412,11 +32831,11 @@
       <w:szCs w:val="56"/>
     </w:rPr>
   </w:style>
-  <w:style w:type="paragraph" w:styleId="161">
+  <w:style w:type="paragraph" w:styleId="848">
     <w:name w:val="Subtitle"/>
-    <w:basedOn w:val="664"/>
-    <w:next w:val="664"/>
-    <w:link w:val="162"/>
+    <w:basedOn w:val="886"/>
+    <w:next w:val="886"/>
+    <w:link w:val="849"/>
     <w:uiPriority w:val="11"/>
     <w:qFormat/>
     <w:pPr>
@@ -30434,10 +32853,10 @@
       <w:szCs w:val="28"/>
     </w:rPr>
   </w:style>
-  <w:style w:type="character" w:styleId="162">
+  <w:style w:type="character" w:styleId="849">
     <w:name w:val="Subtitle Char"/>
-    <w:basedOn w:val="148"/>
-    <w:link w:val="161"/>
+    <w:basedOn w:val="836"/>
+    <w:link w:val="848"/>
     <w:uiPriority w:val="11"/>
     <w:pPr>
       <w:pBdr/>
@@ -30451,11 +32870,11 @@
       <w:szCs w:val="28"/>
     </w:rPr>
   </w:style>
-  <w:style w:type="paragraph" w:styleId="163">
+  <w:style w:type="paragraph" w:styleId="850">
     <w:name w:val="Quote"/>
-    <w:basedOn w:val="664"/>
-    <w:next w:val="664"/>
-    <w:link w:val="164"/>
+    <w:basedOn w:val="886"/>
+    <w:next w:val="886"/>
+    <w:link w:val="851"/>
     <w:uiPriority w:val="29"/>
     <w:qFormat/>
     <w:pPr>
@@ -30470,10 +32889,10 @@
       <w:color w:val="404040" w:themeColor="text1" w:themeTint="BF"/>
     </w:rPr>
   </w:style>
-  <w:style w:type="character" w:styleId="164">
+  <w:style w:type="character" w:styleId="851">
     <w:name w:val="Quote Char"/>
-    <w:basedOn w:val="148"/>
-    <w:link w:val="163"/>
+    <w:basedOn w:val="836"/>
+    <w:link w:val="850"/>
     <w:uiPriority w:val="29"/>
     <w:pPr>
       <w:pBdr/>
@@ -30486,9 +32905,9 @@
       <w:color w:val="404040" w:themeColor="text1" w:themeTint="BF"/>
     </w:rPr>
   </w:style>
-  <w:style w:type="character" w:styleId="166">
+  <w:style w:type="character" w:styleId="852">
     <w:name w:val="Intense Emphasis"/>
-    <w:basedOn w:val="148"/>
+    <w:basedOn w:val="836"/>
     <w:uiPriority w:val="21"/>
     <w:qFormat/>
     <w:pPr>
@@ -30502,11 +32921,11 @@
       <w:color w:val="0f4761" w:themeColor="accent1" w:themeShade="BF"/>
     </w:rPr>
   </w:style>
-  <w:style w:type="paragraph" w:styleId="167">
+  <w:style w:type="paragraph" w:styleId="853">
     <w:name w:val="Intense Quote"/>
-    <w:basedOn w:val="664"/>
-    <w:next w:val="664"/>
-    <w:link w:val="168"/>
+    <w:basedOn w:val="886"/>
+    <w:next w:val="886"/>
+    <w:link w:val="854"/>
     <w:uiPriority w:val="30"/>
     <w:qFormat/>
     <w:pPr>
@@ -30524,10 +32943,10 @@
       <w:color w:val="0f4761" w:themeColor="accent1" w:themeShade="BF"/>
     </w:rPr>
   </w:style>
-  <w:style w:type="character" w:styleId="168">
+  <w:style w:type="character" w:styleId="854">
     <w:name w:val="Intense Quote Char"/>
-    <w:basedOn w:val="148"/>
-    <w:link w:val="167"/>
+    <w:basedOn w:val="836"/>
+    <w:link w:val="853"/>
     <w:uiPriority w:val="30"/>
     <w:pPr>
       <w:pBdr/>
@@ -30540,9 +32959,9 @@
       <w:color w:val="0f4761" w:themeColor="accent1" w:themeShade="BF"/>
     </w:rPr>
   </w:style>
-  <w:style w:type="character" w:styleId="169">
+  <w:style w:type="character" w:styleId="855">
     <w:name w:val="Intense Reference"/>
-    <w:basedOn w:val="148"/>
+    <w:basedOn w:val="836"/>
     <w:uiPriority w:val="32"/>
     <w:qFormat/>
     <w:pPr>
@@ -30558,9 +32977,9 @@
       <w:spacing w:val="5"/>
     </w:rPr>
   </w:style>
-  <w:style w:type="character" w:styleId="171">
+  <w:style w:type="character" w:styleId="856">
     <w:name w:val="Subtle Emphasis"/>
-    <w:basedOn w:val="148"/>
+    <w:basedOn w:val="836"/>
     <w:uiPriority w:val="19"/>
     <w:qFormat/>
     <w:pPr>
@@ -30574,9 +32993,9 @@
       <w:color w:val="404040" w:themeColor="text1" w:themeTint="BF"/>
     </w:rPr>
   </w:style>
-  <w:style w:type="character" w:styleId="172">
+  <w:style w:type="character" w:styleId="857">
     <w:name w:val="Emphasis"/>
-    <w:basedOn w:val="148"/>
+    <w:basedOn w:val="836"/>
     <w:uiPriority w:val="20"/>
     <w:qFormat/>
     <w:pPr>
@@ -30589,9 +33008,9 @@
       <w:iCs/>
     </w:rPr>
   </w:style>
-  <w:style w:type="character" w:styleId="173">
+  <w:style w:type="character" w:styleId="858">
     <w:name w:val="Strong"/>
-    <w:basedOn w:val="148"/>
+    <w:basedOn w:val="836"/>
     <w:uiPriority w:val="22"/>
     <w:qFormat/>
     <w:pPr>
@@ -30604,9 +33023,9 @@
       <w:bCs/>
     </w:rPr>
   </w:style>
-  <w:style w:type="character" w:styleId="174">
+  <w:style w:type="character" w:styleId="859">
     <w:name w:val="Subtle Reference"/>
-    <w:basedOn w:val="148"/>
+    <w:basedOn w:val="836"/>
     <w:uiPriority w:val="31"/>
     <w:qFormat/>
     <w:pPr>
@@ -30619,9 +33038,9 @@
       <w:color w:val="5a5a5a" w:themeColor="text1" w:themeTint="A5"/>
     </w:rPr>
   </w:style>
-  <w:style w:type="character" w:styleId="175">
+  <w:style w:type="character" w:styleId="860">
     <w:name w:val="Book Title"/>
-    <w:basedOn w:val="148"/>
+    <w:basedOn w:val="836"/>
     <w:uiPriority w:val="33"/>
     <w:qFormat/>
     <w:pPr>
@@ -30637,10 +33056,10 @@
       <w:spacing w:val="5"/>
     </w:rPr>
   </w:style>
-  <w:style w:type="paragraph" w:styleId="176">
+  <w:style w:type="paragraph" w:styleId="861">
     <w:name w:val="Header"/>
-    <w:basedOn w:val="664"/>
-    <w:link w:val="177"/>
+    <w:basedOn w:val="886"/>
+    <w:link w:val="862"/>
     <w:uiPriority w:val="99"/>
     <w:unhideWhenUsed/>
     <w:pPr>
@@ -30653,10 +33072,10 @@
       <w:ind/>
     </w:pPr>
   </w:style>
-  <w:style w:type="character" w:styleId="177">
+  <w:style w:type="character" w:styleId="862">
     <w:name w:val="Header Char"/>
-    <w:basedOn w:val="148"/>
-    <w:link w:val="176"/>
+    <w:basedOn w:val="836"/>
+    <w:link w:val="861"/>
     <w:uiPriority w:val="99"/>
     <w:pPr>
       <w:pBdr/>
@@ -30664,10 +33083,10 @@
       <w:ind/>
     </w:pPr>
   </w:style>
-  <w:style w:type="paragraph" w:styleId="178">
+  <w:style w:type="paragraph" w:styleId="863">
     <w:name w:val="Footer"/>
-    <w:basedOn w:val="664"/>
-    <w:link w:val="179"/>
+    <w:basedOn w:val="886"/>
+    <w:link w:val="864"/>
     <w:uiPriority w:val="99"/>
     <w:unhideWhenUsed/>
     <w:pPr>
@@ -30680,10 +33099,10 @@
       <w:ind/>
     </w:pPr>
   </w:style>
-  <w:style w:type="character" w:styleId="179">
+  <w:style w:type="character" w:styleId="864">
     <w:name w:val="Footer Char"/>
-    <w:basedOn w:val="148"/>
-    <w:link w:val="178"/>
+    <w:basedOn w:val="836"/>
+    <w:link w:val="863"/>
     <w:uiPriority w:val="99"/>
     <w:pPr>
       <w:pBdr/>
@@ -30691,10 +33110,10 @@
       <w:ind/>
     </w:pPr>
   </w:style>
-  <w:style w:type="paragraph" w:styleId="180">
+  <w:style w:type="paragraph" w:styleId="865">
     <w:name w:val="Caption"/>
-    <w:basedOn w:val="664"/>
-    <w:next w:val="664"/>
+    <w:basedOn w:val="886"/>
+    <w:next w:val="886"/>
     <w:uiPriority w:val="35"/>
     <w:unhideWhenUsed/>
     <w:qFormat/>
@@ -30711,10 +33130,10 @@
       <w:szCs w:val="18"/>
     </w:rPr>
   </w:style>
-  <w:style w:type="paragraph" w:styleId="181">
+  <w:style w:type="paragraph" w:styleId="866">
     <w:name w:val="footnote text"/>
-    <w:basedOn w:val="664"/>
-    <w:link w:val="182"/>
+    <w:basedOn w:val="886"/>
+    <w:link w:val="867"/>
     <w:uiPriority w:val="99"/>
     <w:semiHidden/>
     <w:unhideWhenUsed/>
@@ -30728,10 +33147,10 @@
       <w:szCs w:val="20"/>
     </w:rPr>
   </w:style>
-  <w:style w:type="character" w:styleId="182">
+  <w:style w:type="character" w:styleId="867">
     <w:name w:val="Footnote Text Char"/>
-    <w:basedOn w:val="148"/>
-    <w:link w:val="181"/>
+    <w:basedOn w:val="836"/>
+    <w:link w:val="866"/>
     <w:uiPriority w:val="99"/>
     <w:semiHidden/>
     <w:pPr>
@@ -30744,9 +33163,9 @@
       <w:szCs w:val="20"/>
     </w:rPr>
   </w:style>
-  <w:style w:type="character" w:styleId="183">
+  <w:style w:type="character" w:styleId="868">
     <w:name w:val="footnote reference"/>
-    <w:basedOn w:val="148"/>
+    <w:basedOn w:val="836"/>
     <w:uiPriority w:val="99"/>
     <w:semiHidden/>
     <w:unhideWhenUsed/>
@@ -30759,10 +33178,10 @@
       <w:vertAlign w:val="superscript"/>
     </w:rPr>
   </w:style>
-  <w:style w:type="paragraph" w:styleId="184">
+  <w:style w:type="paragraph" w:styleId="869">
     <w:name w:val="endnote text"/>
-    <w:basedOn w:val="664"/>
-    <w:link w:val="185"/>
+    <w:basedOn w:val="886"/>
+    <w:link w:val="870"/>
     <w:uiPriority w:val="99"/>
     <w:semiHidden/>
     <w:unhideWhenUsed/>
@@ -30776,10 +33195,10 @@
       <w:szCs w:val="20"/>
     </w:rPr>
   </w:style>
-  <w:style w:type="character" w:styleId="185">
+  <w:style w:type="character" w:styleId="870">
     <w:name w:val="Endnote Text Char"/>
-    <w:basedOn w:val="148"/>
-    <w:link w:val="184"/>
+    <w:basedOn w:val="836"/>
+    <w:link w:val="869"/>
     <w:uiPriority w:val="99"/>
     <w:semiHidden/>
     <w:pPr>
@@ -30792,9 +33211,9 @@
       <w:szCs w:val="20"/>
     </w:rPr>
   </w:style>
-  <w:style w:type="character" w:styleId="186">
+  <w:style w:type="character" w:styleId="871">
     <w:name w:val="endnote reference"/>
-    <w:basedOn w:val="148"/>
+    <w:basedOn w:val="836"/>
     <w:uiPriority w:val="99"/>
     <w:semiHidden/>
     <w:unhideWhenUsed/>
@@ -30807,9 +33226,9 @@
       <w:vertAlign w:val="superscript"/>
     </w:rPr>
   </w:style>
-  <w:style w:type="character" w:styleId="187">
+  <w:style w:type="character" w:styleId="872">
     <w:name w:val="Hyperlink"/>
-    <w:basedOn w:val="148"/>
+    <w:basedOn w:val="836"/>
     <w:uiPriority w:val="99"/>
     <w:unhideWhenUsed/>
     <w:pPr>
@@ -30822,9 +33241,9 @@
       <w:u w:val="single"/>
     </w:rPr>
   </w:style>
-  <w:style w:type="character" w:styleId="188">
+  <w:style w:type="character" w:styleId="873">
     <w:name w:val="FollowedHyperlink"/>
-    <w:basedOn w:val="148"/>
+    <w:basedOn w:val="836"/>
     <w:uiPriority w:val="99"/>
     <w:semiHidden/>
     <w:unhideWhenUsed/>
@@ -30838,10 +33257,10 @@
       <w:u w:val="single"/>
     </w:rPr>
   </w:style>
-  <w:style w:type="paragraph" w:styleId="189">
+  <w:style w:type="paragraph" w:styleId="874">
     <w:name w:val="toc 1"/>
-    <w:basedOn w:val="664"/>
-    <w:next w:val="664"/>
+    <w:basedOn w:val="886"/>
+    <w:next w:val="886"/>
     <w:uiPriority w:val="39"/>
     <w:unhideWhenUsed/>
     <w:pPr>
@@ -30850,10 +33269,10 @@
       <w:ind/>
     </w:pPr>
   </w:style>
-  <w:style w:type="paragraph" w:styleId="190">
+  <w:style w:type="paragraph" w:styleId="875">
     <w:name w:val="toc 2"/>
-    <w:basedOn w:val="664"/>
-    <w:next w:val="664"/>
+    <w:basedOn w:val="886"/>
+    <w:next w:val="886"/>
     <w:uiPriority w:val="39"/>
     <w:unhideWhenUsed/>
     <w:pPr>
@@ -30862,10 +33281,10 @@
       <w:ind w:left="220"/>
     </w:pPr>
   </w:style>
-  <w:style w:type="paragraph" w:styleId="191">
+  <w:style w:type="paragraph" w:styleId="876">
     <w:name w:val="toc 3"/>
-    <w:basedOn w:val="664"/>
-    <w:next w:val="664"/>
+    <w:basedOn w:val="886"/>
+    <w:next w:val="886"/>
     <w:uiPriority w:val="39"/>
     <w:unhideWhenUsed/>
     <w:pPr>
@@ -30874,10 +33293,10 @@
       <w:ind w:left="440"/>
     </w:pPr>
   </w:style>
-  <w:style w:type="paragraph" w:styleId="192">
+  <w:style w:type="paragraph" w:styleId="877">
     <w:name w:val="toc 4"/>
-    <w:basedOn w:val="664"/>
-    <w:next w:val="664"/>
+    <w:basedOn w:val="886"/>
+    <w:next w:val="886"/>
     <w:uiPriority w:val="39"/>
     <w:unhideWhenUsed/>
     <w:pPr>
@@ -30886,10 +33305,10 @@
       <w:ind w:left="660"/>
     </w:pPr>
   </w:style>
-  <w:style w:type="paragraph" w:styleId="193">
+  <w:style w:type="paragraph" w:styleId="878">
     <w:name w:val="toc 5"/>
-    <w:basedOn w:val="664"/>
-    <w:next w:val="664"/>
+    <w:basedOn w:val="886"/>
+    <w:next w:val="886"/>
     <w:uiPriority w:val="39"/>
     <w:unhideWhenUsed/>
     <w:pPr>
@@ -30898,10 +33317,10 @@
       <w:ind w:left="880"/>
     </w:pPr>
   </w:style>
-  <w:style w:type="paragraph" w:styleId="194">
+  <w:style w:type="paragraph" w:styleId="879">
     <w:name w:val="toc 6"/>
-    <w:basedOn w:val="664"/>
-    <w:next w:val="664"/>
+    <w:basedOn w:val="886"/>
+    <w:next w:val="886"/>
     <w:uiPriority w:val="39"/>
     <w:unhideWhenUsed/>
     <w:pPr>
@@ -30910,10 +33329,10 @@
       <w:ind w:left="1100"/>
     </w:pPr>
   </w:style>
-  <w:style w:type="paragraph" w:styleId="195">
+  <w:style w:type="paragraph" w:styleId="880">
     <w:name w:val="toc 7"/>
-    <w:basedOn w:val="664"/>
-    <w:next w:val="664"/>
+    <w:basedOn w:val="886"/>
+    <w:next w:val="886"/>
     <w:uiPriority w:val="39"/>
     <w:unhideWhenUsed/>
     <w:pPr>
@@ -30922,10 +33341,10 @@
       <w:ind w:left="1320"/>
     </w:pPr>
   </w:style>
-  <w:style w:type="paragraph" w:styleId="196">
+  <w:style w:type="paragraph" w:styleId="881">
     <w:name w:val="toc 8"/>
-    <w:basedOn w:val="664"/>
-    <w:next w:val="664"/>
+    <w:basedOn w:val="886"/>
+    <w:next w:val="886"/>
     <w:uiPriority w:val="39"/>
     <w:unhideWhenUsed/>
     <w:pPr>
@@ -30934,10 +33353,10 @@
       <w:ind w:left="1540"/>
     </w:pPr>
   </w:style>
-  <w:style w:type="paragraph" w:styleId="197">
+  <w:style w:type="paragraph" w:styleId="882">
     <w:name w:val="toc 9"/>
-    <w:basedOn w:val="664"/>
-    <w:next w:val="664"/>
+    <w:basedOn w:val="886"/>
+    <w:next w:val="886"/>
     <w:uiPriority w:val="39"/>
     <w:unhideWhenUsed/>
     <w:pPr>
@@ -30946,9 +33365,9 @@
       <w:ind w:left="1760"/>
     </w:pPr>
   </w:style>
-  <w:style w:type="character" w:styleId="198">
+  <w:style w:type="character" w:styleId="883">
     <w:name w:val="Placeholder Text"/>
-    <w:basedOn w:val="148"/>
+    <w:basedOn w:val="836"/>
     <w:uiPriority w:val="99"/>
     <w:semiHidden/>
     <w:pPr>
@@ -30960,7 +33379,7 @@
       <w:color w:val="666666"/>
     </w:rPr>
   </w:style>
-  <w:style w:type="paragraph" w:styleId="208">
+  <w:style w:type="paragraph" w:styleId="884">
     <w:name w:val="TOC Heading"/>
     <w:uiPriority w:val="39"/>
     <w:unhideWhenUsed/>
@@ -30970,10 +33389,10 @@
       <w:ind/>
     </w:pPr>
   </w:style>
-  <w:style w:type="paragraph" w:styleId="209">
+  <w:style w:type="paragraph" w:styleId="885">
     <w:name w:val="table of figures"/>
-    <w:basedOn w:val="664"/>
-    <w:next w:val="664"/>
+    <w:basedOn w:val="886"/>
+    <w:next w:val="886"/>
     <w:uiPriority w:val="99"/>
     <w:unhideWhenUsed/>
     <w:pPr>
@@ -30982,7 +33401,7 @@
       <w:ind/>
     </w:pPr>
   </w:style>
-  <w:style w:type="paragraph" w:styleId="664" w:default="1">
+  <w:style w:type="paragraph" w:styleId="886" w:default="1">
     <w:name w:val="Normal"/>
     <w:qFormat/>
     <w:pPr>
@@ -30991,7 +33410,7 @@
       <w:ind/>
     </w:pPr>
   </w:style>
-  <w:style w:type="table" w:styleId="665" w:default="1">
+  <w:style w:type="table" w:styleId="887" w:default="1">
     <w:name w:val="Normal Table"/>
     <w:uiPriority w:val="99"/>
     <w:semiHidden/>
@@ -31184,7 +33603,7 @@
       </w:tcPr>
     </w:tblStylePr>
   </w:style>
-  <w:style w:type="numbering" w:styleId="666" w:default="1">
+  <w:style w:type="numbering" w:styleId="888" w:default="1">
     <w:name w:val="No List"/>
     <w:uiPriority w:val="99"/>
     <w:semiHidden/>
@@ -31195,9 +33614,9 @@
       <w:ind/>
     </w:pPr>
   </w:style>
-  <w:style w:type="paragraph" w:styleId="667">
+  <w:style w:type="paragraph" w:styleId="889">
     <w:name w:val="No Spacing"/>
-    <w:basedOn w:val="664"/>
+    <w:basedOn w:val="886"/>
     <w:uiPriority w:val="1"/>
     <w:qFormat/>
     <w:pPr>
@@ -31206,9 +33625,9 @@
       <w:ind/>
     </w:pPr>
   </w:style>
-  <w:style w:type="paragraph" w:styleId="668">
+  <w:style w:type="paragraph" w:styleId="890">
     <w:name w:val="List Paragraph"/>
-    <w:basedOn w:val="664"/>
+    <w:basedOn w:val="886"/>
     <w:uiPriority w:val="34"/>
     <w:qFormat/>
     <w:pPr>
